--- a/HelpResourcesSources/TechnicalNotes/Technical Notes on FieldWorks Send-Receive.docx
+++ b/HelpResourcesSources/TechnicalNotes/Technical Notes on FieldWorks Send-Receive.docx
@@ -40,16 +40,13 @@
         <w:br/>
       </w:r>
       <w:r>
-        <w:t xml:space="preserve">February </w:t>
-      </w:r>
-      <w:r>
-        <w:t>1</w:t>
+        <w:t>May 1</w:t>
+      </w:r>
+      <w:r>
+        <w:t>, 202</w:t>
       </w:r>
       <w:r>
         <w:t>5</w:t>
-      </w:r>
-      <w:r>
-        <w:t>, 2024</w:t>
       </w:r>
     </w:p>
     <w:p>
@@ -69,7 +66,13 @@
         <w:fldChar w:fldCharType="begin"/>
       </w:r>
       <w:r>
-        <w:instrText xml:space="preserve"> TOC \o "2-3" \h \z \u \t "Heading 1,1" </w:instrText>
+        <w:instrText xml:space="preserve"> TOC \o "2-</w:instrText>
+      </w:r>
+      <w:r>
+        <w:instrText>4</w:instrText>
+      </w:r>
+      <w:r>
+        <w:instrText xml:space="preserve">" \h \z \u \t "Heading 1,1" </w:instrText>
       </w:r>
       <w:r>
         <w:fldChar w:fldCharType="separate"/>
@@ -88,7 +91,7 @@
           <w:szCs w:val="22"/>
         </w:rPr>
       </w:pPr>
-      <w:hyperlink w:anchor="_Toc158903868" w:history="1">
+      <w:hyperlink w:anchor="_Toc197003727" w:history="1">
         <w:r>
           <w:rPr>
             <w:rStyle w:val="Hyperlink"/>
@@ -115,7 +118,7 @@
             <w:noProof/>
             <w:webHidden/>
           </w:rPr>
-          <w:instrText xml:space="preserve"> PAGEREF _Toc158903868 \h </w:instrText>
+          <w:instrText xml:space="preserve"> PAGEREF _Toc197003727 \h </w:instrText>
         </w:r>
         <w:r>
           <w:rPr>
@@ -159,7 +162,7 @@
           <w:szCs w:val="22"/>
         </w:rPr>
       </w:pPr>
-      <w:hyperlink w:anchor="_Toc158903869" w:history="1">
+      <w:hyperlink w:anchor="_Toc197003728" w:history="1">
         <w:r>
           <w:rPr>
             <w:rStyle w:val="Hyperlink"/>
@@ -186,7 +189,7 @@
             <w:noProof/>
             <w:webHidden/>
           </w:rPr>
-          <w:instrText xml:space="preserve"> PAGEREF _Toc158903869 \h </w:instrText>
+          <w:instrText xml:space="preserve"> PAGEREF _Toc197003728 \h </w:instrText>
         </w:r>
         <w:r>
           <w:rPr>
@@ -230,7 +233,7 @@
           <w:szCs w:val="22"/>
         </w:rPr>
       </w:pPr>
-      <w:hyperlink w:anchor="_Toc158903870" w:history="1">
+      <w:hyperlink w:anchor="_Toc197003729" w:history="1">
         <w:r>
           <w:rPr>
             <w:rStyle w:val="Hyperlink"/>
@@ -257,7 +260,7 @@
             <w:noProof/>
             <w:webHidden/>
           </w:rPr>
-          <w:instrText xml:space="preserve"> PAGEREF _Toc158903870 \h </w:instrText>
+          <w:instrText xml:space="preserve"> PAGEREF _Toc197003729 \h </w:instrText>
         </w:r>
         <w:r>
           <w:rPr>
@@ -301,7 +304,7 @@
           <w:szCs w:val="22"/>
         </w:rPr>
       </w:pPr>
-      <w:hyperlink w:anchor="_Toc158903871" w:history="1">
+      <w:hyperlink w:anchor="_Toc197003730" w:history="1">
         <w:r>
           <w:rPr>
             <w:rStyle w:val="Hyperlink"/>
@@ -328,7 +331,7 @@
             <w:noProof/>
             <w:webHidden/>
           </w:rPr>
-          <w:instrText xml:space="preserve"> PAGEREF _Toc158903871 \h </w:instrText>
+          <w:instrText xml:space="preserve"> PAGEREF _Toc197003730 \h </w:instrText>
         </w:r>
         <w:r>
           <w:rPr>
@@ -372,7 +375,7 @@
           <w:szCs w:val="22"/>
         </w:rPr>
       </w:pPr>
-      <w:hyperlink w:anchor="_Toc158903872" w:history="1">
+      <w:hyperlink w:anchor="_Toc197003731" w:history="1">
         <w:r>
           <w:rPr>
             <w:rStyle w:val="Hyperlink"/>
@@ -399,7 +402,7 @@
             <w:noProof/>
             <w:webHidden/>
           </w:rPr>
-          <w:instrText xml:space="preserve"> PAGEREF _Toc158903872 \h </w:instrText>
+          <w:instrText xml:space="preserve"> PAGEREF _Toc197003731 \h </w:instrText>
         </w:r>
         <w:r>
           <w:rPr>
@@ -443,7 +446,7 @@
           <w:szCs w:val="22"/>
         </w:rPr>
       </w:pPr>
-      <w:hyperlink w:anchor="_Toc158903873" w:history="1">
+      <w:hyperlink w:anchor="_Toc197003732" w:history="1">
         <w:r>
           <w:rPr>
             <w:rStyle w:val="Hyperlink"/>
@@ -470,7 +473,7 @@
             <w:noProof/>
             <w:webHidden/>
           </w:rPr>
-          <w:instrText xml:space="preserve"> PAGEREF _Toc158903873 \h </w:instrText>
+          <w:instrText xml:space="preserve"> PAGEREF _Toc197003732 \h </w:instrText>
         </w:r>
         <w:r>
           <w:rPr>
@@ -514,13 +517,13 @@
           <w:szCs w:val="22"/>
         </w:rPr>
       </w:pPr>
-      <w:hyperlink w:anchor="_Toc158903874" w:history="1">
+      <w:hyperlink w:anchor="_Toc197003733" w:history="1">
         <w:r>
           <w:rPr>
             <w:rStyle w:val="Hyperlink"/>
             <w:noProof/>
           </w:rPr>
-          <w:t>2.5 Language Depot Internet setup</w:t>
+          <w:t>2.5 Lexbox Internet setup</w:t>
         </w:r>
         <w:r>
           <w:rPr>
@@ -541,7 +544,7 @@
             <w:noProof/>
             <w:webHidden/>
           </w:rPr>
-          <w:instrText xml:space="preserve"> PAGEREF _Toc158903874 \h </w:instrText>
+          <w:instrText xml:space="preserve"> PAGEREF _Toc197003733 \h </w:instrText>
         </w:r>
         <w:r>
           <w:rPr>
@@ -585,7 +588,7 @@
           <w:szCs w:val="22"/>
         </w:rPr>
       </w:pPr>
-      <w:hyperlink w:anchor="_Toc158903875" w:history="1">
+      <w:hyperlink w:anchor="_Toc197003734" w:history="1">
         <w:r>
           <w:rPr>
             <w:rStyle w:val="Hyperlink"/>
@@ -612,7 +615,7 @@
             <w:noProof/>
             <w:webHidden/>
           </w:rPr>
-          <w:instrText xml:space="preserve"> PAGEREF _Toc158903875 \h </w:instrText>
+          <w:instrText xml:space="preserve"> PAGEREF _Toc197003734 \h </w:instrText>
         </w:r>
         <w:r>
           <w:rPr>
@@ -632,7 +635,7 @@
             <w:noProof/>
             <w:webHidden/>
           </w:rPr>
-          <w:t>10</w:t>
+          <w:t>11</w:t>
         </w:r>
         <w:r>
           <w:rPr>
@@ -656,7 +659,7 @@
           <w:szCs w:val="22"/>
         </w:rPr>
       </w:pPr>
-      <w:hyperlink w:anchor="_Toc158903876" w:history="1">
+      <w:hyperlink w:anchor="_Toc197003735" w:history="1">
         <w:r>
           <w:rPr>
             <w:rStyle w:val="Hyperlink"/>
@@ -683,7 +686,7 @@
             <w:noProof/>
             <w:webHidden/>
           </w:rPr>
-          <w:instrText xml:space="preserve"> PAGEREF _Toc158903876 \h </w:instrText>
+          <w:instrText xml:space="preserve"> PAGEREF _Toc197003735 \h </w:instrText>
         </w:r>
         <w:r>
           <w:rPr>
@@ -703,7 +706,7 @@
             <w:noProof/>
             <w:webHidden/>
           </w:rPr>
-          <w:t>10</w:t>
+          <w:t>11</w:t>
         </w:r>
         <w:r>
           <w:rPr>
@@ -727,7 +730,7 @@
           <w:szCs w:val="22"/>
         </w:rPr>
       </w:pPr>
-      <w:hyperlink w:anchor="_Toc158903877" w:history="1">
+      <w:hyperlink w:anchor="_Toc197003736" w:history="1">
         <w:r>
           <w:rPr>
             <w:rStyle w:val="Hyperlink"/>
@@ -754,7 +757,7 @@
             <w:noProof/>
             <w:webHidden/>
           </w:rPr>
-          <w:instrText xml:space="preserve"> PAGEREF _Toc158903877 \h </w:instrText>
+          <w:instrText xml:space="preserve"> PAGEREF _Toc197003736 \h </w:instrText>
         </w:r>
         <w:r>
           <w:rPr>
@@ -774,7 +777,7 @@
             <w:noProof/>
             <w:webHidden/>
           </w:rPr>
-          <w:t>11</w:t>
+          <w:t>12</w:t>
         </w:r>
         <w:r>
           <w:rPr>
@@ -798,7 +801,7 @@
           <w:szCs w:val="22"/>
         </w:rPr>
       </w:pPr>
-      <w:hyperlink w:anchor="_Toc158903878" w:history="1">
+      <w:hyperlink w:anchor="_Toc197003737" w:history="1">
         <w:r>
           <w:rPr>
             <w:rStyle w:val="Hyperlink"/>
@@ -825,7 +828,7 @@
             <w:noProof/>
             <w:webHidden/>
           </w:rPr>
-          <w:instrText xml:space="preserve"> PAGEREF _Toc158903878 \h </w:instrText>
+          <w:instrText xml:space="preserve"> PAGEREF _Toc197003737 \h </w:instrText>
         </w:r>
         <w:r>
           <w:rPr>
@@ -845,7 +848,7 @@
             <w:noProof/>
             <w:webHidden/>
           </w:rPr>
-          <w:t>12</w:t>
+          <w:t>13</w:t>
         </w:r>
         <w:r>
           <w:rPr>
@@ -869,7 +872,7 @@
           <w:szCs w:val="22"/>
         </w:rPr>
       </w:pPr>
-      <w:hyperlink w:anchor="_Toc158903879" w:history="1">
+      <w:hyperlink w:anchor="_Toc197003738" w:history="1">
         <w:r>
           <w:rPr>
             <w:rStyle w:val="Hyperlink"/>
@@ -896,7 +899,7 @@
             <w:noProof/>
             <w:webHidden/>
           </w:rPr>
-          <w:instrText xml:space="preserve"> PAGEREF _Toc158903879 \h </w:instrText>
+          <w:instrText xml:space="preserve"> PAGEREF _Toc197003738 \h </w:instrText>
         </w:r>
         <w:r>
           <w:rPr>
@@ -916,7 +919,7 @@
             <w:noProof/>
             <w:webHidden/>
           </w:rPr>
-          <w:t>14</w:t>
+          <w:t>15</w:t>
         </w:r>
         <w:r>
           <w:rPr>
@@ -940,7 +943,7 @@
           <w:szCs w:val="22"/>
         </w:rPr>
       </w:pPr>
-      <w:hyperlink w:anchor="_Toc158903880" w:history="1">
+      <w:hyperlink w:anchor="_Toc197003739" w:history="1">
         <w:r>
           <w:rPr>
             <w:rStyle w:val="Hyperlink"/>
@@ -967,7 +970,7 @@
             <w:noProof/>
             <w:webHidden/>
           </w:rPr>
-          <w:instrText xml:space="preserve"> PAGEREF _Toc158903880 \h </w:instrText>
+          <w:instrText xml:space="preserve"> PAGEREF _Toc197003739 \h </w:instrText>
         </w:r>
         <w:r>
           <w:rPr>
@@ -987,7 +990,7 @@
             <w:noProof/>
             <w:webHidden/>
           </w:rPr>
-          <w:t>15</w:t>
+          <w:t>16</w:t>
         </w:r>
         <w:r>
           <w:rPr>
@@ -1011,7 +1014,7 @@
           <w:szCs w:val="22"/>
         </w:rPr>
       </w:pPr>
-      <w:hyperlink w:anchor="_Toc158903881" w:history="1">
+      <w:hyperlink w:anchor="_Toc197003740" w:history="1">
         <w:r>
           <w:rPr>
             <w:rStyle w:val="Hyperlink"/>
@@ -1038,7 +1041,7 @@
             <w:noProof/>
             <w:webHidden/>
           </w:rPr>
-          <w:instrText xml:space="preserve"> PAGEREF _Toc158903881 \h </w:instrText>
+          <w:instrText xml:space="preserve"> PAGEREF _Toc197003740 \h </w:instrText>
         </w:r>
         <w:r>
           <w:rPr>
@@ -1058,7 +1061,7 @@
             <w:noProof/>
             <w:webHidden/>
           </w:rPr>
-          <w:t>18</w:t>
+          <w:t>19</w:t>
         </w:r>
         <w:r>
           <w:rPr>
@@ -1082,7 +1085,7 @@
           <w:szCs w:val="22"/>
         </w:rPr>
       </w:pPr>
-      <w:hyperlink w:anchor="_Toc158903882" w:history="1">
+      <w:hyperlink w:anchor="_Toc197003741" w:history="1">
         <w:r>
           <w:rPr>
             <w:rStyle w:val="Hyperlink"/>
@@ -1109,7 +1112,7 @@
             <w:noProof/>
             <w:webHidden/>
           </w:rPr>
-          <w:instrText xml:space="preserve"> PAGEREF _Toc158903882 \h </w:instrText>
+          <w:instrText xml:space="preserve"> PAGEREF _Toc197003741 \h </w:instrText>
         </w:r>
         <w:r>
           <w:rPr>
@@ -1129,7 +1132,78 @@
             <w:noProof/>
             <w:webHidden/>
           </w:rPr>
-          <w:t>18</w:t>
+          <w:t>19</w:t>
+        </w:r>
+        <w:r>
+          <w:rPr>
+            <w:noProof/>
+            <w:webHidden/>
+          </w:rPr>
+          <w:fldChar w:fldCharType="end"/>
+        </w:r>
+      </w:hyperlink>
+    </w:p>
+    <w:p>
+      <w:pPr>
+        <w:pStyle w:val="TOC4"/>
+        <w:tabs>
+          <w:tab w:val="right" w:leader="dot" w:pos="9350"/>
+        </w:tabs>
+        <w:rPr>
+          <w:rFonts w:asciiTheme="minorHAnsi" w:eastAsiaTheme="minorEastAsia" w:hAnsiTheme="minorHAnsi" w:cstheme="minorBidi"/>
+          <w:noProof/>
+          <w:sz w:val="22"/>
+          <w:szCs w:val="22"/>
+        </w:rPr>
+      </w:pPr>
+      <w:hyperlink w:anchor="_Toc197003742" w:history="1">
+        <w:r>
+          <w:rPr>
+            <w:rStyle w:val="Hyperlink"/>
+            <w:noProof/>
+          </w:rPr>
+          <w:t>3.7.1 FLEx Bridge mercurial compatibility</w:t>
+        </w:r>
+        <w:r>
+          <w:rPr>
+            <w:noProof/>
+            <w:webHidden/>
+          </w:rPr>
+          <w:tab/>
+        </w:r>
+        <w:r>
+          <w:rPr>
+            <w:noProof/>
+            <w:webHidden/>
+          </w:rPr>
+          <w:fldChar w:fldCharType="begin"/>
+        </w:r>
+        <w:r>
+          <w:rPr>
+            <w:noProof/>
+            <w:webHidden/>
+          </w:rPr>
+          <w:instrText xml:space="preserve"> PAGEREF _Toc197003742 \h </w:instrText>
+        </w:r>
+        <w:r>
+          <w:rPr>
+            <w:noProof/>
+            <w:webHidden/>
+          </w:rPr>
+        </w:r>
+        <w:r>
+          <w:rPr>
+            <w:noProof/>
+            <w:webHidden/>
+          </w:rPr>
+          <w:fldChar w:fldCharType="separate"/>
+        </w:r>
+        <w:r>
+          <w:rPr>
+            <w:noProof/>
+            <w:webHidden/>
+          </w:rPr>
+          <w:t>20</w:t>
         </w:r>
         <w:r>
           <w:rPr>
@@ -1153,7 +1227,7 @@
           <w:szCs w:val="22"/>
         </w:rPr>
       </w:pPr>
-      <w:hyperlink w:anchor="_Toc158903883" w:history="1">
+      <w:hyperlink w:anchor="_Toc197003743" w:history="1">
         <w:r>
           <w:rPr>
             <w:rStyle w:val="Hyperlink"/>
@@ -1180,7 +1254,7 @@
             <w:noProof/>
             <w:webHidden/>
           </w:rPr>
-          <w:instrText xml:space="preserve"> PAGEREF _Toc158903883 \h </w:instrText>
+          <w:instrText xml:space="preserve"> PAGEREF _Toc197003743 \h </w:instrText>
         </w:r>
         <w:r>
           <w:rPr>
@@ -1200,7 +1274,7 @@
             <w:noProof/>
             <w:webHidden/>
           </w:rPr>
-          <w:t>19</w:t>
+          <w:t>21</w:t>
         </w:r>
         <w:r>
           <w:rPr>
@@ -1224,7 +1298,7 @@
           <w:szCs w:val="22"/>
         </w:rPr>
       </w:pPr>
-      <w:hyperlink w:anchor="_Toc158903884" w:history="1">
+      <w:hyperlink w:anchor="_Toc197003744" w:history="1">
         <w:r>
           <w:rPr>
             <w:rStyle w:val="Hyperlink"/>
@@ -1251,7 +1325,7 @@
             <w:noProof/>
             <w:webHidden/>
           </w:rPr>
-          <w:instrText xml:space="preserve"> PAGEREF _Toc158903884 \h </w:instrText>
+          <w:instrText xml:space="preserve"> PAGEREF _Toc197003744 \h </w:instrText>
         </w:r>
         <w:r>
           <w:rPr>
@@ -1271,7 +1345,7 @@
             <w:noProof/>
             <w:webHidden/>
           </w:rPr>
-          <w:t>20</w:t>
+          <w:t>22</w:t>
         </w:r>
         <w:r>
           <w:rPr>
@@ -1295,7 +1369,7 @@
           <w:szCs w:val="22"/>
         </w:rPr>
       </w:pPr>
-      <w:hyperlink w:anchor="_Toc158903885" w:history="1">
+      <w:hyperlink w:anchor="_Toc197003745" w:history="1">
         <w:r>
           <w:rPr>
             <w:rStyle w:val="Hyperlink"/>
@@ -1322,7 +1396,7 @@
             <w:noProof/>
             <w:webHidden/>
           </w:rPr>
-          <w:instrText xml:space="preserve"> PAGEREF _Toc158903885 \h </w:instrText>
+          <w:instrText xml:space="preserve"> PAGEREF _Toc197003745 \h </w:instrText>
         </w:r>
         <w:r>
           <w:rPr>
@@ -1342,7 +1416,7 @@
             <w:noProof/>
             <w:webHidden/>
           </w:rPr>
-          <w:t>20</w:t>
+          <w:t>22</w:t>
         </w:r>
         <w:r>
           <w:rPr>
@@ -1366,7 +1440,7 @@
           <w:szCs w:val="22"/>
         </w:rPr>
       </w:pPr>
-      <w:hyperlink w:anchor="_Toc158903886" w:history="1">
+      <w:hyperlink w:anchor="_Toc197003746" w:history="1">
         <w:r>
           <w:rPr>
             <w:rStyle w:val="Hyperlink"/>
@@ -1393,7 +1467,7 @@
             <w:noProof/>
             <w:webHidden/>
           </w:rPr>
-          <w:instrText xml:space="preserve"> PAGEREF _Toc158903886 \h </w:instrText>
+          <w:instrText xml:space="preserve"> PAGEREF _Toc197003746 \h </w:instrText>
         </w:r>
         <w:r>
           <w:rPr>
@@ -1413,7 +1487,7 @@
             <w:noProof/>
             <w:webHidden/>
           </w:rPr>
-          <w:t>21</w:t>
+          <w:t>23</w:t>
         </w:r>
         <w:r>
           <w:rPr>
@@ -1437,7 +1511,7 @@
           <w:szCs w:val="22"/>
         </w:rPr>
       </w:pPr>
-      <w:hyperlink w:anchor="_Toc158903887" w:history="1">
+      <w:hyperlink w:anchor="_Toc197003747" w:history="1">
         <w:r>
           <w:rPr>
             <w:rStyle w:val="Hyperlink"/>
@@ -1464,7 +1538,7 @@
             <w:noProof/>
             <w:webHidden/>
           </w:rPr>
-          <w:instrText xml:space="preserve"> PAGEREF _Toc158903887 \h </w:instrText>
+          <w:instrText xml:space="preserve"> PAGEREF _Toc197003747 \h </w:instrText>
         </w:r>
         <w:r>
           <w:rPr>
@@ -1484,7 +1558,7 @@
             <w:noProof/>
             <w:webHidden/>
           </w:rPr>
-          <w:t>21</w:t>
+          <w:t>23</w:t>
         </w:r>
         <w:r>
           <w:rPr>
@@ -1508,7 +1582,7 @@
           <w:szCs w:val="22"/>
         </w:rPr>
       </w:pPr>
-      <w:hyperlink w:anchor="_Toc158903888" w:history="1">
+      <w:hyperlink w:anchor="_Toc197003748" w:history="1">
         <w:r>
           <w:rPr>
             <w:rStyle w:val="Hyperlink"/>
@@ -1535,7 +1609,7 @@
             <w:noProof/>
             <w:webHidden/>
           </w:rPr>
-          <w:instrText xml:space="preserve"> PAGEREF _Toc158903888 \h </w:instrText>
+          <w:instrText xml:space="preserve"> PAGEREF _Toc197003748 \h </w:instrText>
         </w:r>
         <w:r>
           <w:rPr>
@@ -1555,7 +1629,7 @@
             <w:noProof/>
             <w:webHidden/>
           </w:rPr>
-          <w:t>22</w:t>
+          <w:t>24</w:t>
         </w:r>
         <w:r>
           <w:rPr>
@@ -1579,7 +1653,7 @@
           <w:szCs w:val="22"/>
         </w:rPr>
       </w:pPr>
-      <w:hyperlink w:anchor="_Toc158903889" w:history="1">
+      <w:hyperlink w:anchor="_Toc197003749" w:history="1">
         <w:r>
           <w:rPr>
             <w:rStyle w:val="Hyperlink"/>
@@ -1606,7 +1680,7 @@
             <w:noProof/>
             <w:webHidden/>
           </w:rPr>
-          <w:instrText xml:space="preserve"> PAGEREF _Toc158903889 \h </w:instrText>
+          <w:instrText xml:space="preserve"> PAGEREF _Toc197003749 \h </w:instrText>
         </w:r>
         <w:r>
           <w:rPr>
@@ -1626,7 +1700,362 @@
             <w:noProof/>
             <w:webHidden/>
           </w:rPr>
-          <w:t>28</w:t>
+          <w:t>30</w:t>
+        </w:r>
+        <w:r>
+          <w:rPr>
+            <w:noProof/>
+            <w:webHidden/>
+          </w:rPr>
+          <w:fldChar w:fldCharType="end"/>
+        </w:r>
+      </w:hyperlink>
+    </w:p>
+    <w:p>
+      <w:pPr>
+        <w:pStyle w:val="TOC4"/>
+        <w:tabs>
+          <w:tab w:val="right" w:leader="dot" w:pos="9350"/>
+        </w:tabs>
+        <w:rPr>
+          <w:rFonts w:asciiTheme="minorHAnsi" w:eastAsiaTheme="minorEastAsia" w:hAnsiTheme="minorHAnsi" w:cstheme="minorBidi"/>
+          <w:noProof/>
+          <w:sz w:val="22"/>
+          <w:szCs w:val="22"/>
+        </w:rPr>
+      </w:pPr>
+      <w:hyperlink w:anchor="_Toc197003750" w:history="1">
+        <w:r>
+          <w:rPr>
+            <w:rStyle w:val="Hyperlink"/>
+            <w:noProof/>
+          </w:rPr>
+          <w:t>4.5.1 Repairing lost or damaged local repo</w:t>
+        </w:r>
+        <w:r>
+          <w:rPr>
+            <w:noProof/>
+            <w:webHidden/>
+          </w:rPr>
+          <w:tab/>
+        </w:r>
+        <w:r>
+          <w:rPr>
+            <w:noProof/>
+            <w:webHidden/>
+          </w:rPr>
+          <w:fldChar w:fldCharType="begin"/>
+        </w:r>
+        <w:r>
+          <w:rPr>
+            <w:noProof/>
+            <w:webHidden/>
+          </w:rPr>
+          <w:instrText xml:space="preserve"> PAGEREF _Toc197003750 \h </w:instrText>
+        </w:r>
+        <w:r>
+          <w:rPr>
+            <w:noProof/>
+            <w:webHidden/>
+          </w:rPr>
+        </w:r>
+        <w:r>
+          <w:rPr>
+            <w:noProof/>
+            <w:webHidden/>
+          </w:rPr>
+          <w:fldChar w:fldCharType="separate"/>
+        </w:r>
+        <w:r>
+          <w:rPr>
+            <w:noProof/>
+            <w:webHidden/>
+          </w:rPr>
+          <w:t>31</w:t>
+        </w:r>
+        <w:r>
+          <w:rPr>
+            <w:noProof/>
+            <w:webHidden/>
+          </w:rPr>
+          <w:fldChar w:fldCharType="end"/>
+        </w:r>
+      </w:hyperlink>
+    </w:p>
+    <w:p>
+      <w:pPr>
+        <w:pStyle w:val="TOC4"/>
+        <w:tabs>
+          <w:tab w:val="right" w:leader="dot" w:pos="9350"/>
+        </w:tabs>
+        <w:rPr>
+          <w:rFonts w:asciiTheme="minorHAnsi" w:eastAsiaTheme="minorEastAsia" w:hAnsiTheme="minorHAnsi" w:cstheme="minorBidi"/>
+          <w:noProof/>
+          <w:sz w:val="22"/>
+          <w:szCs w:val="22"/>
+        </w:rPr>
+      </w:pPr>
+      <w:hyperlink w:anchor="_Toc197003751" w:history="1">
+        <w:r>
+          <w:rPr>
+            <w:rStyle w:val="Hyperlink"/>
+            <w:noProof/>
+          </w:rPr>
+          <w:t>4.5.2 Using Repository Utility</w:t>
+        </w:r>
+        <w:r>
+          <w:rPr>
+            <w:noProof/>
+            <w:webHidden/>
+          </w:rPr>
+          <w:tab/>
+        </w:r>
+        <w:r>
+          <w:rPr>
+            <w:noProof/>
+            <w:webHidden/>
+          </w:rPr>
+          <w:fldChar w:fldCharType="begin"/>
+        </w:r>
+        <w:r>
+          <w:rPr>
+            <w:noProof/>
+            <w:webHidden/>
+          </w:rPr>
+          <w:instrText xml:space="preserve"> PAGEREF _Toc197003751 \h </w:instrText>
+        </w:r>
+        <w:r>
+          <w:rPr>
+            <w:noProof/>
+            <w:webHidden/>
+          </w:rPr>
+        </w:r>
+        <w:r>
+          <w:rPr>
+            <w:noProof/>
+            <w:webHidden/>
+          </w:rPr>
+          <w:fldChar w:fldCharType="separate"/>
+        </w:r>
+        <w:r>
+          <w:rPr>
+            <w:noProof/>
+            <w:webHidden/>
+          </w:rPr>
+          <w:t>32</w:t>
+        </w:r>
+        <w:r>
+          <w:rPr>
+            <w:noProof/>
+            <w:webHidden/>
+          </w:rPr>
+          <w:fldChar w:fldCharType="end"/>
+        </w:r>
+      </w:hyperlink>
+    </w:p>
+    <w:p>
+      <w:pPr>
+        <w:pStyle w:val="TOC4"/>
+        <w:tabs>
+          <w:tab w:val="right" w:leader="dot" w:pos="9350"/>
+        </w:tabs>
+        <w:rPr>
+          <w:rFonts w:asciiTheme="minorHAnsi" w:eastAsiaTheme="minorEastAsia" w:hAnsiTheme="minorHAnsi" w:cstheme="minorBidi"/>
+          <w:noProof/>
+          <w:sz w:val="22"/>
+          <w:szCs w:val="22"/>
+        </w:rPr>
+      </w:pPr>
+      <w:hyperlink w:anchor="_Toc197003752" w:history="1">
+        <w:r>
+          <w:rPr>
+            <w:rStyle w:val="Hyperlink"/>
+            <w:noProof/>
+          </w:rPr>
+          <w:t>4.5.3 Using S/R to repair or change data</w:t>
+        </w:r>
+        <w:r>
+          <w:rPr>
+            <w:noProof/>
+            <w:webHidden/>
+          </w:rPr>
+          <w:tab/>
+        </w:r>
+        <w:r>
+          <w:rPr>
+            <w:noProof/>
+            <w:webHidden/>
+          </w:rPr>
+          <w:fldChar w:fldCharType="begin"/>
+        </w:r>
+        <w:r>
+          <w:rPr>
+            <w:noProof/>
+            <w:webHidden/>
+          </w:rPr>
+          <w:instrText xml:space="preserve"> PAGEREF _Toc197003752 \h </w:instrText>
+        </w:r>
+        <w:r>
+          <w:rPr>
+            <w:noProof/>
+            <w:webHidden/>
+          </w:rPr>
+        </w:r>
+        <w:r>
+          <w:rPr>
+            <w:noProof/>
+            <w:webHidden/>
+          </w:rPr>
+          <w:fldChar w:fldCharType="separate"/>
+        </w:r>
+        <w:r>
+          <w:rPr>
+            <w:noProof/>
+            <w:webHidden/>
+          </w:rPr>
+          <w:t>34</w:t>
+        </w:r>
+        <w:r>
+          <w:rPr>
+            <w:noProof/>
+            <w:webHidden/>
+          </w:rPr>
+          <w:fldChar w:fldCharType="end"/>
+        </w:r>
+      </w:hyperlink>
+    </w:p>
+    <w:p>
+      <w:pPr>
+        <w:pStyle w:val="TOC4"/>
+        <w:tabs>
+          <w:tab w:val="right" w:leader="dot" w:pos="9350"/>
+        </w:tabs>
+        <w:rPr>
+          <w:rFonts w:asciiTheme="minorHAnsi" w:eastAsiaTheme="minorEastAsia" w:hAnsiTheme="minorHAnsi" w:cstheme="minorBidi"/>
+          <w:noProof/>
+          <w:sz w:val="22"/>
+          <w:szCs w:val="22"/>
+        </w:rPr>
+      </w:pPr>
+      <w:hyperlink w:anchor="_Toc197003753" w:history="1">
+        <w:r>
+          <w:rPr>
+            <w:rStyle w:val="Hyperlink"/>
+            <w:noProof/>
+          </w:rPr>
+          <w:t>4.5.4 Dealing with defective repos</w:t>
+        </w:r>
+        <w:r>
+          <w:rPr>
+            <w:noProof/>
+            <w:webHidden/>
+          </w:rPr>
+          <w:tab/>
+        </w:r>
+        <w:r>
+          <w:rPr>
+            <w:noProof/>
+            <w:webHidden/>
+          </w:rPr>
+          <w:fldChar w:fldCharType="begin"/>
+        </w:r>
+        <w:r>
+          <w:rPr>
+            <w:noProof/>
+            <w:webHidden/>
+          </w:rPr>
+          <w:instrText xml:space="preserve"> PAGEREF _Toc197003753 \h </w:instrText>
+        </w:r>
+        <w:r>
+          <w:rPr>
+            <w:noProof/>
+            <w:webHidden/>
+          </w:rPr>
+        </w:r>
+        <w:r>
+          <w:rPr>
+            <w:noProof/>
+            <w:webHidden/>
+          </w:rPr>
+          <w:fldChar w:fldCharType="separate"/>
+        </w:r>
+        <w:r>
+          <w:rPr>
+            <w:noProof/>
+            <w:webHidden/>
+          </w:rPr>
+          <w:t>35</w:t>
+        </w:r>
+        <w:r>
+          <w:rPr>
+            <w:noProof/>
+            <w:webHidden/>
+          </w:rPr>
+          <w:fldChar w:fldCharType="end"/>
+        </w:r>
+      </w:hyperlink>
+    </w:p>
+    <w:p>
+      <w:pPr>
+        <w:pStyle w:val="TOC4"/>
+        <w:tabs>
+          <w:tab w:val="right" w:leader="dot" w:pos="9350"/>
+        </w:tabs>
+        <w:rPr>
+          <w:rFonts w:asciiTheme="minorHAnsi" w:eastAsiaTheme="minorEastAsia" w:hAnsiTheme="minorHAnsi" w:cstheme="minorBidi"/>
+          <w:noProof/>
+          <w:sz w:val="22"/>
+          <w:szCs w:val="22"/>
+        </w:rPr>
+      </w:pPr>
+      <w:hyperlink w:anchor="_Toc197003754" w:history="1">
+        <w:r>
+          <w:rPr>
+            <w:rStyle w:val="Hyperlink"/>
+            <w:noProof/>
+          </w:rPr>
+          <w:t>4.5.5 Recovering data in difficult situations</w:t>
+        </w:r>
+        <w:r>
+          <w:rPr>
+            <w:noProof/>
+            <w:webHidden/>
+          </w:rPr>
+          <w:tab/>
+        </w:r>
+        <w:r>
+          <w:rPr>
+            <w:noProof/>
+            <w:webHidden/>
+          </w:rPr>
+          <w:fldChar w:fldCharType="begin"/>
+        </w:r>
+        <w:r>
+          <w:rPr>
+            <w:noProof/>
+            <w:webHidden/>
+          </w:rPr>
+          <w:instrText xml:space="preserve"> PAGEREF _Toc197003754 \h </w:instrText>
+        </w:r>
+        <w:r>
+          <w:rPr>
+            <w:noProof/>
+            <w:webHidden/>
+          </w:rPr>
+        </w:r>
+        <w:r>
+          <w:rPr>
+            <w:noProof/>
+            <w:webHidden/>
+          </w:rPr>
+          <w:fldChar w:fldCharType="separate"/>
+        </w:r>
+        <w:r>
+          <w:rPr>
+            <w:noProof/>
+            <w:webHidden/>
+          </w:rPr>
+          <w:t>36</w:t>
         </w:r>
         <w:r>
           <w:rPr>
@@ -1650,7 +2079,7 @@
           <w:szCs w:val="22"/>
         </w:rPr>
       </w:pPr>
-      <w:hyperlink w:anchor="_Toc158903890" w:history="1">
+      <w:hyperlink w:anchor="_Toc197003755" w:history="1">
         <w:r>
           <w:rPr>
             <w:rStyle w:val="Hyperlink"/>
@@ -1677,7 +2106,7 @@
             <w:noProof/>
             <w:webHidden/>
           </w:rPr>
-          <w:instrText xml:space="preserve"> PAGEREF _Toc158903890 \h </w:instrText>
+          <w:instrText xml:space="preserve"> PAGEREF _Toc197003755 \h </w:instrText>
         </w:r>
         <w:r>
           <w:rPr>
@@ -1697,7 +2126,7 @@
             <w:noProof/>
             <w:webHidden/>
           </w:rPr>
-          <w:t>35</w:t>
+          <w:t>37</w:t>
         </w:r>
         <w:r>
           <w:rPr>
@@ -1721,7 +2150,7 @@
           <w:szCs w:val="22"/>
         </w:rPr>
       </w:pPr>
-      <w:hyperlink w:anchor="_Toc158903891" w:history="1">
+      <w:hyperlink w:anchor="_Toc197003756" w:history="1">
         <w:r>
           <w:rPr>
             <w:rStyle w:val="Hyperlink"/>
@@ -1748,7 +2177,7 @@
             <w:noProof/>
             <w:webHidden/>
           </w:rPr>
-          <w:instrText xml:space="preserve"> PAGEREF _Toc158903891 \h </w:instrText>
+          <w:instrText xml:space="preserve"> PAGEREF _Toc197003756 \h </w:instrText>
         </w:r>
         <w:r>
           <w:rPr>
@@ -1768,7 +2197,7 @@
             <w:noProof/>
             <w:webHidden/>
           </w:rPr>
-          <w:t>35</w:t>
+          <w:t>37</w:t>
         </w:r>
         <w:r>
           <w:rPr>
@@ -1792,7 +2221,7 @@
           <w:szCs w:val="22"/>
         </w:rPr>
       </w:pPr>
-      <w:hyperlink w:anchor="_Toc158903892" w:history="1">
+      <w:hyperlink w:anchor="_Toc197003757" w:history="1">
         <w:r>
           <w:rPr>
             <w:rStyle w:val="Hyperlink"/>
@@ -1819,7 +2248,7 @@
             <w:noProof/>
             <w:webHidden/>
           </w:rPr>
-          <w:instrText xml:space="preserve"> PAGEREF _Toc158903892 \h </w:instrText>
+          <w:instrText xml:space="preserve"> PAGEREF _Toc197003757 \h </w:instrText>
         </w:r>
         <w:r>
           <w:rPr>
@@ -1839,7 +2268,7 @@
             <w:noProof/>
             <w:webHidden/>
           </w:rPr>
-          <w:t>36</w:t>
+          <w:t>38</w:t>
         </w:r>
         <w:r>
           <w:rPr>
@@ -1862,14 +2291,16 @@
       <w:pPr>
         <w:pStyle w:val="Heading2"/>
       </w:pPr>
-      <w:bookmarkStart w:id="0" w:name="_Toc158903868"/>
+      <w:bookmarkStart w:id="0" w:name="_Toc197003727"/>
       <w:r>
         <w:t xml:space="preserve">1 </w:t>
       </w:r>
       <w:r>
         <w:t>Send/Receive Introduction</w:t>
       </w:r>
+      <w:bookmarkStart w:id="1" w:name="_GoBack"/>
       <w:bookmarkEnd w:id="0"/>
+      <w:bookmarkEnd w:id="1"/>
     </w:p>
     <w:p>
       <w:pPr>
@@ -1972,7 +2403,11 @@
         <w:t>LIFT</w:t>
       </w:r>
       <w:r>
-        <w:t xml:space="preserve"> format does not cover as much detail in the lexicon as the </w:t>
+        <w:t xml:space="preserve"> </w:t>
+      </w:r>
+      <w:r>
+        <w:lastRenderedPageBreak/>
+        <w:t xml:space="preserve">format does not cover as much detail in the lexicon as the </w:t>
       </w:r>
       <w:r>
         <w:t>FLEx</w:t>
@@ -2022,15 +2457,34 @@
         <w:pStyle w:val="BodyText"/>
       </w:pPr>
       <w:r>
-        <w:t>The interface, websites, and procedures have changed over the years. This documentation is for FW9.1.24 or later and WeSay 2.0 or later.</w:t>
-      </w:r>
-    </w:p>
-    <w:p>
-      <w:pPr>
-        <w:pStyle w:val="BodyText"/>
-      </w:pPr>
-      <w:r>
-        <w:lastRenderedPageBreak/>
+        <w:t>The interface, websites, and procedures have changed over the years. This documentation is for FW</w:t>
+      </w:r>
+      <w:r>
+        <w:t>9.2.8</w:t>
+      </w:r>
+      <w:r>
+        <w:t xml:space="preserve"> or later </w:t>
+      </w:r>
+      <w:r>
+        <w:t xml:space="preserve">with </w:t>
+      </w:r>
+      <w:proofErr w:type="spellStart"/>
+      <w:r>
+        <w:t>FlexBridge</w:t>
+      </w:r>
+      <w:proofErr w:type="spellEnd"/>
+      <w:r>
+        <w:t xml:space="preserve"> 4.2.0 </w:t>
+      </w:r>
+      <w:r>
+        <w:t>and WeSay 2.0 or later.</w:t>
+      </w:r>
+    </w:p>
+    <w:p>
+      <w:pPr>
+        <w:pStyle w:val="BodyText"/>
+      </w:pPr>
+      <w:r>
         <w:t>With either approach, collaboration can be through any combination of the following</w:t>
       </w:r>
     </w:p>
@@ -2046,7 +2500,31 @@
           <w:rPr>
             <w:rStyle w:val="Hyperlink"/>
           </w:rPr>
-          <w:t>https://languagedepot.org/</w:t>
+          <w:t>https://</w:t>
+        </w:r>
+        <w:r>
+          <w:rPr>
+            <w:rStyle w:val="Hyperlink"/>
+          </w:rPr>
+          <w:t>hg-public.</w:t>
+        </w:r>
+        <w:r>
+          <w:rPr>
+            <w:rStyle w:val="Hyperlink"/>
+          </w:rPr>
+          <w:t>language</w:t>
+        </w:r>
+        <w:r>
+          <w:rPr>
+            <w:rStyle w:val="Hyperlink"/>
+          </w:rPr>
+          <w:t>forge</w:t>
+        </w:r>
+        <w:r>
+          <w:rPr>
+            <w:rStyle w:val="Hyperlink"/>
+          </w:rPr>
+          <w:t>.org/</w:t>
         </w:r>
       </w:hyperlink>
       <w:r>
@@ -2660,7 +3138,19 @@
           <w:rPr>
             <w:rStyle w:val="Hyperlink"/>
           </w:rPr>
-          <w:t>https://languagedepot.org/</w:t>
+          <w:t>https://language</w:t>
+        </w:r>
+        <w:r>
+          <w:rPr>
+            <w:rStyle w:val="Hyperlink"/>
+          </w:rPr>
+          <w:t>forge</w:t>
+        </w:r>
+        <w:r>
+          <w:rPr>
+            <w:rStyle w:val="Hyperlink"/>
+          </w:rPr>
+          <w:t>.org/</w:t>
         </w:r>
       </w:hyperlink>
       <w:r>
@@ -2676,7 +3166,10 @@
       </w:r>
       <w:r>
         <w:lastRenderedPageBreak/>
-        <w:t xml:space="preserve">Language Depot, you will need to adjust window sizes, columns, etc. If you are not using the </w:t>
+        <w:t>Lexbox</w:t>
+      </w:r>
+      <w:r>
+        <w:t xml:space="preserve">, you will need to adjust window sizes, columns, etc. If you are not using the </w:t>
       </w:r>
       <w:r>
         <w:t xml:space="preserve">default </w:t>
@@ -2803,20 +3296,20 @@
       <w:pPr>
         <w:pStyle w:val="Heading2"/>
       </w:pPr>
-      <w:bookmarkStart w:id="1" w:name="_Toc158903869"/>
+      <w:bookmarkStart w:id="2" w:name="_Toc197003728"/>
       <w:r>
         <w:t xml:space="preserve">2 </w:t>
       </w:r>
       <w:r>
         <w:t>Getting started</w:t>
       </w:r>
-      <w:bookmarkEnd w:id="1"/>
+      <w:bookmarkEnd w:id="2"/>
     </w:p>
     <w:p>
       <w:pPr>
         <w:pStyle w:val="Heading3"/>
       </w:pPr>
-      <w:bookmarkStart w:id="2" w:name="_Toc158903870"/>
+      <w:bookmarkStart w:id="3" w:name="_Toc197003729"/>
       <w:r>
         <w:t xml:space="preserve">2.1 </w:t>
       </w:r>
@@ -2841,7 +3334,7 @@
       <w:r>
         <w:t>Send/Receive</w:t>
       </w:r>
-      <w:bookmarkEnd w:id="2"/>
+      <w:bookmarkEnd w:id="3"/>
     </w:p>
     <w:p>
       <w:pPr>
@@ -2928,13 +3421,13 @@
         <w:fldChar w:fldCharType="separate"/>
       </w:r>
       <w:r>
-        <w:t>2.5 Language</w:t>
-      </w:r>
-      <w:r>
-        <w:t xml:space="preserve"> </w:t>
-      </w:r>
-      <w:r>
-        <w:t>Depot Internet startup</w:t>
+        <w:t xml:space="preserve">2.5 </w:t>
+      </w:r>
+      <w:r>
+        <w:t>Lexbox</w:t>
+      </w:r>
+      <w:r>
+        <w:t xml:space="preserve"> Internet startup</w:t>
       </w:r>
       <w:r>
         <w:fldChar w:fldCharType="end"/>
@@ -2979,35 +3472,34 @@
       <w:pPr>
         <w:pStyle w:val="ListNumber"/>
       </w:pPr>
-      <w:bookmarkStart w:id="3" w:name="_Toc356993512"/>
-      <w:bookmarkStart w:id="4" w:name="_Toc358038231"/>
-      <w:bookmarkStart w:id="5" w:name="_Toc359585724"/>
-      <w:bookmarkStart w:id="6" w:name="_Toc366068691"/>
-      <w:bookmarkStart w:id="7" w:name="_Toc372396174"/>
-      <w:bookmarkStart w:id="8" w:name="_Toc384630030"/>
-      <w:bookmarkStart w:id="9" w:name="_Toc388359620"/>
-      <w:bookmarkStart w:id="10" w:name="_Toc422469817"/>
-      <w:bookmarkStart w:id="11" w:name="_Toc423443064"/>
-      <w:bookmarkStart w:id="12" w:name="_Toc423528211"/>
-      <w:bookmarkStart w:id="13" w:name="_Toc423530108"/>
-      <w:bookmarkStart w:id="14" w:name="_Toc430173825"/>
-      <w:bookmarkStart w:id="15" w:name="_Toc430173870"/>
-      <w:bookmarkStart w:id="16" w:name="_Toc528055544"/>
-      <w:bookmarkStart w:id="17" w:name="_Toc528055818"/>
+      <w:bookmarkStart w:id="4" w:name="_Toc356993512"/>
+      <w:bookmarkStart w:id="5" w:name="_Toc358038231"/>
+      <w:bookmarkStart w:id="6" w:name="_Toc359585724"/>
+      <w:bookmarkStart w:id="7" w:name="_Toc366068691"/>
+      <w:bookmarkStart w:id="8" w:name="_Toc372396174"/>
+      <w:bookmarkStart w:id="9" w:name="_Toc384630030"/>
+      <w:bookmarkStart w:id="10" w:name="_Toc388359620"/>
+      <w:bookmarkStart w:id="11" w:name="_Toc422469817"/>
+      <w:bookmarkStart w:id="12" w:name="_Toc423443064"/>
+      <w:bookmarkStart w:id="13" w:name="_Toc423528211"/>
+      <w:bookmarkStart w:id="14" w:name="_Toc423530108"/>
+      <w:bookmarkStart w:id="15" w:name="_Toc430173825"/>
+      <w:bookmarkStart w:id="16" w:name="_Toc430173870"/>
+      <w:bookmarkStart w:id="17" w:name="_Toc528055544"/>
+      <w:bookmarkStart w:id="18" w:name="_Toc528055818"/>
       <w:r>
         <w:t>Go to Send/Receive</w:t>
       </w:r>
       <w:r>
         <w:t xml:space="preserve"> &gt; </w:t>
       </w:r>
-      <w:bookmarkEnd w:id="3"/>
       <w:bookmarkEnd w:id="4"/>
       <w:bookmarkEnd w:id="5"/>
       <w:bookmarkEnd w:id="6"/>
+      <w:bookmarkEnd w:id="7"/>
       <w:r>
         <w:t>Send this Project for the first time.</w:t>
       </w:r>
-      <w:bookmarkEnd w:id="7"/>
       <w:bookmarkEnd w:id="8"/>
       <w:bookmarkEnd w:id="9"/>
       <w:bookmarkEnd w:id="10"/>
@@ -3018,6 +3510,7 @@
       <w:bookmarkEnd w:id="15"/>
       <w:bookmarkEnd w:id="16"/>
       <w:bookmarkEnd w:id="17"/>
+      <w:bookmarkEnd w:id="18"/>
     </w:p>
     <w:p>
       <w:pPr>
@@ -3032,25 +3525,24 @@
       <w:pPr>
         <w:pStyle w:val="ListNumber"/>
       </w:pPr>
-      <w:bookmarkStart w:id="18" w:name="_Toc356993513"/>
-      <w:bookmarkStart w:id="19" w:name="_Toc358038232"/>
-      <w:bookmarkStart w:id="20" w:name="_Toc359585725"/>
-      <w:bookmarkStart w:id="21" w:name="_Toc366068692"/>
-      <w:bookmarkStart w:id="22" w:name="_Toc372396175"/>
-      <w:bookmarkStart w:id="23" w:name="_Toc384630031"/>
-      <w:bookmarkStart w:id="24" w:name="_Toc388359621"/>
-      <w:bookmarkStart w:id="25" w:name="_Toc422469818"/>
-      <w:bookmarkStart w:id="26" w:name="_Toc423443065"/>
-      <w:bookmarkStart w:id="27" w:name="_Toc423528212"/>
-      <w:bookmarkStart w:id="28" w:name="_Toc423530109"/>
-      <w:bookmarkStart w:id="29" w:name="_Toc430173826"/>
-      <w:bookmarkStart w:id="30" w:name="_Toc430173871"/>
-      <w:bookmarkStart w:id="31" w:name="_Toc528055545"/>
-      <w:bookmarkStart w:id="32" w:name="_Toc528055819"/>
+      <w:bookmarkStart w:id="19" w:name="_Toc356993513"/>
+      <w:bookmarkStart w:id="20" w:name="_Toc358038232"/>
+      <w:bookmarkStart w:id="21" w:name="_Toc359585725"/>
+      <w:bookmarkStart w:id="22" w:name="_Toc366068692"/>
+      <w:bookmarkStart w:id="23" w:name="_Toc372396175"/>
+      <w:bookmarkStart w:id="24" w:name="_Toc384630031"/>
+      <w:bookmarkStart w:id="25" w:name="_Toc388359621"/>
+      <w:bookmarkStart w:id="26" w:name="_Toc422469818"/>
+      <w:bookmarkStart w:id="27" w:name="_Toc423443065"/>
+      <w:bookmarkStart w:id="28" w:name="_Toc423528212"/>
+      <w:bookmarkStart w:id="29" w:name="_Toc423530109"/>
+      <w:bookmarkStart w:id="30" w:name="_Toc430173826"/>
+      <w:bookmarkStart w:id="31" w:name="_Toc430173871"/>
+      <w:bookmarkStart w:id="32" w:name="_Toc528055545"/>
+      <w:bookmarkStart w:id="33" w:name="_Toc528055819"/>
       <w:r>
         <w:t>Optionally type a label in the Send/Receive Project dialog</w:t>
       </w:r>
-      <w:bookmarkEnd w:id="18"/>
       <w:bookmarkEnd w:id="19"/>
       <w:bookmarkEnd w:id="20"/>
       <w:bookmarkEnd w:id="21"/>
@@ -3065,26 +3557,27 @@
       <w:bookmarkEnd w:id="30"/>
       <w:bookmarkEnd w:id="31"/>
       <w:bookmarkEnd w:id="32"/>
+      <w:bookmarkEnd w:id="33"/>
     </w:p>
     <w:p>
       <w:pPr>
         <w:pStyle w:val="ListNumber"/>
       </w:pPr>
-      <w:bookmarkStart w:id="33" w:name="_Toc356993514"/>
-      <w:bookmarkStart w:id="34" w:name="_Toc358038233"/>
-      <w:bookmarkStart w:id="35" w:name="_Toc359585726"/>
-      <w:bookmarkStart w:id="36" w:name="_Toc366068693"/>
-      <w:bookmarkStart w:id="37" w:name="_Toc372396176"/>
-      <w:bookmarkStart w:id="38" w:name="_Toc384630032"/>
-      <w:bookmarkStart w:id="39" w:name="_Toc388359622"/>
-      <w:bookmarkStart w:id="40" w:name="_Toc422469819"/>
-      <w:bookmarkStart w:id="41" w:name="_Toc423443066"/>
-      <w:bookmarkStart w:id="42" w:name="_Toc423528213"/>
-      <w:bookmarkStart w:id="43" w:name="_Toc423530110"/>
-      <w:bookmarkStart w:id="44" w:name="_Toc430173827"/>
-      <w:bookmarkStart w:id="45" w:name="_Toc430173872"/>
-      <w:bookmarkStart w:id="46" w:name="_Toc528055546"/>
-      <w:bookmarkStart w:id="47" w:name="_Toc528055820"/>
+      <w:bookmarkStart w:id="34" w:name="_Toc356993514"/>
+      <w:bookmarkStart w:id="35" w:name="_Toc358038233"/>
+      <w:bookmarkStart w:id="36" w:name="_Toc359585726"/>
+      <w:bookmarkStart w:id="37" w:name="_Toc366068693"/>
+      <w:bookmarkStart w:id="38" w:name="_Toc372396176"/>
+      <w:bookmarkStart w:id="39" w:name="_Toc384630032"/>
+      <w:bookmarkStart w:id="40" w:name="_Toc388359622"/>
+      <w:bookmarkStart w:id="41" w:name="_Toc422469819"/>
+      <w:bookmarkStart w:id="42" w:name="_Toc423443066"/>
+      <w:bookmarkStart w:id="43" w:name="_Toc423528213"/>
+      <w:bookmarkStart w:id="44" w:name="_Toc423530110"/>
+      <w:bookmarkStart w:id="45" w:name="_Toc430173827"/>
+      <w:bookmarkStart w:id="46" w:name="_Toc430173872"/>
+      <w:bookmarkStart w:id="47" w:name="_Toc528055546"/>
+      <w:bookmarkStart w:id="48" w:name="_Toc528055820"/>
       <w:r>
         <w:t>a) Click USB Flash Drive or Chorus Hub if you are not using the Internet button. This will start the Send/Receive process to the specified device.</w:t>
       </w:r>
@@ -3092,7 +3585,6 @@
         <w:br/>
         <w:t>b) For Internet</w:t>
       </w:r>
-      <w:bookmarkEnd w:id="33"/>
       <w:bookmarkEnd w:id="34"/>
       <w:bookmarkEnd w:id="35"/>
       <w:bookmarkEnd w:id="36"/>
@@ -3107,6 +3599,7 @@
       <w:bookmarkEnd w:id="45"/>
       <w:bookmarkEnd w:id="46"/>
       <w:bookmarkEnd w:id="47"/>
+      <w:bookmarkEnd w:id="48"/>
     </w:p>
     <w:p>
       <w:pPr>
@@ -3148,7 +3641,7 @@
         <w:t xml:space="preserve">In the Login field type your </w:t>
       </w:r>
       <w:r>
-        <w:t>Language Depot</w:t>
+        <w:t>Lexbox</w:t>
       </w:r>
       <w:r>
         <w:t xml:space="preserve"> login, which is usually your email address.</w:t>
@@ -3162,7 +3655,7 @@
         <w:t xml:space="preserve">Type your </w:t>
       </w:r>
       <w:r>
-        <w:t>Language Depot</w:t>
+        <w:t>Lexbox</w:t>
       </w:r>
       <w:r>
         <w:t xml:space="preserve"> password</w:t>
@@ -3179,7 +3672,7 @@
         <w:t xml:space="preserve">Click the Log in button to connect to the </w:t>
       </w:r>
       <w:r>
-        <w:t>Language Depot</w:t>
+        <w:t>Lexbox</w:t>
       </w:r>
       <w:r>
         <w:t xml:space="preserve"> server (the URL will contain public.languageforge.org).</w:t>
@@ -3207,7 +3700,7 @@
         <w:t xml:space="preserve">Type (or select) the </w:t>
       </w:r>
       <w:r>
-        <w:t>Language Depot</w:t>
+        <w:t>Lexbox</w:t>
       </w:r>
       <w:r>
         <w:t xml:space="preserve"> Project ID.</w:t>
@@ -3280,28 +3773,27 @@
           <w:numId w:val="13"/>
         </w:numPr>
       </w:pPr>
-      <w:bookmarkStart w:id="48" w:name="_Toc356993515"/>
-      <w:bookmarkStart w:id="49" w:name="_Toc358038234"/>
-      <w:bookmarkStart w:id="50" w:name="_Toc359585727"/>
-      <w:bookmarkStart w:id="51" w:name="_Toc366068694"/>
-      <w:bookmarkStart w:id="52" w:name="_Toc372396177"/>
-      <w:bookmarkStart w:id="53" w:name="_Toc384630033"/>
-      <w:bookmarkStart w:id="54" w:name="_Toc388359623"/>
-      <w:bookmarkStart w:id="55" w:name="_Toc422469820"/>
-      <w:bookmarkStart w:id="56" w:name="_Toc423443067"/>
-      <w:bookmarkStart w:id="57" w:name="_Toc423528214"/>
-      <w:bookmarkStart w:id="58" w:name="_Toc423530111"/>
-      <w:bookmarkStart w:id="59" w:name="_Toc430173828"/>
-      <w:bookmarkStart w:id="60" w:name="_Toc430173873"/>
-      <w:bookmarkStart w:id="61" w:name="_Toc528055547"/>
-      <w:bookmarkStart w:id="62" w:name="_Toc528055821"/>
+      <w:bookmarkStart w:id="49" w:name="_Toc356993515"/>
+      <w:bookmarkStart w:id="50" w:name="_Toc358038234"/>
+      <w:bookmarkStart w:id="51" w:name="_Toc359585727"/>
+      <w:bookmarkStart w:id="52" w:name="_Toc366068694"/>
+      <w:bookmarkStart w:id="53" w:name="_Toc372396177"/>
+      <w:bookmarkStart w:id="54" w:name="_Toc384630033"/>
+      <w:bookmarkStart w:id="55" w:name="_Toc388359623"/>
+      <w:bookmarkStart w:id="56" w:name="_Toc422469820"/>
+      <w:bookmarkStart w:id="57" w:name="_Toc423443067"/>
+      <w:bookmarkStart w:id="58" w:name="_Toc423528214"/>
+      <w:bookmarkStart w:id="59" w:name="_Toc423530111"/>
+      <w:bookmarkStart w:id="60" w:name="_Toc430173828"/>
+      <w:bookmarkStart w:id="61" w:name="_Toc430173873"/>
+      <w:bookmarkStart w:id="62" w:name="_Toc528055547"/>
+      <w:bookmarkStart w:id="63" w:name="_Toc528055821"/>
       <w:r>
         <w:t>It’s best to</w:t>
       </w:r>
       <w:r>
         <w:t xml:space="preserve"> have the same version of FieldWorks installed on your machine that was used for the master project.</w:t>
       </w:r>
-      <w:bookmarkEnd w:id="48"/>
       <w:bookmarkEnd w:id="49"/>
       <w:bookmarkEnd w:id="50"/>
       <w:bookmarkEnd w:id="51"/>
@@ -3316,6 +3808,7 @@
       <w:bookmarkEnd w:id="60"/>
       <w:bookmarkEnd w:id="61"/>
       <w:bookmarkEnd w:id="62"/>
+      <w:bookmarkEnd w:id="63"/>
       <w:r>
         <w:t xml:space="preserve"> There are some exceptions. For example, FW9.0.17 and FW9.1.24 are still able to Send/Receive.</w:t>
       </w:r>
@@ -3324,21 +3817,21 @@
       <w:pPr>
         <w:pStyle w:val="ListNumber"/>
       </w:pPr>
-      <w:bookmarkStart w:id="63" w:name="_Toc356993517"/>
-      <w:bookmarkStart w:id="64" w:name="_Toc358038236"/>
-      <w:bookmarkStart w:id="65" w:name="_Toc359585729"/>
-      <w:bookmarkStart w:id="66" w:name="_Toc366068696"/>
-      <w:bookmarkStart w:id="67" w:name="_Toc372396179"/>
-      <w:bookmarkStart w:id="68" w:name="_Toc384630035"/>
-      <w:bookmarkStart w:id="69" w:name="_Toc388359625"/>
-      <w:bookmarkStart w:id="70" w:name="_Toc422469822"/>
-      <w:bookmarkStart w:id="71" w:name="_Toc423443069"/>
-      <w:bookmarkStart w:id="72" w:name="_Toc423528216"/>
-      <w:bookmarkStart w:id="73" w:name="_Toc423530113"/>
-      <w:bookmarkStart w:id="74" w:name="_Toc430173830"/>
-      <w:bookmarkStart w:id="75" w:name="_Toc430173875"/>
-      <w:bookmarkStart w:id="76" w:name="_Toc528055549"/>
-      <w:bookmarkStart w:id="77" w:name="_Toc528055823"/>
+      <w:bookmarkStart w:id="64" w:name="_Toc356993517"/>
+      <w:bookmarkStart w:id="65" w:name="_Toc358038236"/>
+      <w:bookmarkStart w:id="66" w:name="_Toc359585729"/>
+      <w:bookmarkStart w:id="67" w:name="_Toc366068696"/>
+      <w:bookmarkStart w:id="68" w:name="_Toc372396179"/>
+      <w:bookmarkStart w:id="69" w:name="_Toc384630035"/>
+      <w:bookmarkStart w:id="70" w:name="_Toc388359625"/>
+      <w:bookmarkStart w:id="71" w:name="_Toc422469822"/>
+      <w:bookmarkStart w:id="72" w:name="_Toc423443069"/>
+      <w:bookmarkStart w:id="73" w:name="_Toc423528216"/>
+      <w:bookmarkStart w:id="74" w:name="_Toc423530113"/>
+      <w:bookmarkStart w:id="75" w:name="_Toc430173830"/>
+      <w:bookmarkStart w:id="76" w:name="_Toc430173875"/>
+      <w:bookmarkStart w:id="77" w:name="_Toc528055549"/>
+      <w:bookmarkStart w:id="78" w:name="_Toc528055823"/>
       <w:r>
         <w:t xml:space="preserve">If this is your first time to get a Fieldworks project, skip this step </w:t>
       </w:r>
@@ -3432,7 +3925,10 @@
         <w:t xml:space="preserve">you have previously worked on this project using Send/Receive, and the </w:t>
       </w:r>
       <w:r>
-        <w:t xml:space="preserve">Language Depot </w:t>
+        <w:t>Lexbox</w:t>
+      </w:r>
+      <w:r>
+        <w:t xml:space="preserve"> </w:t>
       </w:r>
       <w:r>
         <w:t>repo</w:t>
@@ -3465,7 +3961,13 @@
         <w:t xml:space="preserve"> on all machines. </w:t>
       </w:r>
       <w:r>
-        <w:t xml:space="preserve">When a Language Depot repo is reset, it gets a new unique ID. </w:t>
+        <w:t xml:space="preserve">When a </w:t>
+      </w:r>
+      <w:r>
+        <w:t>Lexbox</w:t>
+      </w:r>
+      <w:r>
+        <w:t xml:space="preserve"> repo is reset, it gets a new unique ID. </w:t>
       </w:r>
       <w:r>
         <w:t>If you try</w:t>
@@ -3489,17 +3991,17 @@
         <w:t>ing</w:t>
       </w:r>
       <w:r>
-        <w:t xml:space="preserve"> you already have the project and you should use Send/Receive &gt; Project to update the data. If you don’t </w:t>
+        <w:t xml:space="preserve"> you already have the project and you should use Send/Receive &gt; Project to update the data. If you don’t want to do a normal S/R, which will merge any changes from your current project directory</w:t>
+      </w:r>
+      <w:r>
+        <w:t xml:space="preserve"> with other users</w:t>
+      </w:r>
+      <w:r>
+        <w:t xml:space="preserve">, </w:t>
       </w:r>
       <w:r>
         <w:lastRenderedPageBreak/>
-        <w:t>want to do a normal S/R, which will merge any changes from your current project directory</w:t>
-      </w:r>
-      <w:r>
-        <w:t xml:space="preserve"> with other users</w:t>
-      </w:r>
-      <w:r>
-        <w:t>, then you either need to delete the project</w:t>
+        <w:t>then you either need to delete the project</w:t>
       </w:r>
       <w:r>
         <w:t xml:space="preserve"> directory</w:t>
@@ -3518,22 +4020,21 @@
       <w:pPr>
         <w:pStyle w:val="ListNumber"/>
       </w:pPr>
-      <w:bookmarkStart w:id="78" w:name="_Toc356993518"/>
-      <w:bookmarkStart w:id="79" w:name="_Toc358038237"/>
-      <w:bookmarkStart w:id="80" w:name="_Toc359585730"/>
-      <w:bookmarkStart w:id="81" w:name="_Toc366068697"/>
-      <w:bookmarkStart w:id="82" w:name="_Toc372396180"/>
-      <w:bookmarkStart w:id="83" w:name="_Toc384630036"/>
-      <w:bookmarkStart w:id="84" w:name="_Toc388359626"/>
-      <w:bookmarkStart w:id="85" w:name="_Toc422469823"/>
-      <w:bookmarkStart w:id="86" w:name="_Toc423443070"/>
-      <w:bookmarkStart w:id="87" w:name="_Toc423528217"/>
-      <w:bookmarkStart w:id="88" w:name="_Toc423530114"/>
-      <w:bookmarkStart w:id="89" w:name="_Toc430173831"/>
-      <w:bookmarkStart w:id="90" w:name="_Toc430173876"/>
-      <w:bookmarkStart w:id="91" w:name="_Toc528055550"/>
-      <w:bookmarkStart w:id="92" w:name="_Toc528055824"/>
-      <w:bookmarkEnd w:id="63"/>
+      <w:bookmarkStart w:id="79" w:name="_Toc356993518"/>
+      <w:bookmarkStart w:id="80" w:name="_Toc358038237"/>
+      <w:bookmarkStart w:id="81" w:name="_Toc359585730"/>
+      <w:bookmarkStart w:id="82" w:name="_Toc366068697"/>
+      <w:bookmarkStart w:id="83" w:name="_Toc372396180"/>
+      <w:bookmarkStart w:id="84" w:name="_Toc384630036"/>
+      <w:bookmarkStart w:id="85" w:name="_Toc388359626"/>
+      <w:bookmarkStart w:id="86" w:name="_Toc422469823"/>
+      <w:bookmarkStart w:id="87" w:name="_Toc423443070"/>
+      <w:bookmarkStart w:id="88" w:name="_Toc423528217"/>
+      <w:bookmarkStart w:id="89" w:name="_Toc423530114"/>
+      <w:bookmarkStart w:id="90" w:name="_Toc430173831"/>
+      <w:bookmarkStart w:id="91" w:name="_Toc430173876"/>
+      <w:bookmarkStart w:id="92" w:name="_Toc528055550"/>
+      <w:bookmarkStart w:id="93" w:name="_Toc528055824"/>
       <w:bookmarkEnd w:id="64"/>
       <w:bookmarkEnd w:id="65"/>
       <w:bookmarkEnd w:id="66"/>
@@ -3548,6 +4049,7 @@
       <w:bookmarkEnd w:id="75"/>
       <w:bookmarkEnd w:id="76"/>
       <w:bookmarkEnd w:id="77"/>
+      <w:bookmarkEnd w:id="78"/>
       <w:r>
         <w:t xml:space="preserve">Start </w:t>
       </w:r>
@@ -3581,7 +4083,6 @@
       <w:r>
         <w:t xml:space="preserve"> dialog.</w:t>
       </w:r>
-      <w:bookmarkEnd w:id="78"/>
       <w:bookmarkEnd w:id="79"/>
       <w:bookmarkEnd w:id="80"/>
       <w:bookmarkEnd w:id="81"/>
@@ -3596,26 +4097,27 @@
       <w:bookmarkEnd w:id="90"/>
       <w:bookmarkEnd w:id="91"/>
       <w:bookmarkEnd w:id="92"/>
+      <w:bookmarkEnd w:id="93"/>
     </w:p>
     <w:p>
       <w:pPr>
         <w:pStyle w:val="ListNumber"/>
       </w:pPr>
-      <w:bookmarkStart w:id="93" w:name="_Toc356993519"/>
-      <w:bookmarkStart w:id="94" w:name="_Toc358038238"/>
-      <w:bookmarkStart w:id="95" w:name="_Toc359585731"/>
-      <w:bookmarkStart w:id="96" w:name="_Toc366068698"/>
-      <w:bookmarkStart w:id="97" w:name="_Toc372396181"/>
-      <w:bookmarkStart w:id="98" w:name="_Toc384630037"/>
-      <w:bookmarkStart w:id="99" w:name="_Toc388359627"/>
-      <w:bookmarkStart w:id="100" w:name="_Toc422469824"/>
-      <w:bookmarkStart w:id="101" w:name="_Toc423443071"/>
-      <w:bookmarkStart w:id="102" w:name="_Toc423528218"/>
-      <w:bookmarkStart w:id="103" w:name="_Toc423530115"/>
-      <w:bookmarkStart w:id="104" w:name="_Toc430173832"/>
-      <w:bookmarkStart w:id="105" w:name="_Toc430173877"/>
-      <w:bookmarkStart w:id="106" w:name="_Toc528055551"/>
-      <w:bookmarkStart w:id="107" w:name="_Toc528055825"/>
+      <w:bookmarkStart w:id="94" w:name="_Toc356993519"/>
+      <w:bookmarkStart w:id="95" w:name="_Toc358038238"/>
+      <w:bookmarkStart w:id="96" w:name="_Toc359585731"/>
+      <w:bookmarkStart w:id="97" w:name="_Toc366068698"/>
+      <w:bookmarkStart w:id="98" w:name="_Toc372396181"/>
+      <w:bookmarkStart w:id="99" w:name="_Toc384630037"/>
+      <w:bookmarkStart w:id="100" w:name="_Toc388359627"/>
+      <w:bookmarkStart w:id="101" w:name="_Toc422469824"/>
+      <w:bookmarkStart w:id="102" w:name="_Toc423443071"/>
+      <w:bookmarkStart w:id="103" w:name="_Toc423528218"/>
+      <w:bookmarkStart w:id="104" w:name="_Toc423530115"/>
+      <w:bookmarkStart w:id="105" w:name="_Toc430173832"/>
+      <w:bookmarkStart w:id="106" w:name="_Toc430173877"/>
+      <w:bookmarkStart w:id="107" w:name="_Toc528055551"/>
+      <w:bookmarkStart w:id="108" w:name="_Toc528055825"/>
       <w:r>
         <w:t xml:space="preserve">Choose the </w:t>
       </w:r>
@@ -3641,8 +4143,8 @@
       <w:r>
         <w:t>or Chorus Hub</w:t>
       </w:r>
-      <w:bookmarkEnd w:id="93"/>
       <w:bookmarkEnd w:id="94"/>
+      <w:bookmarkEnd w:id="95"/>
       <w:r>
         <w:t>, or</w:t>
       </w:r>
@@ -3650,12 +4152,11 @@
         <w:br/>
         <w:t>b) Click Internet</w:t>
       </w:r>
-      <w:bookmarkStart w:id="108" w:name="_Toc356993520"/>
-      <w:bookmarkStart w:id="109" w:name="_Toc358038239"/>
+      <w:bookmarkStart w:id="109" w:name="_Toc356993520"/>
+      <w:bookmarkStart w:id="110" w:name="_Toc358038239"/>
       <w:r>
         <w:t>.</w:t>
       </w:r>
-      <w:bookmarkEnd w:id="95"/>
       <w:bookmarkEnd w:id="96"/>
       <w:bookmarkEnd w:id="97"/>
       <w:bookmarkEnd w:id="98"/>
@@ -3670,6 +4171,7 @@
       <w:bookmarkEnd w:id="107"/>
       <w:bookmarkEnd w:id="108"/>
       <w:bookmarkEnd w:id="109"/>
+      <w:bookmarkEnd w:id="110"/>
     </w:p>
     <w:p>
       <w:pPr>
@@ -3681,7 +4183,13 @@
         <w:ind w:left="1080"/>
       </w:pPr>
       <w:r>
-        <w:t>Enter your Language Depot login name (typically an email)</w:t>
+        <w:t xml:space="preserve">Enter your </w:t>
+      </w:r>
+      <w:r>
+        <w:t>Lexbox</w:t>
+      </w:r>
+      <w:r>
+        <w:t xml:space="preserve"> login name (typically an email)</w:t>
       </w:r>
       <w:r>
         <w:t>.</w:t>
@@ -3692,7 +4200,13 @@
         <w:pStyle w:val="ListNumber2"/>
       </w:pPr>
       <w:r>
-        <w:t>Enter your Language Depot password, which is case sensitive.</w:t>
+        <w:t xml:space="preserve">Enter your </w:t>
+      </w:r>
+      <w:r>
+        <w:t>Lexbox</w:t>
+      </w:r>
+      <w:r>
+        <w:t xml:space="preserve"> password, which is case sensitive.</w:t>
       </w:r>
     </w:p>
     <w:p>
@@ -3715,25 +4229,24 @@
       <w:pPr>
         <w:pStyle w:val="ListNumber2"/>
       </w:pPr>
-      <w:bookmarkStart w:id="110" w:name="_Toc356993522"/>
-      <w:bookmarkStart w:id="111" w:name="_Toc358038241"/>
-      <w:bookmarkStart w:id="112" w:name="_Toc359585733"/>
-      <w:bookmarkStart w:id="113" w:name="_Toc366068700"/>
-      <w:bookmarkStart w:id="114" w:name="_Toc372396183"/>
-      <w:bookmarkStart w:id="115" w:name="_Toc384630039"/>
-      <w:bookmarkStart w:id="116" w:name="_Toc388359629"/>
-      <w:bookmarkStart w:id="117" w:name="_Toc422469826"/>
-      <w:bookmarkStart w:id="118" w:name="_Toc423443073"/>
-      <w:bookmarkStart w:id="119" w:name="_Toc423528220"/>
-      <w:bookmarkStart w:id="120" w:name="_Toc423530117"/>
-      <w:bookmarkStart w:id="121" w:name="_Toc430173834"/>
-      <w:bookmarkStart w:id="122" w:name="_Toc430173879"/>
-      <w:bookmarkStart w:id="123" w:name="_Toc528055553"/>
-      <w:bookmarkStart w:id="124" w:name="_Toc528055827"/>
+      <w:bookmarkStart w:id="111" w:name="_Toc356993522"/>
+      <w:bookmarkStart w:id="112" w:name="_Toc358038241"/>
+      <w:bookmarkStart w:id="113" w:name="_Toc359585733"/>
+      <w:bookmarkStart w:id="114" w:name="_Toc366068700"/>
+      <w:bookmarkStart w:id="115" w:name="_Toc372396183"/>
+      <w:bookmarkStart w:id="116" w:name="_Toc384630039"/>
+      <w:bookmarkStart w:id="117" w:name="_Toc388359629"/>
+      <w:bookmarkStart w:id="118" w:name="_Toc422469826"/>
+      <w:bookmarkStart w:id="119" w:name="_Toc423443073"/>
+      <w:bookmarkStart w:id="120" w:name="_Toc423528220"/>
+      <w:bookmarkStart w:id="121" w:name="_Toc423530117"/>
+      <w:bookmarkStart w:id="122" w:name="_Toc430173834"/>
+      <w:bookmarkStart w:id="123" w:name="_Toc430173879"/>
+      <w:bookmarkStart w:id="124" w:name="_Toc528055553"/>
+      <w:bookmarkStart w:id="125" w:name="_Toc528055827"/>
       <w:r>
         <w:t>Your Project ID will likely be filled in at this point. If not, or if it is the wrong project, either type the correct ID, or click the chooser on the right to select the right project.</w:t>
       </w:r>
-      <w:bookmarkEnd w:id="110"/>
       <w:bookmarkEnd w:id="111"/>
       <w:bookmarkEnd w:id="112"/>
       <w:bookmarkEnd w:id="113"/>
@@ -3748,26 +4261,27 @@
       <w:bookmarkEnd w:id="122"/>
       <w:bookmarkEnd w:id="123"/>
       <w:bookmarkEnd w:id="124"/>
+      <w:bookmarkEnd w:id="125"/>
     </w:p>
     <w:p>
       <w:pPr>
         <w:pStyle w:val="ListNumber2"/>
       </w:pPr>
-      <w:bookmarkStart w:id="125" w:name="_Toc356993523"/>
-      <w:bookmarkStart w:id="126" w:name="_Toc358038242"/>
-      <w:bookmarkStart w:id="127" w:name="_Toc359585734"/>
-      <w:bookmarkStart w:id="128" w:name="_Toc366068701"/>
-      <w:bookmarkStart w:id="129" w:name="_Toc372396184"/>
-      <w:bookmarkStart w:id="130" w:name="_Toc384630040"/>
-      <w:bookmarkStart w:id="131" w:name="_Toc388359630"/>
-      <w:bookmarkStart w:id="132" w:name="_Toc422469827"/>
-      <w:bookmarkStart w:id="133" w:name="_Toc423443074"/>
-      <w:bookmarkStart w:id="134" w:name="_Toc423528221"/>
-      <w:bookmarkStart w:id="135" w:name="_Toc423530118"/>
-      <w:bookmarkStart w:id="136" w:name="_Toc430173835"/>
-      <w:bookmarkStart w:id="137" w:name="_Toc430173880"/>
-      <w:bookmarkStart w:id="138" w:name="_Toc528055554"/>
-      <w:bookmarkStart w:id="139" w:name="_Toc528055828"/>
+      <w:bookmarkStart w:id="126" w:name="_Toc356993523"/>
+      <w:bookmarkStart w:id="127" w:name="_Toc358038242"/>
+      <w:bookmarkStart w:id="128" w:name="_Toc359585734"/>
+      <w:bookmarkStart w:id="129" w:name="_Toc366068701"/>
+      <w:bookmarkStart w:id="130" w:name="_Toc372396184"/>
+      <w:bookmarkStart w:id="131" w:name="_Toc384630040"/>
+      <w:bookmarkStart w:id="132" w:name="_Toc388359630"/>
+      <w:bookmarkStart w:id="133" w:name="_Toc422469827"/>
+      <w:bookmarkStart w:id="134" w:name="_Toc423443074"/>
+      <w:bookmarkStart w:id="135" w:name="_Toc423528221"/>
+      <w:bookmarkStart w:id="136" w:name="_Toc423530118"/>
+      <w:bookmarkStart w:id="137" w:name="_Toc430173835"/>
+      <w:bookmarkStart w:id="138" w:name="_Toc430173880"/>
+      <w:bookmarkStart w:id="139" w:name="_Toc528055554"/>
+      <w:bookmarkStart w:id="140" w:name="_Toc528055828"/>
       <w:r>
         <w:t>Type the project folder name you want to use on your computer</w:t>
       </w:r>
@@ -3792,7 +4306,6 @@
       <w:r>
         <w:t>will be created in your FieldWorks Projects directory.</w:t>
       </w:r>
-      <w:bookmarkEnd w:id="125"/>
       <w:bookmarkEnd w:id="126"/>
       <w:bookmarkEnd w:id="127"/>
       <w:bookmarkEnd w:id="128"/>
@@ -3807,26 +4320,27 @@
       <w:bookmarkEnd w:id="137"/>
       <w:bookmarkEnd w:id="138"/>
       <w:bookmarkEnd w:id="139"/>
+      <w:bookmarkEnd w:id="140"/>
     </w:p>
     <w:p>
       <w:pPr>
         <w:pStyle w:val="ListNumber2"/>
       </w:pPr>
-      <w:bookmarkStart w:id="140" w:name="_Toc356993524"/>
-      <w:bookmarkStart w:id="141" w:name="_Toc358038243"/>
-      <w:bookmarkStart w:id="142" w:name="_Toc359585735"/>
-      <w:bookmarkStart w:id="143" w:name="_Toc366068702"/>
-      <w:bookmarkStart w:id="144" w:name="_Toc372396185"/>
-      <w:bookmarkStart w:id="145" w:name="_Toc384630041"/>
-      <w:bookmarkStart w:id="146" w:name="_Toc388359631"/>
-      <w:bookmarkStart w:id="147" w:name="_Toc422469828"/>
-      <w:bookmarkStart w:id="148" w:name="_Toc423443075"/>
-      <w:bookmarkStart w:id="149" w:name="_Toc423528222"/>
-      <w:bookmarkStart w:id="150" w:name="_Toc423530119"/>
-      <w:bookmarkStart w:id="151" w:name="_Toc430173836"/>
-      <w:bookmarkStart w:id="152" w:name="_Toc430173881"/>
-      <w:bookmarkStart w:id="153" w:name="_Toc528055555"/>
-      <w:bookmarkStart w:id="154" w:name="_Toc528055829"/>
+      <w:bookmarkStart w:id="141" w:name="_Toc356993524"/>
+      <w:bookmarkStart w:id="142" w:name="_Toc358038243"/>
+      <w:bookmarkStart w:id="143" w:name="_Toc359585735"/>
+      <w:bookmarkStart w:id="144" w:name="_Toc366068702"/>
+      <w:bookmarkStart w:id="145" w:name="_Toc372396185"/>
+      <w:bookmarkStart w:id="146" w:name="_Toc384630041"/>
+      <w:bookmarkStart w:id="147" w:name="_Toc388359631"/>
+      <w:bookmarkStart w:id="148" w:name="_Toc422469828"/>
+      <w:bookmarkStart w:id="149" w:name="_Toc423443075"/>
+      <w:bookmarkStart w:id="150" w:name="_Toc423528222"/>
+      <w:bookmarkStart w:id="151" w:name="_Toc423530119"/>
+      <w:bookmarkStart w:id="152" w:name="_Toc430173836"/>
+      <w:bookmarkStart w:id="153" w:name="_Toc430173881"/>
+      <w:bookmarkStart w:id="154" w:name="_Toc528055555"/>
+      <w:bookmarkStart w:id="155" w:name="_Toc528055829"/>
       <w:r>
         <w:t xml:space="preserve">Click Download </w:t>
       </w:r>
@@ -3836,7 +4350,6 @@
       <w:r>
         <w:t>start the download.</w:t>
       </w:r>
-      <w:bookmarkEnd w:id="140"/>
       <w:bookmarkEnd w:id="141"/>
       <w:bookmarkEnd w:id="142"/>
       <w:bookmarkEnd w:id="143"/>
@@ -3851,6 +4364,7 @@
       <w:bookmarkEnd w:id="152"/>
       <w:bookmarkEnd w:id="153"/>
       <w:bookmarkEnd w:id="154"/>
+      <w:bookmarkEnd w:id="155"/>
     </w:p>
     <w:p>
       <w:pPr>
@@ -3931,7 +4445,7 @@
           <w:lang w:val="en-US"/>
         </w:rPr>
       </w:pPr>
-      <w:bookmarkStart w:id="155" w:name="_Toc158903871"/>
+      <w:bookmarkStart w:id="156" w:name="_Toc197003730"/>
       <w:r>
         <w:t>2.</w:t>
       </w:r>
@@ -3974,7 +4488,7 @@
         </w:rPr>
         <w:t>.</w:t>
       </w:r>
-      <w:bookmarkEnd w:id="155"/>
+      <w:bookmarkEnd w:id="156"/>
     </w:p>
     <w:p>
       <w:pPr>
@@ -4099,29 +4613,164 @@
         <w:t>Project</w:t>
       </w:r>
       <w:r>
-        <w:t xml:space="preserve"> from </w:t>
-      </w:r>
+        <w:t xml:space="preserve"> from Colleague. </w:t>
+      </w:r>
+      <w:r>
+        <w:t>FLEx</w:t>
+      </w:r>
+      <w:r>
+        <w:t xml:space="preserve"> will realize that the project is a </w:t>
+      </w:r>
+      <w:r>
+        <w:t>LIFT</w:t>
+      </w:r>
+      <w:r>
+        <w:t xml:space="preserve"> repo, so it will create a new </w:t>
+      </w:r>
+      <w:r>
+        <w:t>FLEx</w:t>
+      </w:r>
+      <w:r>
+        <w:t xml:space="preserve"> project based on the </w:t>
+      </w:r>
+      <w:r>
+        <w:t>LIFT</w:t>
+      </w:r>
+      <w:r>
+        <w:t xml:space="preserve"> repo.</w:t>
+      </w:r>
+    </w:p>
+    <w:p>
+      <w:pPr>
+        <w:pStyle w:val="BodyText"/>
+      </w:pPr>
       <w:r>
         <w:lastRenderedPageBreak/>
-        <w:t xml:space="preserve">Colleague. </w:t>
+        <w:t xml:space="preserve">It’s possible that you have been collaborating between </w:t>
       </w:r>
       <w:r>
         <w:t>FLEx</w:t>
       </w:r>
       <w:r>
-        <w:t xml:space="preserve"> will realize that the project is a </w:t>
+        <w:t xml:space="preserve"> and WeSay </w:t>
+      </w:r>
+      <w:r>
+        <w:t>in the past, but the connection may get broken. For example, if you</w:t>
+      </w:r>
+      <w:r>
+        <w:t>r</w:t>
+      </w:r>
+      <w:r>
+        <w:t xml:space="preserve"> </w:t>
+      </w:r>
+      <w:r>
+        <w:t>FLEx</w:t>
+      </w:r>
+      <w:r>
+        <w:t xml:space="preserve"> project directory </w:t>
+      </w:r>
+      <w:r>
+        <w:t>get</w:t>
+      </w:r>
+      <w:r>
+        <w:t>s</w:t>
+      </w:r>
+      <w:r>
+        <w:t xml:space="preserve"> deleted </w:t>
+      </w:r>
+      <w:r>
+        <w:t xml:space="preserve">and </w:t>
+      </w:r>
+      <w:r>
+        <w:t>you</w:t>
+      </w:r>
+      <w:r>
+        <w:t xml:space="preserve"> restore from a current </w:t>
+      </w:r>
+      <w:r>
+        <w:t>FLEx</w:t>
+      </w:r>
+      <w:r>
+        <w:t xml:space="preserve"> backup. </w:t>
+      </w:r>
+      <w:r>
+        <w:t>(</w:t>
+      </w:r>
+      <w:r>
+        <w:t xml:space="preserve">Note restoring a backup when using Send/Receive is usually dangerous. </w:t>
+      </w:r>
+      <w:r>
+        <w:t>See Section 4.3 for more details</w:t>
+      </w:r>
+      <w:r>
+        <w:t>.</w:t>
+      </w:r>
+      <w:r>
+        <w:t>)</w:t>
+      </w:r>
+      <w:r>
+        <w:t xml:space="preserve"> </w:t>
+      </w:r>
+      <w:r>
+        <w:t>To get reconnected to an existing LIFT repo, you need to use Send/Receive</w:t>
+      </w:r>
+      <w:r>
+        <w:t xml:space="preserve"> &gt; </w:t>
+      </w:r>
+      <w:r>
+        <w:t xml:space="preserve">Get </w:t>
+      </w:r>
+      <w:r>
+        <w:t xml:space="preserve">Lexicon (WeSay) </w:t>
+      </w:r>
+      <w:r>
+        <w:t xml:space="preserve">and Merge with this Project. This will do the initial sync to the </w:t>
       </w:r>
       <w:r>
         <w:t>LIFT</w:t>
       </w:r>
       <w:r>
-        <w:t xml:space="preserve"> repo, so it will create a new </w:t>
+        <w:t xml:space="preserve"> repo wit</w:t>
+      </w:r>
+      <w:r>
+        <w:t xml:space="preserve">hout losing other information in your </w:t>
       </w:r>
       <w:r>
         <w:t>FLEx</w:t>
       </w:r>
       <w:r>
-        <w:t xml:space="preserve"> project based on the </w:t>
+        <w:t xml:space="preserve"> project, such as interlinear texts.</w:t>
+      </w:r>
+      <w:r>
+        <w:t xml:space="preserve"> Before doing this command, inside your </w:t>
+      </w:r>
+      <w:r>
+        <w:t>FLEx</w:t>
+      </w:r>
+      <w:r>
+        <w:t xml:space="preserve"> language project folder, look for an </w:t>
+      </w:r>
+      <w:proofErr w:type="spellStart"/>
+      <w:r>
+        <w:t>OtherRepositories</w:t>
+      </w:r>
+      <w:proofErr w:type="spellEnd"/>
+      <w:r>
+        <w:t xml:space="preserve"> folder. If there is anything inside this folder, delete it first.</w:t>
+      </w:r>
+    </w:p>
+    <w:p>
+      <w:pPr>
+        <w:pStyle w:val="BodyText"/>
+      </w:pPr>
+      <w:r>
+        <w:t>Once the initial connection has been established, then use Send/Receive…Lexicon (</w:t>
+      </w:r>
+      <w:r>
+        <w:t>WeSay</w:t>
+      </w:r>
+      <w:r>
+        <w:t xml:space="preserve">) whenever you want to sync with the </w:t>
       </w:r>
       <w:r>
         <w:t>LIFT</w:t>
@@ -4132,573 +4781,1229 @@
     </w:p>
     <w:p>
       <w:pPr>
-        <w:pStyle w:val="BodyText"/>
-      </w:pPr>
-      <w:r>
-        <w:t xml:space="preserve">It’s possible that you have been collaborating between </w:t>
+        <w:pStyle w:val="Heading3"/>
+        <w:rPr>
+          <w:lang w:val="en-US"/>
+        </w:rPr>
+      </w:pPr>
+      <w:bookmarkStart w:id="157" w:name="_Toc197003731"/>
+      <w:r>
+        <w:t>2.</w:t>
+      </w:r>
+      <w:r>
+        <w:rPr>
+          <w:lang w:val="en-US"/>
+        </w:rPr>
+        <w:t>3</w:t>
+      </w:r>
+      <w:r>
+        <w:t xml:space="preserve"> Starting up Send/Receive </w:t>
+      </w:r>
+      <w:r>
+        <w:rPr>
+          <w:lang w:val="en-US"/>
+        </w:rPr>
+        <w:t>in WeSay.</w:t>
+      </w:r>
+      <w:bookmarkEnd w:id="157"/>
+    </w:p>
+    <w:p>
+      <w:pPr>
+        <w:pStyle w:val="BodyText"/>
+      </w:pPr>
+      <w:r>
+        <w:t xml:space="preserve">WeSay 2.0 or greater is required to do S/R with current versions of FLEx. </w:t>
+      </w:r>
+      <w:r>
+        <w:t xml:space="preserve">The master project for starting S/R can be either a </w:t>
       </w:r>
       <w:r>
         <w:t>FLEx</w:t>
       </w:r>
       <w:r>
-        <w:t xml:space="preserve"> and WeSay </w:t>
-      </w:r>
-      <w:r>
-        <w:t>in the past, but the connection may get broken. For example, if you</w:t>
-      </w:r>
-      <w:r>
-        <w:t>r</w:t>
+        <w:t xml:space="preserve"> or a WeSay project. Note there are a few compatibility issues between </w:t>
+      </w:r>
+      <w:r>
+        <w:t>FLEx</w:t>
+      </w:r>
+      <w:r>
+        <w:t xml:space="preserve"> and WeSay. See </w:t>
+      </w:r>
+      <w:r>
+        <w:fldChar w:fldCharType="begin"/>
+      </w:r>
+      <w:r>
+        <w:instrText xml:space="preserve"> REF _Ref157149823 \h </w:instrText>
+      </w:r>
+      <w:r>
+        <w:fldChar w:fldCharType="separate"/>
+      </w:r>
+      <w:r>
+        <w:t>4.7 FLEx and WeSay compatibility issues</w:t>
+      </w:r>
+      <w:r>
+        <w:fldChar w:fldCharType="end"/>
       </w:r>
       <w:r>
         <w:t xml:space="preserve"> </w:t>
       </w:r>
       <w:r>
+        <w:t>for more details.</w:t>
+      </w:r>
+    </w:p>
+    <w:p>
+      <w:pPr>
+        <w:pStyle w:val="BodyText"/>
+      </w:pPr>
+      <w:r>
+        <w:t xml:space="preserve">If a WeSay user is setting up the initial </w:t>
+      </w:r>
+      <w:r>
+        <w:t>LIFT</w:t>
+      </w:r>
+      <w:r>
+        <w:t xml:space="preserve"> repo, </w:t>
+      </w:r>
+      <w:r>
+        <w:t>In the WeSay Home tab, click the Send/Receive button, and then choose the destination for the repo.</w:t>
+      </w:r>
+    </w:p>
+    <w:p>
+      <w:pPr>
+        <w:pStyle w:val="BodyText"/>
+      </w:pPr>
+      <w:r>
+        <w:t xml:space="preserve">If a </w:t>
+      </w:r>
+      <w:r>
+        <w:t>LIFT</w:t>
+      </w:r>
+      <w:r>
+        <w:t xml:space="preserve"> repo has already been set up by </w:t>
+      </w:r>
+      <w:r>
         <w:t>FLEx</w:t>
       </w:r>
       <w:r>
-        <w:t xml:space="preserve"> project directory </w:t>
-      </w:r>
-      <w:r>
-        <w:t>get</w:t>
+        <w:t xml:space="preserve"> or another WeSay user</w:t>
+      </w:r>
+      <w:r>
+        <w:t xml:space="preserve">, and there is no </w:t>
+      </w:r>
+      <w:r>
+        <w:t>WeSay</w:t>
+      </w:r>
+      <w:r>
+        <w:t xml:space="preserve"> project for this language</w:t>
+      </w:r>
+      <w:r>
+        <w:t xml:space="preserve"> on your machine</w:t>
+      </w:r>
+      <w:r>
+        <w:t>, then</w:t>
+      </w:r>
+      <w:r>
+        <w:t xml:space="preserve"> you need to use</w:t>
+      </w:r>
+      <w:r>
+        <w:t xml:space="preserve"> the </w:t>
+      </w:r>
+      <w:r>
+        <w:t>WeSay Configuration tool</w:t>
+      </w:r>
+      <w:r>
+        <w:t xml:space="preserve"> to get connected. In the WeSay Configuration Tool opening dialog, choose </w:t>
+      </w:r>
+      <w:r>
+        <w:t xml:space="preserve">one of the three “Get…” commands; USB drive, Internet, or </w:t>
+      </w:r>
+      <w:r>
+        <w:t>Chorus Hub</w:t>
+      </w:r>
+      <w:r>
+        <w:t>.</w:t>
+      </w:r>
+      <w:r>
+        <w:t xml:space="preserve"> choose the desired repo, then click Copy </w:t>
+      </w:r>
+      <w:proofErr w:type="gramStart"/>
+      <w:r>
+        <w:t>To</w:t>
+      </w:r>
+      <w:proofErr w:type="gramEnd"/>
+      <w:r>
+        <w:t xml:space="preserve"> Computer. This will create a WeSay project on your machine that will be in sync with the repo.</w:t>
+      </w:r>
+    </w:p>
+    <w:p>
+      <w:pPr>
+        <w:pStyle w:val="BodyText"/>
+      </w:pPr>
+      <w:r>
+        <w:t xml:space="preserve">Once the initial connection has been established, then use Send/Receive in the WeSay Home tab whenever you want to sync with the </w:t>
+      </w:r>
+      <w:r>
+        <w:t>LIFT</w:t>
+      </w:r>
+      <w:r>
+        <w:t xml:space="preserve"> repo.</w:t>
+      </w:r>
+    </w:p>
+    <w:p>
+      <w:pPr>
+        <w:pStyle w:val="Heading3"/>
+      </w:pPr>
+      <w:bookmarkStart w:id="158" w:name="_Ref155950149"/>
+      <w:bookmarkStart w:id="159" w:name="_Toc197003732"/>
+      <w:r>
+        <w:t>2.</w:t>
+      </w:r>
+      <w:r>
+        <w:rPr>
+          <w:lang w:val="en-US"/>
+        </w:rPr>
+        <w:t>4</w:t>
+      </w:r>
+      <w:r>
+        <w:t xml:space="preserve"> </w:t>
+      </w:r>
+      <w:r>
+        <w:t>Chorus Hub startup</w:t>
+      </w:r>
+      <w:bookmarkEnd w:id="158"/>
+      <w:bookmarkEnd w:id="159"/>
+    </w:p>
+    <w:p>
+      <w:pPr>
+        <w:pStyle w:val="BodyText"/>
+      </w:pPr>
+      <w:r>
+        <w:t xml:space="preserve">Chorus Hub </w:t>
+      </w:r>
+      <w:r>
+        <w:t>use</w:t>
       </w:r>
       <w:r>
         <w:t>s</w:t>
       </w:r>
       <w:r>
-        <w:t xml:space="preserve"> deleted </w:t>
-      </w:r>
-      <w:r>
-        <w:t xml:space="preserve">and </w:t>
-      </w:r>
-      <w:r>
-        <w:t>you</w:t>
-      </w:r>
-      <w:r>
-        <w:t xml:space="preserve"> restore from a current </w:t>
-      </w:r>
-      <w:r>
-        <w:t>FLEx</w:t>
-      </w:r>
-      <w:r>
-        <w:t xml:space="preserve"> backup. </w:t>
-      </w:r>
-      <w:r>
-        <w:t>(</w:t>
-      </w:r>
-      <w:r>
-        <w:t xml:space="preserve">Note restoring a backup when using Send/Receive is usually dangerous. </w:t>
-      </w:r>
-      <w:r>
-        <w:t>See Section 4.3 for more details</w:t>
+        <w:t xml:space="preserve"> a </w:t>
+      </w:r>
+      <w:r>
+        <w:t xml:space="preserve">“Chorus Hub Sharing Service” </w:t>
+      </w:r>
+      <w:r>
+        <w:t>service on the server computer</w:t>
+      </w:r>
+      <w:r>
+        <w:t xml:space="preserve"> so that it is always available if the server computer is on</w:t>
+      </w:r>
+      <w:r>
+        <w:t xml:space="preserve">. </w:t>
+      </w:r>
+      <w:r>
+        <w:t xml:space="preserve">FieldWorks and/or WeSay software is not required on the Chorus Hub server. Chorus Hub can be </w:t>
+      </w:r>
+      <w:r>
+        <w:t xml:space="preserve">installed on </w:t>
+      </w:r>
+      <w:r>
+        <w:t xml:space="preserve">any computer on a network. Only one computer on a network can be running Chorus Hub. When a FLEx or </w:t>
+      </w:r>
+      <w:r>
+        <w:t xml:space="preserve">WeSay user uses Send/Receive and they are connected to a network, as long as there is a Chorus Hub server running, the Chorus Hub options are available. </w:t>
+      </w:r>
+      <w:r>
+        <w:t>The project repositories are stored in folders under c:\ChorusHub</w:t>
+      </w:r>
+      <w:r>
+        <w:t xml:space="preserve"> on the Chorus Hub server machine</w:t>
+      </w:r>
+      <w:r>
+        <w:t xml:space="preserve">. The latest Chorus Hub should support older versions of FLEx Bridge. </w:t>
+      </w:r>
+      <w:r>
+        <w:t>I</w:t>
+      </w:r>
+      <w:r>
+        <w:t>t should be possible to use a mixture of versions of FLEx Bridge and Chorus Hub without causing problems. But it is recommended that collaborators use current versions of software.</w:t>
+      </w:r>
+    </w:p>
+    <w:p>
+      <w:pPr>
+        <w:pStyle w:val="BodyText"/>
+      </w:pPr>
+      <w:r>
+        <w:t xml:space="preserve">You can download the latest version of Chorus Hub from </w:t>
+      </w:r>
+      <w:hyperlink r:id="rId15" w:history="1">
+        <w:r>
+          <w:rPr>
+            <w:rStyle w:val="Hyperlink"/>
+          </w:rPr>
+          <w:t>https://software.sil.org/chorushub/</w:t>
+        </w:r>
+      </w:hyperlink>
+      <w:r>
+        <w:t xml:space="preserve">. </w:t>
+      </w:r>
+      <w:r>
+        <w:t>To install, download the installer, and then run it. Since</w:t>
+      </w:r>
+      <w:r>
+        <w:t xml:space="preserve"> Chorus Hub is installed as a service, it can’t </w:t>
+      </w:r>
+      <w:r>
+        <w:t xml:space="preserve">easily </w:t>
+      </w:r>
+      <w:r>
+        <w:t>warn you about another Chorus Hub already running on the network since services do not use dialogs.</w:t>
+      </w:r>
+      <w:r>
+        <w:t xml:space="preserve"> </w:t>
+      </w:r>
+      <w:r>
+        <w:t>In the S/R dialogs Chorus Hub identif</w:t>
+      </w:r>
+      <w:r>
+        <w:t>ies</w:t>
+      </w:r>
+      <w:r>
+        <w:t xml:space="preserve"> the machine on which it is running. If for some reason you want to have Chorus Hub server installed on more than one machine</w:t>
+      </w:r>
+      <w:r>
+        <w:t xml:space="preserve"> on a network</w:t>
+      </w:r>
+      <w:r>
+        <w:t xml:space="preserve">, you should stop all services except the one you want to use. During installation, the </w:t>
+      </w:r>
+      <w:r>
+        <w:lastRenderedPageBreak/>
+        <w:t xml:space="preserve">service will be set to Automatic which means it starts </w:t>
+      </w:r>
+      <w:r>
+        <w:t xml:space="preserve">whenever the machine is booted. </w:t>
+      </w:r>
+      <w:r>
+        <w:t>To start or stop the service, you can type Services in the Start dialog, then click Services at the top of the menu. In this dialog, find Chorus Hub Sharing Service in the right pane. You can right-click this and choose to Start or Stop the service.</w:t>
+      </w:r>
+      <w:r>
+        <w:t xml:space="preserve"> With more than one installation, you should go to the Properties on this service and set the Startup type to Manual on all but your primary machine w</w:t>
+      </w:r>
+      <w:r>
+        <w:t>hich should be set to Automatic so it will start up automatically when you reboot.</w:t>
+      </w:r>
+    </w:p>
+    <w:p>
+      <w:pPr>
+        <w:pStyle w:val="BodyText"/>
+      </w:pPr>
+      <w:r>
+        <w:t>If you need to delete a project in c:\ChorusHub, it’s best to stop the Chorus Hub service while deleting the directory, then start it again when done.</w:t>
+      </w:r>
+    </w:p>
+    <w:p>
+      <w:pPr>
+        <w:pStyle w:val="BodyText"/>
+      </w:pPr>
+      <w:r>
+        <w:t>When you uninstall Chorus Hub through Programs and Features, it will automatically stop and uninstall the Chorus Hub service.</w:t>
+      </w:r>
+    </w:p>
+    <w:p>
+      <w:pPr>
+        <w:pStyle w:val="BodyText"/>
+      </w:pPr>
+      <w:r>
+        <w:t xml:space="preserve">The Chorus Hub service will send messages to the </w:t>
+      </w:r>
+      <w:r>
+        <w:t>E</w:t>
+      </w:r>
+      <w:r>
+        <w:t xml:space="preserve">vent </w:t>
+      </w:r>
+      <w:r>
+        <w:t>V</w:t>
+      </w:r>
+      <w:r>
+        <w:t xml:space="preserve">iewer when there are problems. To see these, </w:t>
+      </w:r>
+      <w:r>
+        <w:t>t</w:t>
+      </w:r>
+      <w:r>
+        <w:t>ype Event Viewer in the Start dialog, then click Event Viewer at the top of the menu to open the event dialog.</w:t>
+      </w:r>
+      <w:r>
+        <w:t xml:space="preserve"> </w:t>
+      </w:r>
+      <w:r>
+        <w:t>I</w:t>
+      </w:r>
+      <w:r>
+        <w:t xml:space="preserve">n the left </w:t>
+      </w:r>
+      <w:r>
+        <w:t xml:space="preserve">of this dialog, </w:t>
+      </w:r>
+      <w:r>
+        <w:t>open the Windows Logs node and click the Application node. Any messages from Chorus Hub will show up in the right pane.</w:t>
+      </w:r>
+    </w:p>
+    <w:p>
+      <w:pPr>
+        <w:pStyle w:val="BodyText"/>
+      </w:pPr>
+      <w:r>
+        <w:t xml:space="preserve">If you install Chorus Hub service on a machine when another machine on the network is already running Chorus Hub, </w:t>
+      </w:r>
+      <w:r>
+        <w:t>the</w:t>
+      </w:r>
+      <w:r>
+        <w:t xml:space="preserve"> installation takes place, but when it tries to start the service, it fails and gives a red error icon in the Application log. When you click this you’ll see a message, “Only one </w:t>
+      </w:r>
+      <w:r>
+        <w:t>Chorus Hub</w:t>
+      </w:r>
+      <w:r>
+        <w:t xml:space="preserve"> can be run on a network but there is already one running on …” The message will list the machine that is currently running Chorus Hub. The service will remain installed and set to Automatic. </w:t>
+      </w:r>
+      <w:r>
+        <w:t>Thus,</w:t>
+      </w:r>
+      <w:r>
+        <w:t xml:space="preserve"> when the computer is restarted it will try to start again and will succeed if the other Chorus Hub is no longer running. Otherwise it remains off.</w:t>
+      </w:r>
+    </w:p>
+    <w:p>
+      <w:pPr>
+        <w:pStyle w:val="BodyText"/>
+      </w:pPr>
+      <w:r>
+        <w:t xml:space="preserve">See </w:t>
+      </w:r>
+      <w:r>
+        <w:fldChar w:fldCharType="begin"/>
+      </w:r>
+      <w:r>
+        <w:instrText xml:space="preserve"> REF _Ref157154542 \h </w:instrText>
+      </w:r>
+      <w:r>
+        <w:fldChar w:fldCharType="separate"/>
+      </w:r>
+      <w:r>
+        <w:t>4.1 Chorus Hub issues</w:t>
+      </w:r>
+      <w:r>
+        <w:fldChar w:fldCharType="end"/>
+      </w:r>
+      <w:r>
+        <w:t xml:space="preserve"> </w:t>
+      </w:r>
+      <w:r>
+        <w:t xml:space="preserve">for further information on </w:t>
+      </w:r>
+      <w:r>
+        <w:t xml:space="preserve">how to solve </w:t>
+      </w:r>
+      <w:r>
+        <w:t>problems you might encounter with Chorus Hub</w:t>
       </w:r>
       <w:r>
         <w:t>.</w:t>
       </w:r>
-      <w:r>
-        <w:t>)</w:t>
+    </w:p>
+    <w:p>
+      <w:pPr>
+        <w:pStyle w:val="Heading3"/>
+        <w:rPr>
+          <w:lang w:val="en-US"/>
+        </w:rPr>
+      </w:pPr>
+      <w:bookmarkStart w:id="160" w:name="_Ref155950056"/>
+      <w:bookmarkStart w:id="161" w:name="_Ref155950061"/>
+      <w:bookmarkStart w:id="162" w:name="_Toc197003733"/>
+      <w:r>
+        <w:t>2.</w:t>
+      </w:r>
+      <w:r>
+        <w:rPr>
+          <w:lang w:val="en-US"/>
+        </w:rPr>
+        <w:t>5</w:t>
       </w:r>
       <w:r>
         <w:t xml:space="preserve"> </w:t>
       </w:r>
       <w:r>
-        <w:t>To get reconnected to an existing LIFT repo, you need to use Send/Receive</w:t>
-      </w:r>
-      <w:r>
-        <w:t xml:space="preserve"> &gt; </w:t>
-      </w:r>
-      <w:r>
-        <w:t xml:space="preserve">Get </w:t>
-      </w:r>
-      <w:r>
-        <w:t xml:space="preserve">Lexicon (WeSay) </w:t>
-      </w:r>
-      <w:r>
-        <w:t xml:space="preserve">and Merge with this Project. This will do the initial sync to the </w:t>
-      </w:r>
-      <w:r>
-        <w:t>LIFT</w:t>
-      </w:r>
-      <w:r>
-        <w:t xml:space="preserve"> repo wit</w:t>
-      </w:r>
-      <w:r>
-        <w:t xml:space="preserve">hout losing other information in your </w:t>
-      </w:r>
-      <w:r>
-        <w:t>FLEx</w:t>
-      </w:r>
-      <w:r>
-        <w:t xml:space="preserve"> project, such as interlinear texts.</w:t>
-      </w:r>
-      <w:r>
-        <w:t xml:space="preserve"> Before doing this command, inside your </w:t>
-      </w:r>
-      <w:r>
-        <w:t>FLEx</w:t>
-      </w:r>
-      <w:r>
-        <w:t xml:space="preserve"> language project folder, look for an </w:t>
-      </w:r>
-      <w:proofErr w:type="spellStart"/>
-      <w:r>
-        <w:t>OtherRepositories</w:t>
-      </w:r>
-      <w:proofErr w:type="spellEnd"/>
-      <w:r>
-        <w:t xml:space="preserve"> folder. If there is anything inside this folder, delete it first.</w:t>
-      </w:r>
-    </w:p>
-    <w:p>
-      <w:pPr>
-        <w:pStyle w:val="BodyText"/>
-      </w:pPr>
-      <w:r>
-        <w:t>Once the initial connection has been established, then use Send/Receive…Lexicon (</w:t>
-      </w:r>
-      <w:r>
-        <w:t>WeSay</w:t>
-      </w:r>
-      <w:r>
-        <w:t xml:space="preserve">) whenever you want to sync with the </w:t>
-      </w:r>
-      <w:r>
-        <w:t>LIFT</w:t>
-      </w:r>
-      <w:r>
-        <w:t xml:space="preserve"> repo.</w:t>
-      </w:r>
-    </w:p>
-    <w:p>
-      <w:pPr>
-        <w:pStyle w:val="Heading3"/>
+        <w:t>Lexbox</w:t>
+      </w:r>
+      <w:r>
+        <w:t xml:space="preserve"> Internet </w:t>
+      </w:r>
+      <w:bookmarkEnd w:id="160"/>
+      <w:bookmarkEnd w:id="161"/>
+      <w:r>
         <w:rPr>
           <w:lang w:val="en-US"/>
         </w:rPr>
-      </w:pPr>
-      <w:bookmarkStart w:id="156" w:name="_Toc158903872"/>
-      <w:r>
-        <w:t>2.</w:t>
-      </w:r>
-      <w:r>
-        <w:rPr>
-          <w:lang w:val="en-US"/>
-        </w:rPr>
-        <w:t>3</w:t>
-      </w:r>
-      <w:r>
-        <w:t xml:space="preserve"> Starting up Send/Receive </w:t>
-      </w:r>
-      <w:r>
-        <w:rPr>
-          <w:lang w:val="en-US"/>
-        </w:rPr>
-        <w:t>in WeSay.</w:t>
-      </w:r>
-      <w:bookmarkEnd w:id="156"/>
-    </w:p>
-    <w:p>
-      <w:pPr>
-        <w:pStyle w:val="BodyText"/>
-      </w:pPr>
-      <w:r>
-        <w:t xml:space="preserve">WeSay 2.0 or greater is required to do S/R with current versions of FLEx. </w:t>
-      </w:r>
-      <w:r>
-        <w:t xml:space="preserve">The master project for starting S/R can be either a </w:t>
-      </w:r>
-      <w:r>
-        <w:t>FLEx</w:t>
-      </w:r>
-      <w:r>
-        <w:t xml:space="preserve"> or a WeSay project. Note there are a few compatibility issues between </w:t>
-      </w:r>
-      <w:r>
-        <w:t>FLEx</w:t>
-      </w:r>
-      <w:r>
-        <w:t xml:space="preserve"> and WeSay. See </w:t>
-      </w:r>
-      <w:r>
-        <w:fldChar w:fldCharType="begin"/>
-      </w:r>
-      <w:r>
-        <w:instrText xml:space="preserve"> REF _Ref157149823 \h </w:instrText>
-      </w:r>
-      <w:r>
-        <w:fldChar w:fldCharType="separate"/>
-      </w:r>
-      <w:r>
-        <w:t>4.7 FLEx and WeSay compatibility issues</w:t>
-      </w:r>
-      <w:r>
-        <w:fldChar w:fldCharType="end"/>
+        <w:t>setup</w:t>
+      </w:r>
+      <w:bookmarkEnd w:id="162"/>
+    </w:p>
+    <w:p>
+      <w:pPr>
+        <w:pStyle w:val="BodyText"/>
+      </w:pPr>
+      <w:r>
+        <w:t>Lexbox</w:t>
       </w:r>
       <w:r>
         <w:t xml:space="preserve"> </w:t>
       </w:r>
       <w:r>
-        <w:t>for more details.</w:t>
-      </w:r>
-    </w:p>
-    <w:p>
-      <w:pPr>
-        <w:pStyle w:val="BodyText"/>
-      </w:pPr>
-      <w:r>
-        <w:t xml:space="preserve">If a WeSay user is setting up the initial </w:t>
-      </w:r>
-      <w:r>
-        <w:t>LIFT</w:t>
-      </w:r>
-      <w:r>
-        <w:t xml:space="preserve"> repo, </w:t>
-      </w:r>
-      <w:r>
-        <w:t>In the WeSay Home tab, click the Send/Receive button, and then choose the destination for the repo.</w:t>
-      </w:r>
-    </w:p>
-    <w:p>
-      <w:pPr>
-        <w:pStyle w:val="BodyText"/>
-      </w:pPr>
-      <w:r>
-        <w:t xml:space="preserve">If a </w:t>
-      </w:r>
-      <w:r>
-        <w:t>LIFT</w:t>
-      </w:r>
-      <w:r>
-        <w:t xml:space="preserve"> repo has already been set up by </w:t>
-      </w:r>
-      <w:r>
-        <w:t>FLEx</w:t>
-      </w:r>
-      <w:r>
-        <w:t xml:space="preserve"> or another WeSay user</w:t>
-      </w:r>
-      <w:r>
-        <w:t xml:space="preserve">, and there is no </w:t>
-      </w:r>
-      <w:r>
-        <w:t>WeSay</w:t>
-      </w:r>
-      <w:r>
-        <w:t xml:space="preserve"> project for this language</w:t>
-      </w:r>
-      <w:r>
-        <w:t xml:space="preserve"> on your machine</w:t>
-      </w:r>
-      <w:r>
-        <w:t>, then</w:t>
-      </w:r>
-      <w:r>
-        <w:t xml:space="preserve"> you need to use</w:t>
-      </w:r>
-      <w:r>
-        <w:t xml:space="preserve"> the </w:t>
-      </w:r>
-      <w:r>
-        <w:t>WeSay Configuration tool</w:t>
-      </w:r>
-      <w:r>
-        <w:t xml:space="preserve"> to get connected. In the WeSay Configuration Tool opening dialog, choose </w:t>
-      </w:r>
-      <w:r>
-        <w:t xml:space="preserve">one of the three “Get…” commands; USB drive, Internet, or </w:t>
-      </w:r>
-      <w:r>
-        <w:t>Chorus Hub</w:t>
+        <w:t>(formerly Language</w:t>
+      </w:r>
+      <w:r>
+        <w:t xml:space="preserve"> </w:t>
+      </w:r>
+      <w:r>
+        <w:t xml:space="preserve">Depot) </w:t>
+      </w:r>
+      <w:r>
+        <w:t xml:space="preserve">is </w:t>
+      </w:r>
+      <w:r>
+        <w:t>an Internet</w:t>
+      </w:r>
+      <w:r>
+        <w:t xml:space="preserve"> server that hosts </w:t>
+      </w:r>
+      <w:r>
+        <w:t>repositories</w:t>
+      </w:r>
+      <w:r>
+        <w:t xml:space="preserve"> for various programs including FieldWorks</w:t>
+      </w:r>
+      <w:r>
+        <w:t xml:space="preserve"> and WeSay</w:t>
       </w:r>
       <w:r>
         <w:t>.</w:t>
       </w:r>
       <w:r>
-        <w:t xml:space="preserve"> choose the desired repo, then click Copy </w:t>
+        <w:t xml:space="preserve"> </w:t>
+      </w:r>
+      <w:r>
+        <w:t xml:space="preserve">Projects are managed at </w:t>
+      </w:r>
+      <w:hyperlink r:id="rId16" w:history="1">
+        <w:r>
+          <w:rPr>
+            <w:rStyle w:val="Hyperlink"/>
+          </w:rPr>
+          <w:t>https://</w:t>
+        </w:r>
+        <w:r>
+          <w:rPr>
+            <w:rStyle w:val="Hyperlink"/>
+          </w:rPr>
+          <w:t>lexbox.org</w:t>
+        </w:r>
+        <w:r>
+          <w:rPr>
+            <w:rStyle w:val="Hyperlink"/>
+          </w:rPr>
+          <w:t>/</w:t>
+        </w:r>
+      </w:hyperlink>
+      <w:r>
+        <w:t xml:space="preserve">. </w:t>
+      </w:r>
+      <w:r>
+        <w:t>In order to use Send/Receive</w:t>
+      </w:r>
+      <w:r>
+        <w:t xml:space="preserve"> in FLEx</w:t>
+      </w:r>
+      <w:r>
+        <w:t xml:space="preserve">, you first need to have </w:t>
+      </w:r>
+      <w:r>
+        <w:t>a</w:t>
+      </w:r>
+      <w:r>
+        <w:t xml:space="preserve"> project on </w:t>
+      </w:r>
+      <w:r>
+        <w:t>Lexbox</w:t>
+      </w:r>
+      <w:r>
+        <w:t xml:space="preserve">. You also need to have a user account on </w:t>
+      </w:r>
+      <w:r>
+        <w:t>Lexbox</w:t>
+      </w:r>
+      <w:r>
+        <w:t xml:space="preserve"> assigned to the project</w:t>
+      </w:r>
+      <w:r>
+        <w:t>.</w:t>
+      </w:r>
+    </w:p>
+    <w:p>
+      <w:pPr>
+        <w:pStyle w:val="BodyText"/>
+      </w:pPr>
+      <w:r>
+        <w:rPr>
+          <w:rStyle w:val="Strong"/>
+        </w:rPr>
+        <w:t>Create user account:</w:t>
+      </w:r>
+      <w:r>
+        <w:t xml:space="preserve"> </w:t>
+      </w:r>
+      <w:r>
+        <w:t>To create a</w:t>
+      </w:r>
+      <w:r>
+        <w:t xml:space="preserve"> user</w:t>
+      </w:r>
+      <w:r>
+        <w:t xml:space="preserve"> account, go to </w:t>
+      </w:r>
+      <w:hyperlink r:id="rId17" w:history="1">
+        <w:r>
+          <w:rPr>
+            <w:rStyle w:val="Hyperlink"/>
+          </w:rPr>
+          <w:t>https://</w:t>
+        </w:r>
+        <w:r>
+          <w:rPr>
+            <w:rStyle w:val="Hyperlink"/>
+          </w:rPr>
+          <w:t>lexbox.org</w:t>
+        </w:r>
+        <w:r>
+          <w:rPr>
+            <w:rStyle w:val="Hyperlink"/>
+          </w:rPr>
+          <w:t>/</w:t>
+        </w:r>
+        <w:r>
+          <w:rPr>
+            <w:rStyle w:val="Hyperlink"/>
+          </w:rPr>
+          <w:t>register</w:t>
+        </w:r>
+      </w:hyperlink>
+      <w:r>
+        <w:t>.</w:t>
+      </w:r>
+      <w:r>
+        <w:t xml:space="preserve"> </w:t>
+      </w:r>
+      <w:r>
+        <w:t>F</w:t>
+      </w:r>
+      <w:r>
+        <w:t>ill in your name, a valid email, and a password (case sensitive). Then click Register.</w:t>
+      </w:r>
+      <w:r>
+        <w:t xml:space="preserve"> An email will be sent to your email address and you must click the verify button to complete your registration. If someone adds you to an existing project, the next time you log in, </w:t>
+      </w:r>
+      <w:r>
+        <w:t>the</w:t>
+      </w:r>
+      <w:r>
+        <w:t xml:space="preserve"> project will show up </w:t>
+      </w:r>
+      <w:r>
+        <w:t xml:space="preserve">in your </w:t>
+      </w:r>
+      <w:r>
+        <w:t>My Projects</w:t>
+      </w:r>
+      <w:r>
+        <w:t xml:space="preserve"> page </w:t>
+      </w:r>
+      <w:r>
+        <w:t xml:space="preserve">and you can see further details by clicking the project. If you haven’t opened this project yet </w:t>
+      </w:r>
+      <w:r>
+        <w:t>in FLEx</w:t>
+      </w:r>
+      <w:r>
+        <w:t xml:space="preserve">, </w:t>
+      </w:r>
+      <w:r>
+        <w:t xml:space="preserve">the </w:t>
+      </w:r>
+      <w:r>
+        <w:t>“Set up project”</w:t>
+      </w:r>
+      <w:r>
+        <w:t xml:space="preserve"> button will tell you what steps to take.</w:t>
+      </w:r>
+      <w:r>
+        <w:t xml:space="preserve"> It’s also possible to “Sign in with Google”. When you do this, you have to sign in to your Google account, and Lexbox will skip sending an email for a confirmation.</w:t>
+      </w:r>
+    </w:p>
+    <w:p>
+      <w:pPr>
+        <w:pStyle w:val="BodyText"/>
+      </w:pPr>
+      <w:r>
+        <w:rPr>
+          <w:rStyle w:val="Strong"/>
+        </w:rPr>
+        <w:t>Create project:</w:t>
+      </w:r>
+      <w:r>
+        <w:t xml:space="preserve"> </w:t>
+      </w:r>
+      <w:r>
+        <w:t xml:space="preserve">To create </w:t>
+      </w:r>
+      <w:r>
+        <w:t>your first</w:t>
+      </w:r>
+      <w:r>
+        <w:t xml:space="preserve"> project, </w:t>
+      </w:r>
+      <w:r>
+        <w:t xml:space="preserve">from your </w:t>
+      </w:r>
+      <w:r>
+        <w:t>My Projects</w:t>
+      </w:r>
+      <w:r>
+        <w:t xml:space="preserve"> </w:t>
+      </w:r>
+      <w:r>
+        <w:t>page</w:t>
+      </w:r>
+      <w:r>
+        <w:t xml:space="preserve">, click the “Create Project” button. In the page that comes up, </w:t>
+      </w:r>
+      <w:r>
+        <w:t>fill in the requested information:</w:t>
+      </w:r>
+    </w:p>
+    <w:p>
+      <w:pPr>
+        <w:pStyle w:val="ListBullet2"/>
+      </w:pPr>
+      <w:r>
+        <w:t xml:space="preserve">Name: Enter the name of the project; </w:t>
+      </w:r>
+      <w:r>
+        <w:t>typically,</w:t>
+      </w:r>
+      <w:r>
+        <w:t xml:space="preserve"> the language name.</w:t>
+      </w:r>
+    </w:p>
+    <w:p>
+      <w:pPr>
+        <w:pStyle w:val="ListBullet2"/>
+      </w:pPr>
+      <w:r>
+        <w:t>Project type: FieldWorks</w:t>
+      </w:r>
+    </w:p>
+    <w:p>
+      <w:pPr>
+        <w:pStyle w:val="ListBullet2"/>
+      </w:pPr>
+      <w:r>
+        <w:lastRenderedPageBreak/>
+        <w:t>Organization: Pick an option or leave “No organization”</w:t>
+      </w:r>
+      <w:r>
+        <w:t>.</w:t>
+      </w:r>
+    </w:p>
+    <w:p>
+      <w:pPr>
+        <w:pStyle w:val="ListBullet2"/>
+      </w:pPr>
+      <w:r>
+        <w:t>Members: Leave None for now</w:t>
+      </w:r>
+      <w:r>
+        <w:t>.</w:t>
+      </w:r>
+    </w:p>
+    <w:p>
+      <w:pPr>
+        <w:pStyle w:val="ListBullet2"/>
+      </w:pPr>
+      <w:r>
+        <w:t>Purpose: Choose the appropriate option.</w:t>
+      </w:r>
+    </w:p>
+    <w:p>
+      <w:pPr>
+        <w:pStyle w:val="ListBullet2"/>
+      </w:pPr>
+      <w:r>
+        <w:t xml:space="preserve">Language code: Type a code that identifies the language. Normally this should come from </w:t>
+      </w:r>
+      <w:hyperlink r:id="rId18" w:history="1">
+        <w:r>
+          <w:rPr>
+            <w:rStyle w:val="Hyperlink"/>
+          </w:rPr>
+          <w:t>https://</w:t>
+        </w:r>
+        <w:r>
+          <w:rPr>
+            <w:rStyle w:val="Hyperlink"/>
+          </w:rPr>
+          <w:t>www.ethnologue.com</w:t>
+        </w:r>
+      </w:hyperlink>
+      <w:r>
+        <w:t>.</w:t>
+      </w:r>
+    </w:p>
+    <w:p>
+      <w:pPr>
+        <w:pStyle w:val="ListBullet2"/>
+      </w:pPr>
+      <w:r>
+        <w:t>Custom Code: Normally leave this unchecked.</w:t>
+      </w:r>
+    </w:p>
+    <w:p>
+      <w:pPr>
+        <w:pStyle w:val="ListBullet2"/>
+      </w:pPr>
+      <w:r>
+        <w:t>Code: Lexbox will normally construct a code from the options you’ve entered. If that code is already used, it gives a red “Project code already used”. In that case, click Custom Code, and alter the code manually to get a valid code. Codes should be lowercase a-z and may include digits and hyphens.</w:t>
+      </w:r>
+      <w:r>
+        <w:t xml:space="preserve"> This code is the Project ID used in the FLEx Send/Receive dialogs to access the project.</w:t>
+      </w:r>
+    </w:p>
+    <w:p>
+      <w:pPr>
+        <w:pStyle w:val="ListBullet2"/>
+      </w:pPr>
+      <w:r>
+        <w:t>Description: Write an optional description giving some useful information on the purpose of this project.</w:t>
+      </w:r>
+    </w:p>
+    <w:p>
+      <w:pPr>
+        <w:pStyle w:val="ListBullet2"/>
+      </w:pPr>
+      <w:r>
+        <w:t>Confidential. Check this box if this project is sensitive in some way. When it is checked, only project members and administrators will be able to see it.</w:t>
+      </w:r>
+    </w:p>
+    <w:p>
+      <w:pPr>
+        <w:pStyle w:val="ListBullet2"/>
+      </w:pPr>
+      <w:r>
+        <w:t>After filling in the project information, click Create Project. If it won’t activate, check above for a red option that needs to be corrected.</w:t>
+      </w:r>
+    </w:p>
+    <w:p>
+      <w:pPr>
+        <w:pStyle w:val="BodyText"/>
+      </w:pPr>
+      <w:r>
+        <w:t xml:space="preserve">After the project is created, it will open the project. At this point there are no members in the project. In order to use the project, you need to add your </w:t>
+      </w:r>
+      <w:r>
+        <w:t>email</w:t>
+      </w:r>
+      <w:r>
+        <w:t xml:space="preserve"> to the Members list. </w:t>
+      </w:r>
+      <w:r>
+        <w:t>C</w:t>
+      </w:r>
+      <w:r>
+        <w:t xml:space="preserve">lick the Add/Invite Member button, enter your email, and select Manager, so that you will be able to add </w:t>
+      </w:r>
+      <w:r>
+        <w:t xml:space="preserve">or remove </w:t>
+      </w:r>
+      <w:r>
+        <w:t xml:space="preserve">other users to the project, if desirable. Once you </w:t>
+      </w:r>
+      <w:r>
+        <w:t>are a member of</w:t>
+      </w:r>
+      <w:r>
+        <w:t xml:space="preserve"> the new project, then in FLEx you should have access to this project in the Send/Receive dialogs.</w:t>
+      </w:r>
+    </w:p>
+    <w:p>
+      <w:pPr>
+        <w:pStyle w:val="BodyText"/>
+      </w:pPr>
+      <w:r>
+        <w:rPr>
+          <w:rStyle w:val="Strong"/>
+        </w:rPr>
+        <w:t>Add</w:t>
+      </w:r>
+      <w:r>
+        <w:rPr>
+          <w:rStyle w:val="Strong"/>
+        </w:rPr>
+        <w:t>/Invite M</w:t>
+      </w:r>
+      <w:r>
+        <w:rPr>
+          <w:rStyle w:val="Strong"/>
+        </w:rPr>
+        <w:t>ember:</w:t>
+      </w:r>
+      <w:r>
+        <w:t xml:space="preserve"> </w:t>
+      </w:r>
+      <w:r>
+        <w:t xml:space="preserve">As a project manager, you are able to add other </w:t>
+      </w:r>
+      <w:r>
+        <w:t>Lexbox</w:t>
+      </w:r>
+      <w:r>
+        <w:t xml:space="preserve"> users </w:t>
+      </w:r>
+      <w:r>
+        <w:t xml:space="preserve">as members </w:t>
+      </w:r>
+      <w:r>
+        <w:t xml:space="preserve">to your project to give them access. </w:t>
+      </w:r>
+      <w:r>
+        <w:t>To add a user from the project page, click the “Add</w:t>
+      </w:r>
+      <w:r>
+        <w:t>/Invite</w:t>
+      </w:r>
+      <w:r>
+        <w:t xml:space="preserve"> Member” button, type in the email address of the user, and select an appropriate role (Editor or Manager) for that user, then click “Add Member”.</w:t>
+      </w:r>
+      <w:r>
+        <w:t xml:space="preserve"> If you add an email that hasn’t been registered as a user, </w:t>
+      </w:r>
+      <w:r>
+        <w:t xml:space="preserve">it will have a red comment, “No user was found with this </w:t>
+      </w:r>
+      <w:r>
+        <w:t>L</w:t>
+      </w:r>
+      <w:r>
+        <w:t>ogin</w:t>
+      </w:r>
+      <w:r>
+        <w:t xml:space="preserve">”. If you want to invite this person to join Lexbox, click the Invite checkbox. Then when click “Add Member”, </w:t>
+      </w:r>
+      <w:r>
+        <w:t>an email will be sent to that address, and if the recipient</w:t>
+      </w:r>
+      <w:r>
+        <w:t xml:space="preserve"> clicks the</w:t>
+      </w:r>
+      <w:r>
+        <w:t xml:space="preserve"> </w:t>
+      </w:r>
+      <w:r>
+        <w:t>“Verify email”</w:t>
+      </w:r>
+      <w:r>
+        <w:t xml:space="preserve"> button in the email</w:t>
+      </w:r>
+      <w:r>
+        <w:t xml:space="preserve"> within 3 days</w:t>
+      </w:r>
+      <w:r>
+        <w:t xml:space="preserve">, </w:t>
+      </w:r>
+      <w:r>
+        <w:t>Lexbox</w:t>
+      </w:r>
+      <w:r>
+        <w:t xml:space="preserve"> they will </w:t>
+      </w:r>
+      <w:r>
+        <w:t>add the user</w:t>
+      </w:r>
+      <w:r>
+        <w:t xml:space="preserve"> to the project.</w:t>
+      </w:r>
+      <w:r>
+        <w:t xml:space="preserve"> Lexbox automatically sends an email to anyone you add to let them know that they have been added to the project, </w:t>
       </w:r>
       <w:proofErr w:type="gramStart"/>
       <w:r>
-        <w:t>To</w:t>
+        <w:t>The</w:t>
       </w:r>
       <w:proofErr w:type="gramEnd"/>
       <w:r>
-        <w:t xml:space="preserve"> Computer. This will create a WeSay project on your machine that will be in sync with the repo.</w:t>
-      </w:r>
-    </w:p>
-    <w:p>
-      <w:pPr>
-        <w:pStyle w:val="BodyText"/>
-      </w:pPr>
-      <w:r>
-        <w:t xml:space="preserve">Once the initial connection has been established, then use Send/Receive in the WeSay Home tab whenever you want to sync with the </w:t>
-      </w:r>
-      <w:r>
-        <w:t>LIFT</w:t>
-      </w:r>
-      <w:r>
-        <w:t xml:space="preserve"> repo.</w:t>
-      </w:r>
-    </w:p>
-    <w:p>
-      <w:pPr>
-        <w:pStyle w:val="Heading3"/>
-      </w:pPr>
-      <w:bookmarkStart w:id="157" w:name="_Ref155950149"/>
-      <w:bookmarkStart w:id="158" w:name="_Toc158903873"/>
-      <w:r>
-        <w:t>2.</w:t>
-      </w:r>
-      <w:r>
-        <w:rPr>
-          <w:lang w:val="en-US"/>
-        </w:rPr>
-        <w:t>4</w:t>
+        <w:t xml:space="preserve"> email will have a </w:t>
+      </w:r>
+      <w:r>
+        <w:t>“</w:t>
+      </w:r>
+      <w:r>
+        <w:t>View Project</w:t>
+      </w:r>
+      <w:r>
+        <w:t>”</w:t>
+      </w:r>
+      <w:r>
+        <w:t xml:space="preserve"> button that will open the project in Lexbox.</w:t>
+      </w:r>
+    </w:p>
+    <w:p>
+      <w:pPr>
+        <w:pStyle w:val="BodyText"/>
+      </w:pPr>
+      <w:r>
+        <w:rPr>
+          <w:rStyle w:val="Strong"/>
+        </w:rPr>
+        <w:t>Remove member:</w:t>
+      </w:r>
+      <w:r>
+        <w:t xml:space="preserve"> As a project manager, you are able to remove members from your project. To remove a member from the project page, click the 3-dot menu to the right of the member button and choose “Remove”, then as a confirmation, click “Remove Member”.</w:t>
+      </w:r>
+    </w:p>
+    <w:p>
+      <w:pPr>
+        <w:pStyle w:val="BodyText"/>
+      </w:pPr>
+      <w:r>
+        <w:rPr>
+          <w:rStyle w:val="Strong"/>
+        </w:rPr>
+        <w:t>Change member role:</w:t>
+      </w:r>
+      <w:r>
+        <w:t xml:space="preserve"> As a project manager, you are able to change the role of a member in your project. To change the role from the project page, click the 3-dot menu to the right of the member button and choose “Change Role”, then select the desired role and click “Change Role”</w:t>
+      </w:r>
+      <w:r>
+        <w:t xml:space="preserve">. Editors </w:t>
+      </w:r>
+      <w:r>
+        <w:t>can access and modify the project, but cannot add or delete members to the project.</w:t>
+      </w:r>
+    </w:p>
+    <w:p>
+      <w:pPr>
+        <w:pStyle w:val="BodyText"/>
+      </w:pPr>
+      <w:r>
+        <w:rPr>
+          <w:rStyle w:val="Strong"/>
+        </w:rPr>
+        <w:lastRenderedPageBreak/>
+        <w:t>Create additional projects:</w:t>
+      </w:r>
+      <w:r>
+        <w:t xml:space="preserve"> If you are assigned as a manager on a project, then you can create a new project directly. From your </w:t>
+      </w:r>
+      <w:r>
+        <w:t>My Projects</w:t>
+      </w:r>
+      <w:r>
+        <w:t xml:space="preserve"> page, click “Create Project”.</w:t>
       </w:r>
       <w:r>
         <w:t xml:space="preserve"> </w:t>
       </w:r>
       <w:r>
-        <w:t>Chorus Hub startup</w:t>
-      </w:r>
-      <w:bookmarkEnd w:id="157"/>
-      <w:bookmarkEnd w:id="158"/>
-    </w:p>
-    <w:p>
-      <w:pPr>
-        <w:pStyle w:val="BodyText"/>
-      </w:pPr>
-      <w:r>
-        <w:t xml:space="preserve">Chorus Hub </w:t>
-      </w:r>
-      <w:r>
-        <w:t>use</w:t>
-      </w:r>
-      <w:r>
-        <w:t>s</w:t>
-      </w:r>
-      <w:r>
-        <w:t xml:space="preserve"> a </w:t>
-      </w:r>
-      <w:r>
-        <w:t xml:space="preserve">“Chorus Hub Sharing Service” </w:t>
-      </w:r>
-      <w:r>
-        <w:t>service on the server computer</w:t>
-      </w:r>
-      <w:r>
-        <w:t xml:space="preserve"> so that it is always available if the server computer is on</w:t>
-      </w:r>
-      <w:r>
-        <w:t xml:space="preserve">. </w:t>
-      </w:r>
-      <w:r>
-        <w:t xml:space="preserve">FieldWorks and/or WeSay software is not required on the Chorus Hub server. Chorus Hub can be </w:t>
-      </w:r>
-      <w:r>
-        <w:t xml:space="preserve">installed on </w:t>
-      </w:r>
-      <w:r>
-        <w:t xml:space="preserve">any computer on a network. Only one computer on a network can be running Chorus Hub. When a FLEx or </w:t>
-      </w:r>
-      <w:r>
-        <w:t xml:space="preserve">WeSay user uses Send/Receive and they are connected to a network, as long as there is a Chorus Hub server running, the Chorus Hub options are available. </w:t>
-      </w:r>
-      <w:r>
-        <w:t>The project repositories are stored in folders under c:\ChorusHub</w:t>
-      </w:r>
-      <w:r>
-        <w:t xml:space="preserve"> on the Chorus Hub server machine</w:t>
-      </w:r>
-      <w:r>
-        <w:t xml:space="preserve">. The latest Chorus Hub should support older versions of FLEx Bridge. </w:t>
-      </w:r>
-      <w:r>
-        <w:t>I</w:t>
-      </w:r>
-      <w:r>
-        <w:t>t should be possible to use a mixture of versions of FLEx Bridge and Chorus Hub without causing problems. But it is recommended that collaborators use current versions of software.</w:t>
-      </w:r>
-    </w:p>
-    <w:p>
-      <w:pPr>
-        <w:pStyle w:val="BodyText"/>
-      </w:pPr>
-      <w:r>
-        <w:t xml:space="preserve">You can download the latest version of Chorus Hub from </w:t>
-      </w:r>
-      <w:hyperlink r:id="rId15" w:history="1">
-        <w:r>
-          <w:rPr>
-            <w:rStyle w:val="Hyperlink"/>
-          </w:rPr>
-          <w:t>https://software.sil.org/chorushub/</w:t>
-        </w:r>
-      </w:hyperlink>
-      <w:r>
-        <w:t xml:space="preserve">. </w:t>
-      </w:r>
-      <w:r>
-        <w:t>To install, download the installer, and then run it. Since</w:t>
-      </w:r>
-      <w:r>
-        <w:t xml:space="preserve"> Chorus Hub is installed as a service, it can’t </w:t>
-      </w:r>
-      <w:r>
-        <w:t xml:space="preserve">easily </w:t>
-      </w:r>
-      <w:r>
-        <w:t>warn you about another Chorus Hub already running on the network since services do not use dialogs.</w:t>
+        <w:t xml:space="preserve">In the page that comes up, </w:t>
+      </w:r>
+      <w:r>
+        <w:t>fill in the details as described above</w:t>
+      </w:r>
+      <w:r>
+        <w:t xml:space="preserve">. When you go back to </w:t>
+      </w:r>
+      <w:r>
+        <w:t>My Projects</w:t>
+      </w:r>
+      <w:r>
+        <w:t>, you may need to refresh the page to get it to show.</w:t>
+      </w:r>
+    </w:p>
+    <w:p>
+      <w:pPr>
+        <w:pStyle w:val="BodyText"/>
+      </w:pPr>
+      <w:r>
+        <w:rPr>
+          <w:rStyle w:val="Strong"/>
+        </w:rPr>
+        <w:t>Delete Project:</w:t>
       </w:r>
       <w:r>
         <w:t xml:space="preserve"> </w:t>
       </w:r>
       <w:r>
-        <w:t>In the S/R dialogs Chorus Hub identif</w:t>
-      </w:r>
-      <w:r>
-        <w:t>ies</w:t>
-      </w:r>
-      <w:r>
-        <w:t xml:space="preserve"> the machine on which it is running. If for </w:t>
-      </w:r>
-      <w:r>
-        <w:lastRenderedPageBreak/>
-        <w:t>some reason you want to have Chorus Hub server installed on more than one machine</w:t>
-      </w:r>
-      <w:r>
-        <w:t xml:space="preserve"> on a network</w:t>
-      </w:r>
-      <w:r>
-        <w:t xml:space="preserve">, you should stop all services except the one you want to use. During installation, the service will be set to Automatic which means it starts </w:t>
-      </w:r>
-      <w:r>
-        <w:t xml:space="preserve">whenever the machine is booted. </w:t>
-      </w:r>
-      <w:r>
-        <w:t>To start or stop the service, you can type Services in the Start dialog, then click Services at the top of the menu. In this dialog, find Chorus Hub Sharing Service in the right pane. You can right-click this and choose to Start or Stop the service.</w:t>
-      </w:r>
-      <w:r>
-        <w:t xml:space="preserve"> With more than one installation, you should go to the Properties on this service and set the Startup type to Manual on all but your primary machine w</w:t>
-      </w:r>
-      <w:r>
-        <w:t>hich should be set to Automatic so it will start up automatically when you reboot.</w:t>
-      </w:r>
-    </w:p>
-    <w:p>
-      <w:pPr>
-        <w:pStyle w:val="BodyText"/>
-      </w:pPr>
-      <w:r>
-        <w:t>If you need to delete a project in c:\ChorusHub, it’s best to stop the Chorus Hub service while deleting the directory, then start it again when done.</w:t>
-      </w:r>
-    </w:p>
-    <w:p>
-      <w:pPr>
-        <w:pStyle w:val="BodyText"/>
-      </w:pPr>
-      <w:r>
-        <w:t>When you uninstall Chorus Hub through Programs and Features, it will automatically stop and uninstall the Chorus Hub service.</w:t>
-      </w:r>
-    </w:p>
-    <w:p>
-      <w:pPr>
-        <w:pStyle w:val="BodyText"/>
-      </w:pPr>
-      <w:r>
-        <w:t xml:space="preserve">The Chorus Hub service will send messages to the </w:t>
-      </w:r>
-      <w:r>
-        <w:t>E</w:t>
-      </w:r>
-      <w:r>
-        <w:t xml:space="preserve">vent </w:t>
-      </w:r>
-      <w:r>
-        <w:t>V</w:t>
-      </w:r>
-      <w:r>
-        <w:t xml:space="preserve">iewer when there are problems. To see these, </w:t>
-      </w:r>
-      <w:r>
-        <w:t>t</w:t>
-      </w:r>
-      <w:r>
-        <w:t>ype Event Viewer in the Start dialog, then click Event Viewer at the top of the menu to open the event dialog.</w:t>
-      </w:r>
-      <w:r>
-        <w:t xml:space="preserve"> </w:t>
-      </w:r>
-      <w:r>
-        <w:t>I</w:t>
-      </w:r>
-      <w:r>
-        <w:t xml:space="preserve">n the left </w:t>
-      </w:r>
-      <w:r>
-        <w:t xml:space="preserve">of this dialog, </w:t>
-      </w:r>
-      <w:r>
-        <w:t>open the Windows Logs node and click the Application node. Any messages from Chorus Hub will show up in the right pane.</w:t>
-      </w:r>
-    </w:p>
-    <w:p>
-      <w:pPr>
-        <w:pStyle w:val="BodyText"/>
-      </w:pPr>
-      <w:r>
-        <w:t xml:space="preserve">If you install Chorus Hub service on a machine when another machine on the network is already running Chorus Hub, </w:t>
-      </w:r>
-      <w:r>
-        <w:t>the</w:t>
-      </w:r>
-      <w:r>
-        <w:t xml:space="preserve"> installation takes place, but when it tries to start the service, it fails and gives a red error icon in the Application log. When you click this you’ll see a message, “Only one </w:t>
-      </w:r>
-      <w:r>
-        <w:t>Chorus Hub</w:t>
-      </w:r>
-      <w:r>
-        <w:t xml:space="preserve"> can be run on a network but there is already one running on …” The message will list the machine that is currently running Chorus Hub. The service will remain installed and set to Automatic. </w:t>
-      </w:r>
-      <w:r>
-        <w:t>Thus,</w:t>
-      </w:r>
-      <w:r>
-        <w:t xml:space="preserve"> when the computer is restarted it will try to start again and will succeed if the other Chorus Hub is no longer running. Otherwise it remains off.</w:t>
-      </w:r>
-    </w:p>
-    <w:p>
-      <w:pPr>
-        <w:pStyle w:val="BodyText"/>
-      </w:pPr>
-      <w:r>
-        <w:t xml:space="preserve">See </w:t>
-      </w:r>
-      <w:r>
-        <w:fldChar w:fldCharType="begin"/>
-      </w:r>
-      <w:r>
-        <w:instrText xml:space="preserve"> REF _Ref157154542 \h </w:instrText>
-      </w:r>
-      <w:r>
-        <w:fldChar w:fldCharType="separate"/>
-      </w:r>
-      <w:r>
-        <w:t>4.1 Chorus Hub issues</w:t>
-      </w:r>
-      <w:r>
-        <w:fldChar w:fldCharType="end"/>
-      </w:r>
-      <w:r>
-        <w:t xml:space="preserve"> </w:t>
-      </w:r>
-      <w:r>
-        <w:t xml:space="preserve">for further information on </w:t>
-      </w:r>
-      <w:r>
-        <w:t xml:space="preserve">how to solve </w:t>
-      </w:r>
-      <w:r>
-        <w:t>problems you might encounter with Chorus Hub</w:t>
+        <w:t>As a project manager</w:t>
+      </w:r>
+      <w:r>
+        <w:t xml:space="preserve">, </w:t>
+      </w:r>
+      <w:r>
+        <w:t xml:space="preserve">you can delete </w:t>
+      </w:r>
+      <w:r>
+        <w:t>the project</w:t>
+      </w:r>
+      <w:r>
+        <w:t xml:space="preserve"> if you no longer need it</w:t>
+      </w:r>
+      <w:r>
+        <w:t xml:space="preserve">. To do this, from your </w:t>
+      </w:r>
+      <w:r>
+        <w:t>My Projects</w:t>
+      </w:r>
+      <w:r>
+        <w:t xml:space="preserve"> page</w:t>
+      </w:r>
+      <w:r>
+        <w:t>, click the project. When you are in the project page, click “Mor</w:t>
+      </w:r>
+      <w:r>
+        <w:t>e</w:t>
+      </w:r>
+      <w:r>
+        <w:t xml:space="preserve"> settings” at the bottom</w:t>
+      </w:r>
+      <w:r>
+        <w:t>,</w:t>
+      </w:r>
+      <w:r>
+        <w:t xml:space="preserve"> and it will provide a “Delete Project” button. Click that button and type “DELETE PROJECT”, then click “Delete Project” a second time.</w:t>
+      </w:r>
+      <w:r>
+        <w:t xml:space="preserve"> Note after deleting a project, colleagues that were using this account will need to delete their project folder in FLEx. Until this is done, the project will still have a copy of the deleted project repo in </w:t>
+      </w:r>
+      <w:proofErr w:type="gramStart"/>
+      <w:r>
+        <w:t>the .hg</w:t>
+      </w:r>
+      <w:proofErr w:type="gramEnd"/>
+      <w:r>
+        <w:t xml:space="preserve"> directory.</w:t>
+      </w:r>
+    </w:p>
+    <w:p>
+      <w:pPr>
+        <w:pStyle w:val="BodyText"/>
+      </w:pPr>
+      <w:r>
+        <w:rPr>
+          <w:rStyle w:val="Strong"/>
+        </w:rPr>
+        <w:t>Change user account:</w:t>
+      </w:r>
+      <w:r>
+        <w:t xml:space="preserve"> From the home page, your user account name is in the upper-right corner of the page. Click that and go to “Account Settings”. In this page you can change the </w:t>
+      </w:r>
+      <w:r>
+        <w:t>display</w:t>
+      </w:r>
+      <w:r>
+        <w:t xml:space="preserve"> name or email address. You can also reset the password. Click “Update account info” when done.</w:t>
+      </w:r>
+      <w:r>
+        <w:t xml:space="preserve"> If you change the email address, click “Update User”. This will send an email to the new address that will require a response from the email before the change is made.</w:t>
+      </w:r>
+    </w:p>
+    <w:p>
+      <w:pPr>
+        <w:pStyle w:val="BodyText"/>
+      </w:pPr>
+      <w:r>
+        <w:rPr>
+          <w:rStyle w:val="Strong"/>
+        </w:rPr>
+        <w:t>Delete user account:</w:t>
+      </w:r>
+      <w:r>
+        <w:t xml:space="preserve"> If you no longer need a </w:t>
+      </w:r>
+      <w:r>
+        <w:t>Lexbox</w:t>
+      </w:r>
+      <w:r>
+        <w:t xml:space="preserve"> user account, you can delete the account. From the home page, your user account name is in the upper-right corner of the page. Click that and go to “Account Settings”. Click “More settings” at the bottom, then click “Delete Account”, type “DELETE ACCOUNT” as a confirmation, then click “Delete Account”. This will take you back to the login page, and your access to all projects on </w:t>
+      </w:r>
+      <w:r>
+        <w:t>Lexbox</w:t>
+      </w:r>
+      <w:r>
+        <w:t xml:space="preserve"> will be removed.</w:t>
+      </w:r>
+    </w:p>
+    <w:p>
+      <w:pPr>
+        <w:pStyle w:val="BodyText"/>
+      </w:pPr>
+      <w:r>
+        <w:t>Lexbox</w:t>
+      </w:r>
+      <w:r>
+        <w:t xml:space="preserve"> administrators can access some other features that are not available to normal users. This includes </w:t>
+      </w:r>
+      <w:r>
+        <w:t xml:space="preserve">access to all projects through </w:t>
+      </w:r>
+      <w:r>
+        <w:t>an Admin D</w:t>
+      </w:r>
+      <w:r>
+        <w:t>as</w:t>
+      </w:r>
+      <w:r>
+        <w:t xml:space="preserve">hboard that allows searches in project and user names, and an option on a user to filter projects to ones this user can access. A More Settings option allows an administrator to delete any project, </w:t>
+      </w:r>
+      <w:r>
+        <w:t>v</w:t>
+      </w:r>
+      <w:r>
+        <w:t xml:space="preserve">erify a repository, and </w:t>
+      </w:r>
+      <w:r>
+        <w:t>reset a repo. When resetting, they can optionally download a current zipped copy of the repo, which can then be processed on the local machine, they can reset the repo, and optionally upload the zipped repo or leave it blank so a user can send to a blank repo.</w:t>
+      </w:r>
+    </w:p>
+    <w:p>
+      <w:pPr>
+        <w:pStyle w:val="BodyText"/>
+      </w:pPr>
+      <w:r>
+        <w:rPr>
+          <w:rStyle w:val="Strong"/>
+        </w:rPr>
+        <w:t>Bulk Add/Create Members:</w:t>
+      </w:r>
+      <w:r>
+        <w:t xml:space="preserve"> This button, only available to Lexbox administrators, allows the administrator to add multiple users to a project with a shared password. The primary purpose is to allow an administrator to set up projects for less skilled users. Verification emails will not be sent for these users. You can enter multiple emails or Login names, one per line. If there is not a Lexbox account with the email or login, it will automatically add a Lexbox user to the system with this email or login. When done, click Add/Create Members. The listed people are added as Editors for this project. For people you add, when they log into FLEx S/R they would use the email or login, plus the shared password. The shared password is only available until the user sets their password to something else. Users created like this are marked as such internally and have some limitations: 1) they're the only users that can be members of a</w:t>
+      </w:r>
+      <w:r>
+        <w:t>ny</w:t>
+      </w:r>
+      <w:r>
+        <w:t xml:space="preserve"> project without having a verified email address, and 2) they can't be made managers of a project until they have a verified email address, since it’s important for Lexbox administrators to be able to contact project managers</w:t>
       </w:r>
       <w:r>
         <w:t>.</w:t>
@@ -4706,467 +6011,9 @@
     </w:p>
     <w:p>
       <w:pPr>
-        <w:pStyle w:val="Heading3"/>
-        <w:rPr>
-          <w:lang w:val="en-US"/>
-        </w:rPr>
-      </w:pPr>
-      <w:bookmarkStart w:id="159" w:name="_Ref155950056"/>
-      <w:bookmarkStart w:id="160" w:name="_Ref155950061"/>
-      <w:bookmarkStart w:id="161" w:name="_Toc158903874"/>
-      <w:r>
-        <w:t>2.</w:t>
-      </w:r>
-      <w:r>
-        <w:rPr>
-          <w:lang w:val="en-US"/>
-        </w:rPr>
-        <w:t>5</w:t>
-      </w:r>
-      <w:r>
-        <w:t xml:space="preserve"> </w:t>
-      </w:r>
-      <w:r>
-        <w:t>Language</w:t>
-      </w:r>
-      <w:r>
-        <w:rPr>
-          <w:lang w:val="en-US"/>
-        </w:rPr>
-        <w:t xml:space="preserve"> </w:t>
-      </w:r>
-      <w:r>
-        <w:t xml:space="preserve">Depot Internet </w:t>
-      </w:r>
-      <w:bookmarkEnd w:id="159"/>
-      <w:bookmarkEnd w:id="160"/>
-      <w:r>
-        <w:rPr>
-          <w:lang w:val="en-US"/>
-        </w:rPr>
-        <w:t>setup</w:t>
-      </w:r>
-      <w:bookmarkEnd w:id="161"/>
-    </w:p>
-    <w:p>
-      <w:pPr>
-        <w:pStyle w:val="BodyText"/>
-      </w:pPr>
-      <w:r>
-        <w:t>Language</w:t>
-      </w:r>
-      <w:r>
-        <w:t xml:space="preserve"> </w:t>
-      </w:r>
-      <w:r>
-        <w:t xml:space="preserve">Depot is </w:t>
-      </w:r>
-      <w:r>
-        <w:t>an Internet</w:t>
-      </w:r>
-      <w:r>
-        <w:t xml:space="preserve"> server that hosts </w:t>
-      </w:r>
-      <w:r>
-        <w:t>repositories</w:t>
-      </w:r>
-      <w:r>
-        <w:t xml:space="preserve"> for various programs including FieldWorks</w:t>
-      </w:r>
-      <w:r>
-        <w:t xml:space="preserve"> and WeSay</w:t>
-      </w:r>
-      <w:r>
-        <w:t>.</w:t>
-      </w:r>
-      <w:r>
-        <w:t xml:space="preserve"> </w:t>
-      </w:r>
-      <w:r>
-        <w:t xml:space="preserve">Projects are managed at </w:t>
-      </w:r>
-      <w:hyperlink r:id="rId16" w:history="1">
-        <w:r>
-          <w:rPr>
-            <w:rStyle w:val="Hyperlink"/>
-          </w:rPr>
-          <w:t>https://languagedepot.org/</w:t>
-        </w:r>
-      </w:hyperlink>
-      <w:r>
-        <w:t xml:space="preserve">. </w:t>
-      </w:r>
-      <w:r>
-        <w:t>(</w:t>
-      </w:r>
-      <w:r>
-        <w:t xml:space="preserve">Note: </w:t>
-      </w:r>
-      <w:r>
-        <w:t>Language Depot</w:t>
-      </w:r>
-      <w:r>
-        <w:t xml:space="preserve">.org will be changed to LexBox.org in the future.) </w:t>
-      </w:r>
-      <w:r>
-        <w:t>In order to use Send/Receive</w:t>
-      </w:r>
-      <w:r>
-        <w:t xml:space="preserve"> in FLEx</w:t>
-      </w:r>
-      <w:r>
-        <w:t>, you first need to have a project on Language Depot. You also need to have a user account on Language Depot</w:t>
-      </w:r>
-      <w:r>
-        <w:t xml:space="preserve"> assigned to the project</w:t>
-      </w:r>
-      <w:r>
-        <w:t>.</w:t>
-      </w:r>
-    </w:p>
-    <w:p>
-      <w:pPr>
-        <w:pStyle w:val="BodyText"/>
-      </w:pPr>
-      <w:r>
-        <w:rPr>
-          <w:rStyle w:val="Strong"/>
-        </w:rPr>
-        <w:t>Create user account:</w:t>
-      </w:r>
-      <w:r>
-        <w:t xml:space="preserve"> </w:t>
-      </w:r>
-      <w:r>
-        <w:t>To create a</w:t>
-      </w:r>
-      <w:r>
-        <w:t xml:space="preserve"> user</w:t>
-      </w:r>
-      <w:r>
-        <w:t xml:space="preserve"> account, go to </w:t>
-      </w:r>
-      <w:hyperlink r:id="rId17" w:history="1">
-        <w:r>
-          <w:rPr>
-            <w:rStyle w:val="Hyperlink"/>
-          </w:rPr>
-          <w:t>https://languagedepot.org/</w:t>
-        </w:r>
-        <w:r>
-          <w:rPr>
-            <w:rStyle w:val="Hyperlink"/>
-          </w:rPr>
-          <w:t>register</w:t>
-        </w:r>
-      </w:hyperlink>
-      <w:r>
-        <w:t>.</w:t>
-      </w:r>
-      <w:r>
-        <w:t xml:space="preserve"> </w:t>
-      </w:r>
-      <w:r>
-        <w:t>F</w:t>
-      </w:r>
-      <w:r>
-        <w:t>ill in your name, a valid email, and a password (case sensitive). Then click Register.</w:t>
-      </w:r>
-      <w:r>
-        <w:t xml:space="preserve"> An email will be sent to your email address and you must click the verify button to complete your registration. If someone adds you to an existing project, the next time you log in, </w:t>
-      </w:r>
-      <w:r>
-        <w:t>the</w:t>
-      </w:r>
-      <w:r>
-        <w:t xml:space="preserve"> project will show up </w:t>
-      </w:r>
-      <w:r>
-        <w:t xml:space="preserve">in your Home page </w:t>
-      </w:r>
-      <w:r>
-        <w:t xml:space="preserve">and you can see further details by clicking the project. If you haven’t opened this project yet </w:t>
-      </w:r>
-      <w:r>
-        <w:t>in FLEx</w:t>
-      </w:r>
-      <w:r>
-        <w:t xml:space="preserve">, </w:t>
-      </w:r>
-      <w:r>
-        <w:t>the Get Project button will tell you what steps to take.</w:t>
-      </w:r>
-    </w:p>
-    <w:p>
-      <w:pPr>
-        <w:pStyle w:val="BodyText"/>
-      </w:pPr>
-      <w:r>
-        <w:rPr>
-          <w:rStyle w:val="Strong"/>
-        </w:rPr>
-        <w:t>Create first project:</w:t>
-      </w:r>
-      <w:r>
-        <w:t xml:space="preserve"> </w:t>
-      </w:r>
-      <w:r>
-        <w:t xml:space="preserve">To create </w:t>
-      </w:r>
-      <w:r>
-        <w:t>your first</w:t>
-      </w:r>
-      <w:r>
-        <w:t xml:space="preserve"> project, </w:t>
-      </w:r>
-      <w:r>
-        <w:t xml:space="preserve">from your Home </w:t>
-      </w:r>
-      <w:r>
-        <w:t>page</w:t>
-      </w:r>
-      <w:r>
-        <w:t xml:space="preserve">, click the “Create Project” button. In the page that comes up, type the project name, description, choose the type of project, and the purpose, then enter a valid language code. The code at the bottom is the </w:t>
-      </w:r>
-      <w:r>
-        <w:t>code needed</w:t>
-      </w:r>
-      <w:r>
-        <w:t xml:space="preserve"> to access the project</w:t>
-      </w:r>
-      <w:r>
-        <w:t xml:space="preserve"> in FLEx</w:t>
-      </w:r>
-      <w:r>
-        <w:t xml:space="preserve">. Click </w:t>
-      </w:r>
-      <w:r>
-        <w:t>“</w:t>
-      </w:r>
-      <w:r>
-        <w:t>Request Project</w:t>
-      </w:r>
-      <w:r>
-        <w:t>”</w:t>
-      </w:r>
-      <w:r>
-        <w:t xml:space="preserve"> when done.</w:t>
-      </w:r>
-      <w:r>
-        <w:t xml:space="preserve"> This sends a message to a Language Depot administrator who will verify that this is a valid request and the project </w:t>
-      </w:r>
-      <w:r>
-        <w:lastRenderedPageBreak/>
-        <w:t>code is not already in use. They will then create the project and assign you as a Manager for the project</w:t>
-      </w:r>
-      <w:r>
-        <w:t xml:space="preserve">, and then reply by email letting you know </w:t>
-      </w:r>
-      <w:r>
-        <w:t>the final project name and ID</w:t>
-      </w:r>
-      <w:r>
-        <w:t>. At this point, you will be able to see the project in your Home page in Language Depot</w:t>
-      </w:r>
-      <w:r>
-        <w:t xml:space="preserve"> and begin to use it.</w:t>
-      </w:r>
-    </w:p>
-    <w:p>
-      <w:pPr>
-        <w:pStyle w:val="BodyText"/>
-      </w:pPr>
-      <w:r>
-        <w:rPr>
-          <w:rStyle w:val="Strong"/>
-        </w:rPr>
-        <w:t>Add member:</w:t>
-      </w:r>
-      <w:r>
-        <w:t xml:space="preserve"> </w:t>
-      </w:r>
-      <w:r>
-        <w:t xml:space="preserve">As a project manager, you are able to add other Language Depot users </w:t>
-      </w:r>
-      <w:r>
-        <w:t xml:space="preserve">as members </w:t>
-      </w:r>
-      <w:r>
-        <w:t xml:space="preserve">to your project to give them access. </w:t>
-      </w:r>
-      <w:r>
-        <w:t>To add a user from the project page, click the “Add Member” button, type in the email address of the user, and select an appropriate role (Editor or Manager) for that user, then click “Add Member”.</w:t>
-      </w:r>
-    </w:p>
-    <w:p>
-      <w:pPr>
-        <w:pStyle w:val="BodyText"/>
-      </w:pPr>
-      <w:r>
-        <w:rPr>
-          <w:rStyle w:val="Strong"/>
-        </w:rPr>
-        <w:t>Remove member:</w:t>
-      </w:r>
-      <w:r>
-        <w:t xml:space="preserve"> </w:t>
-      </w:r>
-      <w:r>
-        <w:t xml:space="preserve">As a project manager, you are able to remove members from your project. To </w:t>
-      </w:r>
-      <w:r>
-        <w:t>remove</w:t>
-      </w:r>
-      <w:r>
-        <w:t xml:space="preserve"> a member from the project page, click the 3-dot menu to the right of the member</w:t>
-      </w:r>
-      <w:r>
-        <w:t xml:space="preserve"> button and choose “Remove”, then as a confirmation, click “Remove Member”.</w:t>
-      </w:r>
-    </w:p>
-    <w:p>
-      <w:pPr>
-        <w:pStyle w:val="BodyText"/>
-      </w:pPr>
-      <w:r>
-        <w:rPr>
-          <w:rStyle w:val="Strong"/>
-        </w:rPr>
-        <w:t>Change member role:</w:t>
-      </w:r>
-      <w:r>
-        <w:t xml:space="preserve"> As a project manager, you are able to change the role of a member in your project. To change the role from the project page, click the 3-dot menu to the right of the member button and choose “Change Role”, then select the desired role and click “Change Role”.</w:t>
-      </w:r>
-    </w:p>
-    <w:p>
-      <w:pPr>
-        <w:pStyle w:val="BodyText"/>
-      </w:pPr>
-      <w:r>
-        <w:rPr>
-          <w:rStyle w:val="Strong"/>
-        </w:rPr>
-        <w:t>Create additional projects:</w:t>
-      </w:r>
-      <w:r>
-        <w:t xml:space="preserve"> If you are assigned as a manager on a project, then you can create a new project directly. From your Home page, click “Create Project”.</w:t>
-      </w:r>
-      <w:r>
-        <w:t xml:space="preserve"> </w:t>
-      </w:r>
-      <w:r>
-        <w:t>In the page that comes up, type the project name, description, choose the type of project, and the purpose, then enter a valid language code. The code at the bottom is the code needed to access the project in FLEx. Click “Create Project” when done. If the project code is already in use, it will highlight the project Code and you will need to change the code and try again. You can’t edit the code directly, but you could add a number after the language code to make it unique. When you go back to Home, you may need to refresh the page to get it to show.</w:t>
-      </w:r>
-    </w:p>
-    <w:p>
-      <w:pPr>
-        <w:pStyle w:val="BodyText"/>
-      </w:pPr>
-      <w:r>
-        <w:rPr>
-          <w:rStyle w:val="Strong"/>
-        </w:rPr>
-        <w:t>Delete Project:</w:t>
-      </w:r>
-      <w:r>
-        <w:t xml:space="preserve"> </w:t>
-      </w:r>
-      <w:r>
-        <w:t>As a project manager</w:t>
-      </w:r>
-      <w:r>
-        <w:t xml:space="preserve">, </w:t>
-      </w:r>
-      <w:r>
-        <w:t xml:space="preserve">you can delete </w:t>
-      </w:r>
-      <w:r>
-        <w:t>the project</w:t>
-      </w:r>
-      <w:r>
-        <w:t xml:space="preserve"> if you no longer need it</w:t>
-      </w:r>
-      <w:r>
-        <w:t>. To do this, from your Home page</w:t>
-      </w:r>
-      <w:r>
-        <w:t>, click the project. When you are in the project page, click “Mor</w:t>
-      </w:r>
-      <w:r>
-        <w:t>e</w:t>
-      </w:r>
-      <w:r>
-        <w:t xml:space="preserve"> settings” at the bottom</w:t>
-      </w:r>
-      <w:r>
-        <w:t>,</w:t>
-      </w:r>
-      <w:r>
-        <w:t xml:space="preserve"> and it will provide a “Delete Project” button. Click that button and type “DELETE PROJECT”, then click “Delete Project” a second time.</w:t>
-      </w:r>
-    </w:p>
-    <w:p>
-      <w:pPr>
-        <w:pStyle w:val="BodyText"/>
-      </w:pPr>
-      <w:r>
-        <w:rPr>
-          <w:rStyle w:val="Strong"/>
-        </w:rPr>
-        <w:t>Change user account:</w:t>
-      </w:r>
-      <w:r>
-        <w:t xml:space="preserve"> From the home page, your user account name is in the upper-right corner of the page. Click that and go to “Account Settings”. In this page you can change the user name or email address. You can also reset the password. Click “Update account info” when done.</w:t>
-      </w:r>
-    </w:p>
-    <w:p>
-      <w:pPr>
-        <w:pStyle w:val="BodyText"/>
-      </w:pPr>
-      <w:r>
-        <w:rPr>
-          <w:rStyle w:val="Strong"/>
-        </w:rPr>
-        <w:t>Delete user account:</w:t>
-      </w:r>
-      <w:r>
-        <w:t xml:space="preserve"> If you no longer need a Language Depot user account, you can delete the account. From the home page, your user account name is in the upper-right corner of the page. Click that and go to “Account Settings”. Click “More settings” at the bottom, then click “Delete Account”, type “DELETE ACCOUNT” as a confirmation, then click “Delete Account”. This will take you back to the login page, and your access to all projects on Language Depot will be removed.</w:t>
-      </w:r>
-    </w:p>
-    <w:p>
-      <w:pPr>
-        <w:pStyle w:val="BodyText"/>
-      </w:pPr>
-      <w:r>
-        <w:t xml:space="preserve">Language Depot administrators can access some other features that are not available to normal users. This includes </w:t>
-      </w:r>
-      <w:r>
-        <w:t xml:space="preserve">access to all projects through </w:t>
-      </w:r>
-      <w:r>
-        <w:t>an Admin D</w:t>
-      </w:r>
-      <w:r>
-        <w:t>as</w:t>
-      </w:r>
-      <w:r>
-        <w:t xml:space="preserve">hboard that allows searches in project and user names, and an option on a user to filter projects to ones this user can access. A More Settings option allows an administrator to delete any project, </w:t>
-      </w:r>
-      <w:r>
-        <w:t>v</w:t>
-      </w:r>
-      <w:r>
-        <w:t xml:space="preserve">erify a repository, and </w:t>
-      </w:r>
-      <w:r>
-        <w:t>reset a repo. When resetting, they can optionally download a current zipped copy of the repo, which can then be processed on the local machine, they can reset the repo, and optionally upload the zipped repo or leave it blank so a user can send to a blank repo. There is also an option to migrate a repository from the older location on public.languageforge.org.</w:t>
-      </w:r>
-    </w:p>
-    <w:p>
-      <w:pPr>
         <w:pStyle w:val="Heading2"/>
       </w:pPr>
-      <w:bookmarkStart w:id="162" w:name="_Toc158903875"/>
+      <w:bookmarkStart w:id="163" w:name="_Toc197003734"/>
       <w:r>
         <w:lastRenderedPageBreak/>
         <w:t xml:space="preserve">3 </w:t>
@@ -5177,7 +6024,7 @@
       <w:r>
         <w:t>it works, or why it doesn’t</w:t>
       </w:r>
-      <w:bookmarkEnd w:id="162"/>
+      <w:bookmarkEnd w:id="163"/>
     </w:p>
     <w:p>
       <w:pPr>
@@ -5299,7 +6146,13 @@
         <w:t xml:space="preserve"> number of conflicts, these conflict files can get very large.</w:t>
       </w:r>
       <w:r>
-        <w:t xml:space="preserve"> They can be deleted as long as another user does not modify them during the same S/R cycle. Also, from time to time it’s usually best to reset the Language Depot repo to reduce its size, and typically </w:t>
+        <w:t xml:space="preserve"> They can be deleted as long as another user does not modify them during the same S/R cycle. Also, from time to time it’s usually best to reset the </w:t>
+      </w:r>
+      <w:r>
+        <w:t>Lexbox</w:t>
+      </w:r>
+      <w:r>
+        <w:t xml:space="preserve"> repo to reduce its size, and typically </w:t>
       </w:r>
       <w:proofErr w:type="spellStart"/>
       <w:r>
@@ -5314,7 +6167,7 @@
       <w:pPr>
         <w:pStyle w:val="Heading3"/>
       </w:pPr>
-      <w:bookmarkStart w:id="163" w:name="_Toc158903876"/>
+      <w:bookmarkStart w:id="164" w:name="_Toc197003735"/>
       <w:r>
         <w:t xml:space="preserve">3.1 </w:t>
       </w:r>
@@ -5324,7 +6177,7 @@
       <w:r>
         <w:t xml:space="preserve"> examples</w:t>
       </w:r>
-      <w:bookmarkEnd w:id="163"/>
+      <w:bookmarkEnd w:id="164"/>
     </w:p>
     <w:p>
       <w:pPr>
@@ -5607,14 +6460,14 @@
       <w:pPr>
         <w:pStyle w:val="Heading3"/>
       </w:pPr>
-      <w:bookmarkStart w:id="164" w:name="_Toc158903877"/>
+      <w:bookmarkStart w:id="165" w:name="_Toc197003736"/>
       <w:r>
         <w:t xml:space="preserve">3.2 </w:t>
       </w:r>
       <w:r>
         <w:t>General concepts</w:t>
       </w:r>
-      <w:bookmarkEnd w:id="164"/>
+      <w:bookmarkEnd w:id="165"/>
     </w:p>
     <w:p>
       <w:pPr>
@@ -5763,14 +6616,14 @@
       <w:pPr>
         <w:pStyle w:val="Heading3"/>
       </w:pPr>
-      <w:bookmarkStart w:id="165" w:name="_Toc158903878"/>
+      <w:bookmarkStart w:id="166" w:name="_Toc197003737"/>
       <w:r>
         <w:t xml:space="preserve">3.3 </w:t>
       </w:r>
       <w:r>
         <w:t>Interlinear examples</w:t>
       </w:r>
-      <w:bookmarkEnd w:id="165"/>
+      <w:bookmarkEnd w:id="166"/>
     </w:p>
     <w:p>
       <w:pPr>
@@ -5788,7 +6641,7 @@
       <w:r>
         <w:t xml:space="preserve">(See </w:t>
       </w:r>
-      <w:hyperlink r:id="rId18" w:history="1">
+      <w:hyperlink r:id="rId19" w:history="1">
         <w:r>
           <w:rPr>
             <w:rStyle w:val="Hyperlink"/>
@@ -6201,16 +7054,16 @@
       <w:pPr>
         <w:pStyle w:val="Heading3"/>
       </w:pPr>
-      <w:bookmarkStart w:id="166" w:name="_Ref155947436"/>
-      <w:bookmarkStart w:id="167" w:name="_Toc158903879"/>
+      <w:bookmarkStart w:id="167" w:name="_Ref155947436"/>
+      <w:bookmarkStart w:id="168" w:name="_Toc197003738"/>
       <w:r>
         <w:t xml:space="preserve">3.4 </w:t>
       </w:r>
       <w:r>
         <w:t>WeSay/LIFT collaboration</w:t>
       </w:r>
-      <w:bookmarkEnd w:id="166"/>
       <w:bookmarkEnd w:id="167"/>
+      <w:bookmarkEnd w:id="168"/>
     </w:p>
     <w:p>
       <w:pPr>
@@ -6323,7 +7176,10 @@
         <w:t>FLEx</w:t>
       </w:r>
       <w:r>
-        <w:t xml:space="preserve"> users merge via the </w:t>
+        <w:t xml:space="preserve"> </w:t>
+      </w:r>
+      <w:r>
+        <w:t xml:space="preserve">users merge via the </w:t>
       </w:r>
       <w:r>
         <w:t>FLEx</w:t>
@@ -6333,6 +7189,63 @@
       </w:r>
     </w:p>
     <w:p>
+      <w:r>
+        <w:t>As a result of these ambiguities, i</w:t>
+      </w:r>
+      <w:r>
+        <w:t>f you modify a vernacular example sentence in WeSay, when that comes into F</w:t>
+      </w:r>
+      <w:r>
+        <w:t>LE</w:t>
+      </w:r>
+      <w:r>
+        <w:t>x, it will come in as a new example sentence rather than modifying the original example sentence. Likewise, if you modify an existing pronunciation in WeSay, when it comes back into F</w:t>
+      </w:r>
+      <w:r>
+        <w:t>LE</w:t>
+      </w:r>
+      <w:r>
+        <w:t xml:space="preserve">x it will be a new pronunciation. </w:t>
+      </w:r>
+      <w:r>
+        <w:t>Some l</w:t>
+      </w:r>
+      <w:r>
+        <w:t>exical relations can also get somewhat corrupted with merges between F</w:t>
+      </w:r>
+      <w:r>
+        <w:t>LE</w:t>
+      </w:r>
+      <w:r>
+        <w:t>x and WeSay.</w:t>
+      </w:r>
+    </w:p>
+    <w:p/>
+    <w:p>
+      <w:r>
+        <w:t>Another bug (LT-21023) can duplicate reversals. WeSay does not use reversal entries, but when doing a S/R with F</w:t>
+      </w:r>
+      <w:r>
+        <w:t>LE</w:t>
+      </w:r>
+      <w:r>
+        <w:t>x, reversals will get in</w:t>
+      </w:r>
+      <w:r>
+        <w:t>to</w:t>
+      </w:r>
+      <w:r>
+        <w:t xml:space="preserve"> the file. Once there, and WeSay does a merge to an entry with reversals, the reversals will all be duplicated even though they are not seen in WeSay.</w:t>
+      </w:r>
+    </w:p>
+    <w:p>
+      <w:pPr>
+        <w:rPr>
+          <w:rFonts w:asciiTheme="minorHAnsi" w:hAnsiTheme="minorHAnsi" w:cstheme="minorBidi"/>
+        </w:rPr>
+      </w:pPr>
+    </w:p>
+    <w:p>
       <w:pPr>
         <w:pStyle w:val="BodyText"/>
       </w:pPr>
@@ -6422,7 +7335,7 @@
       <w:pPr>
         <w:pStyle w:val="Heading3"/>
       </w:pPr>
-      <w:bookmarkStart w:id="168" w:name="_Toc158903880"/>
+      <w:bookmarkStart w:id="169" w:name="_Toc197003739"/>
       <w:r>
         <w:t>3.</w:t>
       </w:r>
@@ -6464,7 +7377,7 @@
       <w:r>
         <w:t>collaboration</w:t>
       </w:r>
-      <w:bookmarkEnd w:id="168"/>
+      <w:bookmarkEnd w:id="169"/>
     </w:p>
     <w:p>
       <w:pPr>
@@ -6644,13 +7557,16 @@
         <w:t xml:space="preserve"> projects.</w:t>
       </w:r>
       <w:r>
-        <w:t xml:space="preserve"> When getting a FLEx project from Language Depot, a project folder name must be specified. If a colleague wants to </w:t>
-      </w:r>
-      <w:r>
-        <w:t>share FLEx and PT data, they should specify the associated project name</w:t>
-      </w:r>
-      <w:r>
-        <w:t xml:space="preserve"> shown in </w:t>
+        <w:t xml:space="preserve"> When getting a FLEx project from </w:t>
+      </w:r>
+      <w:r>
+        <w:t>Lexbox</w:t>
+      </w:r>
+      <w:r>
+        <w:t xml:space="preserve">, a project folder name must be specified. </w:t>
+      </w:r>
+      <w:r>
+        <w:t xml:space="preserve">This project folder name must be the same as specified in the </w:t>
       </w:r>
       <w:proofErr w:type="spellStart"/>
       <w:r>
@@ -6658,17 +7574,26 @@
       </w:r>
       <w:proofErr w:type="spellEnd"/>
       <w:r>
-        <w:t xml:space="preserve"> Project Settings &gt; Associations Tab</w:t>
-      </w:r>
-      <w:r>
-        <w:t>. The FLEx project name can also be changed at any time using File &gt; Project Management &gt; Fieldworks Project Properties. In the dialog you can change the Project Name to match or not match the associated project name depending on whether you want to share or not share data between the two programs.</w:t>
-      </w:r>
-    </w:p>
-    <w:p>
-      <w:pPr>
-        <w:pStyle w:val="BodyText"/>
-      </w:pPr>
-      <w:r>
+        <w:t xml:space="preserve"> Project Properties &gt; Associations tab, in order to allow sharing of data between FLEx and </w:t>
+      </w:r>
+      <w:proofErr w:type="spellStart"/>
+      <w:r>
+        <w:t>Paratext</w:t>
+      </w:r>
+      <w:proofErr w:type="spellEnd"/>
+      <w:r>
+        <w:t xml:space="preserve">. </w:t>
+      </w:r>
+      <w:r>
+        <w:t>The FLEx project name can also be changed at any time using File &gt; Project Management &gt; Fieldworks Project Properties. In the dialog you can change the Project Name to match or not match the associated project name depending on whether you want to share or not share data between the two programs.</w:t>
+      </w:r>
+    </w:p>
+    <w:p>
+      <w:pPr>
+        <w:pStyle w:val="BodyText"/>
+      </w:pPr>
+      <w:r>
+        <w:lastRenderedPageBreak/>
         <w:t xml:space="preserve">If a </w:t>
       </w:r>
       <w:proofErr w:type="spellStart"/>
@@ -6792,1126 +7717,1110 @@
         <w:t>at the same time.</w:t>
       </w:r>
       <w:r>
-        <w:t xml:space="preserve"> When new books are </w:t>
-      </w:r>
+        <w:t xml:space="preserve"> When new books are added to PT or significant changes are made, again, </w:t>
+      </w:r>
+      <w:r>
+        <w:t xml:space="preserve">you should go through this same process with a single </w:t>
+      </w:r>
+      <w:r>
+        <w:t>FLEx</w:t>
+      </w:r>
+      <w:r>
+        <w:t xml:space="preserve"> user initially getting the changes and then passing them around via S/R.</w:t>
+      </w:r>
+    </w:p>
+    <w:p>
+      <w:pPr>
+        <w:pStyle w:val="BodyText"/>
+      </w:pPr>
+      <w:r>
+        <w:t xml:space="preserve">As with any interlinear text in FLEx where users are collaborating with S/R, you should avoid more than one user making changes in a given book during a single S/R cycle. For Scripture books, each section </w:t>
+      </w:r>
+      <w:r>
+        <w:t xml:space="preserve">and footnote </w:t>
+      </w:r>
+      <w:proofErr w:type="gramStart"/>
+      <w:r>
+        <w:t>is</w:t>
+      </w:r>
+      <w:proofErr w:type="gramEnd"/>
+      <w:r>
+        <w:t xml:space="preserve"> treated as an interlinear text, </w:t>
+      </w:r>
+      <w:r>
+        <w:t>so this caution would apply to each section in a scripture book.</w:t>
+      </w:r>
+      <w:r>
+        <w:t xml:space="preserve"> A ‘section’ is a section head and following paragraphs, or chapters if there are no section heads.</w:t>
+      </w:r>
+    </w:p>
+    <w:p>
+      <w:pPr>
+        <w:pStyle w:val="BodyText"/>
+      </w:pPr>
+      <w:r>
+        <w:t>Here</w:t>
+      </w:r>
+      <w:r>
+        <w:t xml:space="preserve"> is some technical </w:t>
+      </w:r>
+      <w:r>
+        <w:t>detail</w:t>
+      </w:r>
+      <w:r>
+        <w:t xml:space="preserve"> to understand what is happening and what can go wrong.</w:t>
+      </w:r>
+    </w:p>
+    <w:p>
+      <w:pPr>
+        <w:pStyle w:val="BodyText"/>
+      </w:pPr>
+      <w:r>
+        <w:t xml:space="preserve">When scripture is first loaded from PT by opening the Choose Texts dialog </w:t>
+      </w:r>
+      <w:r>
+        <w:t xml:space="preserve">in </w:t>
+      </w:r>
+      <w:r>
+        <w:t>FLEx</w:t>
+      </w:r>
+      <w:r>
+        <w:t xml:space="preserve"> </w:t>
+      </w:r>
+      <w:r>
+        <w:t xml:space="preserve">and selecting scripture, for the books that are checked, it creates </w:t>
+      </w:r>
+      <w:proofErr w:type="spellStart"/>
+      <w:r>
+        <w:t>ScrBooks</w:t>
+      </w:r>
+      <w:proofErr w:type="spellEnd"/>
+      <w:r>
+        <w:t xml:space="preserve">, </w:t>
+      </w:r>
+      <w:proofErr w:type="spellStart"/>
+      <w:r>
+        <w:t>ScrSections</w:t>
+      </w:r>
+      <w:proofErr w:type="spellEnd"/>
+      <w:r>
+        <w:t xml:space="preserve">, </w:t>
+      </w:r>
+      <w:proofErr w:type="spellStart"/>
+      <w:r>
+        <w:t>ScrFootnotes</w:t>
+      </w:r>
+      <w:proofErr w:type="spellEnd"/>
+      <w:r>
+        <w:t xml:space="preserve">, </w:t>
+      </w:r>
+      <w:proofErr w:type="spellStart"/>
+      <w:r>
+        <w:t>StText</w:t>
+      </w:r>
+      <w:proofErr w:type="spellEnd"/>
+      <w:r>
+        <w:t xml:space="preserve"> (for titles and headings), </w:t>
+      </w:r>
+      <w:proofErr w:type="spellStart"/>
+      <w:r>
+        <w:t>ScrTxtParas</w:t>
+      </w:r>
+      <w:proofErr w:type="spellEnd"/>
+      <w:r>
+        <w:t xml:space="preserve"> with </w:t>
+      </w:r>
+      <w:proofErr w:type="spellStart"/>
+      <w:r>
+        <w:t>ParseIsCurrent</w:t>
+      </w:r>
+      <w:proofErr w:type="spellEnd"/>
+      <w:r>
+        <w:t xml:space="preserve"> set to False, and Segments without Analyses. As part of the import, a checksum is made of the PT file and stored in </w:t>
+      </w:r>
+      <w:proofErr w:type="spellStart"/>
+      <w:r>
+        <w:t>ImportedCheckSum</w:t>
+      </w:r>
+      <w:proofErr w:type="spellEnd"/>
+      <w:r>
+        <w:t xml:space="preserve"> of </w:t>
+      </w:r>
+      <w:proofErr w:type="spellStart"/>
+      <w:r>
+        <w:t>ScrBook</w:t>
+      </w:r>
+      <w:proofErr w:type="spellEnd"/>
+      <w:r>
+        <w:t xml:space="preserve">. Once loaded, when a user opens the Choose Texts dialog, if the stored checksum matches the current PT checksum, then </w:t>
+      </w:r>
+      <w:r>
+        <w:t>FLEx</w:t>
+      </w:r>
+      <w:r>
+        <w:t xml:space="preserve"> will not reimport that book.</w:t>
+      </w:r>
+      <w:r>
+        <w:t xml:space="preserve"> </w:t>
+      </w:r>
+      <w:r>
+        <w:t>If the book is modified in PT, and a portion of that book is included in the current Text &amp; Words area, when the user goes to the Choose Texts dialog, FLEx will recognize that the PT book has changed, so it reimports the book, trying to maintain any interlinearization that has been done on that book.</w:t>
+      </w:r>
+      <w:r>
+        <w:t xml:space="preserve"> </w:t>
+      </w:r>
+      <w:r>
+        <w:t>These checksums are included in FLEx S/R.</w:t>
+      </w:r>
+    </w:p>
+    <w:p>
+      <w:pPr>
+        <w:pStyle w:val="BodyText"/>
+      </w:pPr>
+      <w:r>
+        <w:t xml:space="preserve">When you click a scripture text in the Texts pane (actually a </w:t>
+      </w:r>
+      <w:proofErr w:type="spellStart"/>
+      <w:r>
+        <w:t>ScrSection</w:t>
+      </w:r>
+      <w:proofErr w:type="spellEnd"/>
+      <w:r>
+        <w:t xml:space="preserve">, </w:t>
+      </w:r>
+      <w:proofErr w:type="spellStart"/>
+      <w:r>
+        <w:t>ScrFootnote</w:t>
+      </w:r>
+      <w:proofErr w:type="spellEnd"/>
+      <w:r>
+        <w:t xml:space="preserve">, or </w:t>
+      </w:r>
+      <w:proofErr w:type="spellStart"/>
+      <w:r>
+        <w:t>StText</w:t>
+      </w:r>
+      <w:proofErr w:type="spellEnd"/>
+      <w:r>
+        <w:t xml:space="preserve"> for titles and headings) that text is parsed creating </w:t>
+      </w:r>
+      <w:proofErr w:type="spellStart"/>
+      <w:r>
+        <w:t>WfiWordforms</w:t>
+      </w:r>
+      <w:proofErr w:type="spellEnd"/>
+      <w:r>
+        <w:t xml:space="preserve"> and </w:t>
+      </w:r>
+      <w:proofErr w:type="spellStart"/>
+      <w:r>
+        <w:t>PunctuationForms</w:t>
+      </w:r>
+      <w:proofErr w:type="spellEnd"/>
+      <w:r>
+        <w:t xml:space="preserve"> as needed, setting default Analyses on Segments, and setting </w:t>
+      </w:r>
+      <w:proofErr w:type="spellStart"/>
+      <w:r>
+        <w:t>ParseIsCurrent</w:t>
+      </w:r>
+      <w:proofErr w:type="spellEnd"/>
+      <w:r>
+        <w:t xml:space="preserve"> on </w:t>
+      </w:r>
+      <w:proofErr w:type="spellStart"/>
+      <w:r>
+        <w:t>ScrTxtParas</w:t>
+      </w:r>
+      <w:proofErr w:type="spellEnd"/>
+      <w:r>
+        <w:t xml:space="preserve"> to True.</w:t>
+      </w:r>
+    </w:p>
+    <w:p>
+      <w:pPr>
+        <w:pStyle w:val="BodyText"/>
+      </w:pPr>
+      <w:r>
+        <w:t>If you go to the Word Analyses (or Concordance)</w:t>
+      </w:r>
+      <w:r>
+        <w:t xml:space="preserve"> </w:t>
+      </w:r>
+      <w:r>
+        <w:t xml:space="preserve">tool, it will parse all texts and scripture that is currently imported, creating </w:t>
+      </w:r>
+      <w:proofErr w:type="spellStart"/>
+      <w:r>
+        <w:t>WfiWordforms</w:t>
+      </w:r>
+      <w:proofErr w:type="spellEnd"/>
+      <w:r>
+        <w:t xml:space="preserve"> and </w:t>
+      </w:r>
+      <w:proofErr w:type="spellStart"/>
+      <w:r>
+        <w:t>Punctuati</w:t>
+      </w:r>
+      <w:r>
+        <w:t>o</w:t>
+      </w:r>
+      <w:r>
+        <w:t>nForms</w:t>
+      </w:r>
+      <w:proofErr w:type="spellEnd"/>
+      <w:r>
+        <w:t xml:space="preserve"> as needed, setting default Analyses on all Segments used in those texts, and setting </w:t>
+      </w:r>
+      <w:proofErr w:type="spellStart"/>
+      <w:r>
+        <w:t>ParseIsCurrent</w:t>
+      </w:r>
+      <w:proofErr w:type="spellEnd"/>
+      <w:r>
+        <w:t xml:space="preserve"> on all </w:t>
+      </w:r>
+      <w:proofErr w:type="spellStart"/>
+      <w:r>
+        <w:t>ScrTxtParas</w:t>
+      </w:r>
+      <w:proofErr w:type="spellEnd"/>
+      <w:r>
+        <w:t xml:space="preserve"> to True.</w:t>
+      </w:r>
+    </w:p>
+    <w:p>
+      <w:pPr>
+        <w:pStyle w:val="BodyText"/>
+      </w:pPr>
+      <w:r>
+        <w:t xml:space="preserve">All of the objects above, except Analyses which are initially pointers to </w:t>
+      </w:r>
+      <w:proofErr w:type="spellStart"/>
+      <w:r>
+        <w:t>WfiWordforms</w:t>
+      </w:r>
+      <w:proofErr w:type="spellEnd"/>
+      <w:r>
+        <w:t xml:space="preserve"> or </w:t>
+      </w:r>
+      <w:proofErr w:type="spellStart"/>
+      <w:r>
+        <w:t>PunctuationForms</w:t>
+      </w:r>
+      <w:proofErr w:type="spellEnd"/>
+      <w:r>
+        <w:t xml:space="preserve">, have unique IDs. </w:t>
+      </w:r>
+      <w:proofErr w:type="gramStart"/>
+      <w:r>
+        <w:t>So</w:t>
+      </w:r>
+      <w:proofErr w:type="gramEnd"/>
+      <w:r>
+        <w:t xml:space="preserve"> if two </w:t>
+      </w:r>
+      <w:r>
+        <w:t>FLEx</w:t>
+      </w:r>
+      <w:r>
+        <w:t xml:space="preserve"> users import the same books in the same S/R cycle, there will be a lot of duplications that would be hard to clean up after a S/R merge. </w:t>
+      </w:r>
+      <w:r>
+        <w:t>FLEx</w:t>
+      </w:r>
+      <w:r>
+        <w:t xml:space="preserve"> does not provide a way to delete duplicate </w:t>
+      </w:r>
+      <w:r>
+        <w:t xml:space="preserve">scripture </w:t>
+      </w:r>
+      <w:r>
+        <w:t xml:space="preserve">books </w:t>
+      </w:r>
+      <w:r>
+        <w:t xml:space="preserve">or sections </w:t>
+      </w:r>
+      <w:r>
+        <w:t xml:space="preserve">that get imported in this way. </w:t>
+      </w:r>
+      <w:r>
+        <w:t>Although wordforms have unique IDs, they will actually merge during S/R if the form is the same, so that helps some.</w:t>
+      </w:r>
+    </w:p>
+    <w:p>
+      <w:pPr>
+        <w:pStyle w:val="BodyText"/>
+      </w:pPr>
       <w:r>
         <w:lastRenderedPageBreak/>
-        <w:t xml:space="preserve">added to PT or significant changes are made, again, </w:t>
-      </w:r>
-      <w:r>
-        <w:t xml:space="preserve">you should go through this same process with a single </w:t>
+        <w:t>The duplicated portions can result in the load process failing. This will continue until the book is cleaned up enough for the import process to work.</w:t>
+      </w:r>
+    </w:p>
+    <w:p>
+      <w:pPr>
+        <w:pStyle w:val="BodyText"/>
+      </w:pPr>
+      <w:r>
+        <w:t xml:space="preserve">If something is messed up too badly, it may be necessary to delete a book entirely. This is best done using </w:t>
+      </w:r>
+      <w:proofErr w:type="spellStart"/>
+      <w:r>
+        <w:t>LCMBrowser</w:t>
+      </w:r>
+      <w:proofErr w:type="spellEnd"/>
+      <w:r>
+        <w:t xml:space="preserve">. </w:t>
+      </w:r>
+      <w:r>
+        <w:t xml:space="preserve">This is a low-level utility program that is in c:\Program Files\SIL\FieldWorks </w:t>
+      </w:r>
+      <w:r>
+        <w:t xml:space="preserve">9 </w:t>
+      </w:r>
+      <w:proofErr w:type="gramStart"/>
+      <w:r>
+        <w:t>directory</w:t>
+      </w:r>
+      <w:proofErr w:type="gramEnd"/>
+      <w:r>
+        <w:t xml:space="preserve">. </w:t>
+      </w:r>
+      <w:r>
+        <w:t>Yo</w:t>
+      </w:r>
+      <w:r>
+        <w:t>u should not have F</w:t>
+      </w:r>
+      <w:r>
+        <w:t>LEx</w:t>
+      </w:r>
+      <w:r>
+        <w:t xml:space="preserve"> or TE open when using this program. </w:t>
+      </w:r>
+      <w:r>
+        <w:t>To delete a book</w:t>
+      </w:r>
+      <w:r>
+        <w:t xml:space="preserve"> of scripture, </w:t>
+      </w:r>
+      <w:r>
+        <w:t>y</w:t>
+      </w:r>
+      <w:r>
+        <w:t xml:space="preserve">ou can type </w:t>
+      </w:r>
+      <w:proofErr w:type="spellStart"/>
+      <w:r>
+        <w:t>LCMBrowser</w:t>
+      </w:r>
+      <w:proofErr w:type="spellEnd"/>
+      <w:r>
+        <w:t xml:space="preserve"> at the Windows start command and it should find the program.</w:t>
+      </w:r>
+    </w:p>
+    <w:p>
+      <w:pPr>
+        <w:pStyle w:val="BodyText"/>
+      </w:pPr>
+      <w:r>
+        <w:t xml:space="preserve">Once </w:t>
+      </w:r>
+      <w:proofErr w:type="spellStart"/>
+      <w:r>
+        <w:t>LCMBrowser</w:t>
+      </w:r>
+      <w:proofErr w:type="spellEnd"/>
+      <w:r>
+        <w:t xml:space="preserve"> is open, go to File</w:t>
+      </w:r>
+      <w:r>
+        <w:t xml:space="preserve"> &gt; </w:t>
+      </w:r>
+      <w:r>
+        <w:t xml:space="preserve">Open Language Project. In the open dialog, you’ll have to navigate to your project </w:t>
+      </w:r>
+      <w:proofErr w:type="gramStart"/>
+      <w:r>
+        <w:t>*.fwdata</w:t>
+      </w:r>
+      <w:proofErr w:type="gramEnd"/>
+      <w:r>
+        <w:t xml:space="preserve"> file. Project directories are normally </w:t>
+      </w:r>
+      <w:r>
+        <w:t>under</w:t>
+      </w:r>
+      <w:r>
+        <w:t xml:space="preserve"> c:\ProgramData\SIL\FieldWorks\Projects\. After the project is open, you’ll see two other tabs. Click the </w:t>
+      </w:r>
+      <w:proofErr w:type="spellStart"/>
+      <w:r>
+        <w:t>LangProj</w:t>
+      </w:r>
+      <w:proofErr w:type="spellEnd"/>
+      <w:r>
+        <w:t xml:space="preserve"> tab then scroll down to </w:t>
+      </w:r>
+      <w:proofErr w:type="spellStart"/>
+      <w:r>
+        <w:t>TranslatedScriptureOA</w:t>
+      </w:r>
+      <w:proofErr w:type="spellEnd"/>
+      <w:r>
+        <w:t xml:space="preserve"> and click the + to the left to expand the node. Under the </w:t>
+      </w:r>
+      <w:proofErr w:type="spellStart"/>
+      <w:r>
+        <w:t>TranslatedScriptureOA</w:t>
+      </w:r>
+      <w:proofErr w:type="spellEnd"/>
+      <w:r>
+        <w:t xml:space="preserve"> node, open the </w:t>
+      </w:r>
+      <w:proofErr w:type="spellStart"/>
+      <w:r>
+        <w:t>ScriptureBooksOS</w:t>
+      </w:r>
+      <w:proofErr w:type="spellEnd"/>
+      <w:r>
+        <w:t xml:space="preserve"> node. You’ll see a node for each book that has been imported from PT. To delete a book, right-click the book and choose Delete. When done, do File…Save Current Language Project and then close </w:t>
+      </w:r>
+      <w:proofErr w:type="spellStart"/>
+      <w:r>
+        <w:t>LCMBrowser</w:t>
+      </w:r>
+      <w:proofErr w:type="spellEnd"/>
+      <w:r>
+        <w:t xml:space="preserve">. </w:t>
+      </w:r>
+      <w:proofErr w:type="spellStart"/>
+      <w:r>
+        <w:t>LCMBrowser</w:t>
+      </w:r>
+      <w:proofErr w:type="spellEnd"/>
+      <w:r>
+        <w:t xml:space="preserve"> does autosaves the same as FLEx.</w:t>
+      </w:r>
+    </w:p>
+    <w:p>
+      <w:pPr>
+        <w:pStyle w:val="BodyText"/>
+      </w:pPr>
+      <w:r>
+        <w:t xml:space="preserve">Various things can go wrong when users sync </w:t>
       </w:r>
       <w:r>
         <w:t>FLEx</w:t>
       </w:r>
       <w:r>
-        <w:t xml:space="preserve"> user initially getting the changes and then passing them around via S/R.</w:t>
-      </w:r>
-    </w:p>
-    <w:p>
-      <w:pPr>
-        <w:pStyle w:val="BodyText"/>
-      </w:pPr>
-      <w:r>
-        <w:t xml:space="preserve">As with any interlinear text in FLEx where users are collaborating with S/R, you should avoid more than one user making changes in a given book during a single S/R cycle. For Scripture books, each section </w:t>
-      </w:r>
-      <w:r>
-        <w:t xml:space="preserve">and footnote </w:t>
+        <w:t xml:space="preserve"> and PT at different times and the user goes to the Choose Texts dialog. For example, if user A imports scripture and then does </w:t>
+      </w:r>
+      <w:r>
+        <w:t>FLEx</w:t>
+      </w:r>
+      <w:r>
+        <w:t xml:space="preserve"> S/R, his import and checksum will go to user B. But if PT is not in sync with users A and B and user B does </w:t>
+      </w:r>
+      <w:r>
+        <w:t>FLEx</w:t>
+      </w:r>
+      <w:r>
+        <w:t xml:space="preserve"> S/R and opens the Choose Texts dialog, they will reimport the scripture from B's version of PT data, and conflicts will likely happen the next time they do </w:t>
+      </w:r>
+      <w:r>
+        <w:t>FLEx</w:t>
+      </w:r>
+      <w:r>
+        <w:t xml:space="preserve"> S/R with user A. </w:t>
+      </w:r>
+      <w:r>
+        <w:t>Currently, t</w:t>
+      </w:r>
+      <w:r>
+        <w:t xml:space="preserve">he </w:t>
+      </w:r>
+      <w:r>
+        <w:t>FLEx</w:t>
+      </w:r>
+      <w:r>
+        <w:t xml:space="preserve"> merge conflicts for scripture typically give information</w:t>
+      </w:r>
+      <w:r>
+        <w:t xml:space="preserve"> that is difficult even for technical people to understand</w:t>
+      </w:r>
+      <w:r>
+        <w:t xml:space="preserve">. Also, the merge conflict </w:t>
+      </w:r>
+      <w:r>
+        <w:t>hot</w:t>
+      </w:r>
+      <w:r>
+        <w:t xml:space="preserve">links into </w:t>
+      </w:r>
+      <w:r>
+        <w:t>FLEx</w:t>
+      </w:r>
+      <w:r>
+        <w:t xml:space="preserve"> do not work for scripture</w:t>
+      </w:r>
+      <w:r>
+        <w:t xml:space="preserve"> at this point</w:t>
+      </w:r>
+      <w:r>
+        <w:t xml:space="preserve">. </w:t>
       </w:r>
       <w:proofErr w:type="gramStart"/>
       <w:r>
+        <w:t>So</w:t>
+      </w:r>
+      <w:proofErr w:type="gramEnd"/>
+      <w:r>
+        <w:t xml:space="preserve"> it's best if colleagues work in a way that reduce</w:t>
+      </w:r>
+      <w:r>
+        <w:t>s</w:t>
+      </w:r>
+      <w:r>
+        <w:t xml:space="preserve"> or eliminate</w:t>
+      </w:r>
+      <w:r>
+        <w:t>s</w:t>
+      </w:r>
+      <w:r>
+        <w:t xml:space="preserve"> scripture merge conflicts.</w:t>
+      </w:r>
+    </w:p>
+    <w:p>
+      <w:pPr>
+        <w:pStyle w:val="BodyText"/>
+      </w:pPr>
+      <w:r>
+        <w:t>By following the Important paragraph above, most conflicts will be avoided.</w:t>
+      </w:r>
+      <w:r>
+        <w:t xml:space="preserve"> </w:t>
+      </w:r>
+      <w:r>
+        <w:t>I</w:t>
+      </w:r>
+      <w:r>
+        <w:t xml:space="preserve">f one user imports books from PT and then does </w:t>
+      </w:r>
+      <w:r>
+        <w:t>FLEx</w:t>
+      </w:r>
+      <w:r>
+        <w:t xml:space="preserve"> S/R and PT S/R, and another colleague does </w:t>
+      </w:r>
+      <w:r>
+        <w:t>FLEx</w:t>
+      </w:r>
+      <w:r>
+        <w:t xml:space="preserve"> S/R and PT S/R, their </w:t>
+      </w:r>
+      <w:r>
+        <w:t>FLEx</w:t>
+      </w:r>
+      <w:r>
+        <w:t xml:space="preserve"> and PT projects will normally be in sync so that nothing will be reloaded by going to the Choose Texts dialog. However, if multiple users are importing scripture in one S/R cycle, the </w:t>
+      </w:r>
+      <w:r>
+        <w:t>FLEx</w:t>
+      </w:r>
+      <w:r>
+        <w:t xml:space="preserve"> S/R merging capability may </w:t>
+      </w:r>
+      <w:r>
+        <w:t>have trouble sorting everything out.</w:t>
+      </w:r>
+    </w:p>
+    <w:p>
+      <w:pPr>
+        <w:pStyle w:val="BodyText"/>
+      </w:pPr>
+      <w:r>
+        <w:t xml:space="preserve">FLEx </w:t>
+      </w:r>
+      <w:r>
+        <w:t xml:space="preserve">Interlinearization on Scripture is stored with each paragraph in a section. The entire section is loaded into </w:t>
+      </w:r>
+      <w:r>
+        <w:t xml:space="preserve">FLEx </w:t>
+      </w:r>
+      <w:r>
+        <w:t>as an interlinear text. When FLEx imports from PT, it will update the bas</w:t>
+      </w:r>
+      <w:r>
+        <w:t>e</w:t>
+      </w:r>
+      <w:r>
+        <w:t xml:space="preserve">line text and then try to maintain the interlinearization of the revised text. If you make a lot of changes to paragraphs, and add and remove sections heads in PT, there is a good possibility that FLEx will not be able to keep up with the changes which means interlinearization </w:t>
+      </w:r>
+      <w:r>
+        <w:t>may</w:t>
+      </w:r>
+      <w:r>
+        <w:t xml:space="preserve"> be lost. Also, if you delete a scripture book as described above to get past a </w:t>
+      </w:r>
+      <w:r>
+        <w:t xml:space="preserve">blocked </w:t>
+      </w:r>
+      <w:r>
+        <w:t>book</w:t>
+      </w:r>
+      <w:r>
+        <w:t xml:space="preserve"> import</w:t>
+      </w:r>
+      <w:r>
+        <w:t>, you’ll lose all interlinearization in that book.</w:t>
+      </w:r>
+    </w:p>
+    <w:p>
+      <w:pPr>
+        <w:pStyle w:val="BodyText"/>
+      </w:pPr>
+      <w:r>
+        <w:t>When we talk about interlinearization being lost, it doesn’t mean everything is lost. T</w:t>
+      </w:r>
+      <w:r>
+        <w:t xml:space="preserve">here are 3 places that are affected by interlinearization. First, you may create a wordform in the wordform inventory and add analyses to the wordform. Second, these analyses are connected to entries and senses in the lexicon, which may involve creating entries or senses in the lexicon. Third, in the interlinear text itself, for each wordform </w:t>
+      </w:r>
+      <w:r>
+        <w:t xml:space="preserve">in a paragraph </w:t>
+      </w:r>
+      <w:r>
+        <w:t xml:space="preserve">you are linking to one of the analyses in the wordform inventory. When we talk about losing interlinearization, what we are actually losing is the pointers to specific analysis in wordforms which means it will default to the wordform. </w:t>
+      </w:r>
+      <w:proofErr w:type="gramStart"/>
+      <w:r>
+        <w:t>So</w:t>
+      </w:r>
+      <w:proofErr w:type="gramEnd"/>
+      <w:r>
+        <w:t xml:space="preserve"> the actual work in creating wordforms, analyses, entries, and senses are not lost </w:t>
+      </w:r>
+      <w:r>
+        <w:lastRenderedPageBreak/>
+        <w:t xml:space="preserve">and are still available when doing future interlinearization. </w:t>
+      </w:r>
+      <w:r>
+        <w:t>So,</w:t>
+      </w:r>
+      <w:r>
+        <w:t xml:space="preserve"> although you do lose work by deleting a scripture book (or interlinear text), recovering should be much faster because everything you previously created in the lexicon and wo</w:t>
+      </w:r>
+      <w:r>
+        <w:t xml:space="preserve">rdform inventory is still there and you simply have to link the wordforms again. </w:t>
+      </w:r>
+      <w:r>
+        <w:t>FLEx</w:t>
+      </w:r>
+      <w:r>
+        <w:t xml:space="preserve"> will propose analyses for the entire text, so the proposals can either be approved immediately, or adjusted to get the correct analysis.</w:t>
+      </w:r>
+      <w:r>
+        <w:t xml:space="preserve"> In Interlinear Text Analyses tab</w:t>
+      </w:r>
+      <w:r>
+        <w:t>, there is an “Approve All” toolbar button that will approve all of the default analyses provided by text. This can be helpful restoring missing analyses.</w:t>
+      </w:r>
+    </w:p>
+    <w:p>
+      <w:pPr>
+        <w:pStyle w:val="BodyText"/>
+      </w:pPr>
+      <w:r>
+        <w:t>The process of associating a PT project with a FLEx project was designed for one FLEx project being associated with one PT project. If you happen to have multiple PT projects for a single FLEx project, you should stick to associating a single PT project to the FLEx project. If you switch the associations around between different PT projects, it will likely confuse the process resulting in corrupted Scripture and loss of interlinear</w:t>
+      </w:r>
+      <w:r>
+        <w:t>i</w:t>
+      </w:r>
+      <w:r>
+        <w:t>zation.</w:t>
+      </w:r>
+    </w:p>
+    <w:p>
+      <w:pPr>
+        <w:pStyle w:val="Heading3"/>
+        <w:rPr>
+          <w:lang w:val="en-US"/>
+        </w:rPr>
+      </w:pPr>
+      <w:bookmarkStart w:id="170" w:name="_Toc197003740"/>
+      <w:r>
+        <w:t>3.</w:t>
+      </w:r>
+      <w:r>
+        <w:rPr>
+          <w:lang w:val="en-US"/>
+        </w:rPr>
+        <w:t>6</w:t>
+      </w:r>
+      <w:r>
+        <w:t xml:space="preserve"> </w:t>
+      </w:r>
+      <w:r>
+        <w:t>Linked files</w:t>
+      </w:r>
+      <w:bookmarkEnd w:id="170"/>
+    </w:p>
+    <w:p>
+      <w:pPr>
+        <w:pStyle w:val="BodyText"/>
+      </w:pPr>
+      <w:r>
+        <w:t xml:space="preserve">Pictures, sound files, and other linked files are included in the S/R process as long as they are stored under the default </w:t>
+      </w:r>
+      <w:proofErr w:type="spellStart"/>
+      <w:r>
+        <w:t>LinkedFiles</w:t>
+      </w:r>
+      <w:proofErr w:type="spellEnd"/>
+      <w:r>
+        <w:t xml:space="preserve"> directory inside the FieldWorks project directory. </w:t>
+      </w:r>
+      <w:r>
+        <w:t>FLEx</w:t>
+      </w:r>
+      <w:r>
+        <w:t xml:space="preserve"> allows you to use an external directory for linked files which is advantageous if you have multiple projects that refer to a master set of pictures and sound files. But if you have chosen this approach, they will not be included in S/R. Also, because repo size and time for S/R, especially to the Internet, can become too great if you use high resolution pictures, sound files, movies, etc., the S/R process currently limits files to 1</w:t>
+      </w:r>
+      <w:r>
+        <w:t>0</w:t>
+      </w:r>
+      <w:r>
+        <w:t xml:space="preserve"> Mb, and only accepts certain file extensions. </w:t>
+      </w:r>
+      <w:r>
+        <w:t xml:space="preserve">For images, it accepts these extensions: </w:t>
+      </w:r>
+      <w:r>
+        <w:t xml:space="preserve">bmp, jpg, jpeg, gif, </w:t>
+      </w:r>
+      <w:proofErr w:type="spellStart"/>
+      <w:r>
+        <w:t>png</w:t>
+      </w:r>
+      <w:proofErr w:type="spellEnd"/>
+      <w:r>
+        <w:t xml:space="preserve">, </w:t>
+      </w:r>
+      <w:proofErr w:type="spellStart"/>
+      <w:r>
+        <w:t>tif</w:t>
+      </w:r>
+      <w:proofErr w:type="spellEnd"/>
+      <w:r>
+        <w:t>, ti</w:t>
+      </w:r>
+      <w:r>
+        <w:t xml:space="preserve">ff, </w:t>
+      </w:r>
+      <w:proofErr w:type="spellStart"/>
+      <w:r>
+        <w:t>ico</w:t>
+      </w:r>
+      <w:proofErr w:type="spellEnd"/>
+      <w:r>
+        <w:t xml:space="preserve">, </w:t>
+      </w:r>
+      <w:proofErr w:type="spellStart"/>
+      <w:r>
+        <w:t>wmf</w:t>
+      </w:r>
+      <w:proofErr w:type="spellEnd"/>
+      <w:r>
+        <w:t xml:space="preserve">, </w:t>
+      </w:r>
+      <w:proofErr w:type="spellStart"/>
+      <w:r>
+        <w:t>pcx</w:t>
+      </w:r>
+      <w:proofErr w:type="spellEnd"/>
+      <w:r>
+        <w:t xml:space="preserve">, and </w:t>
+      </w:r>
+      <w:proofErr w:type="spellStart"/>
+      <w:r>
+        <w:t>cgm</w:t>
+      </w:r>
+      <w:proofErr w:type="spellEnd"/>
+      <w:r>
+        <w:t xml:space="preserve">. For audio, it accepts these extensions: </w:t>
+      </w:r>
+      <w:r>
+        <w:t xml:space="preserve">wav, </w:t>
+      </w:r>
+      <w:proofErr w:type="spellStart"/>
+      <w:r>
+        <w:t>snd</w:t>
+      </w:r>
+      <w:proofErr w:type="spellEnd"/>
+      <w:r>
+        <w:t xml:space="preserve">, au, </w:t>
+      </w:r>
+      <w:proofErr w:type="spellStart"/>
+      <w:r>
+        <w:t>aif</w:t>
+      </w:r>
+      <w:proofErr w:type="spellEnd"/>
+      <w:r>
+        <w:t xml:space="preserve">, </w:t>
+      </w:r>
+      <w:proofErr w:type="spellStart"/>
+      <w:r>
+        <w:t>aifc</w:t>
+      </w:r>
+      <w:proofErr w:type="spellEnd"/>
+      <w:r>
+        <w:t xml:space="preserve">, </w:t>
+      </w:r>
+      <w:proofErr w:type="spellStart"/>
+      <w:r>
+        <w:t>aiff</w:t>
+      </w:r>
+      <w:proofErr w:type="spellEnd"/>
+      <w:r>
+        <w:t xml:space="preserve">, </w:t>
+      </w:r>
+      <w:proofErr w:type="spellStart"/>
+      <w:r>
+        <w:t>wma</w:t>
+      </w:r>
+      <w:proofErr w:type="spellEnd"/>
+      <w:r>
+        <w:t>, mp3</w:t>
+      </w:r>
+      <w:r>
+        <w:t xml:space="preserve">, and </w:t>
+      </w:r>
+      <w:proofErr w:type="spellStart"/>
+      <w:r>
+        <w:t>webm</w:t>
+      </w:r>
+      <w:proofErr w:type="spellEnd"/>
+      <w:r>
+        <w:t xml:space="preserve">. </w:t>
+      </w:r>
+      <w:r>
+        <w:t xml:space="preserve">Anything that doesn’t meet these requirements </w:t>
+      </w:r>
+      <w:r>
         <w:t>is</w:t>
       </w:r>
-      <w:proofErr w:type="gramEnd"/>
-      <w:r>
-        <w:t xml:space="preserve"> treated as an interlinear text, </w:t>
-      </w:r>
-      <w:r>
-        <w:t>so this caution would apply to each section in a scripture book.</w:t>
-      </w:r>
-      <w:r>
-        <w:t xml:space="preserve"> A ‘section’ is a section head and following paragraphs, or chapters if there are no section heads.</w:t>
-      </w:r>
-    </w:p>
-    <w:p>
-      <w:pPr>
-        <w:pStyle w:val="BodyText"/>
-      </w:pPr>
-      <w:r>
-        <w:t>Here</w:t>
-      </w:r>
-      <w:r>
-        <w:t xml:space="preserve"> is some technical </w:t>
-      </w:r>
-      <w:r>
-        <w:t>detail</w:t>
-      </w:r>
-      <w:r>
-        <w:t xml:space="preserve"> to understand what is happening and what can go wrong.</w:t>
-      </w:r>
-    </w:p>
-    <w:p>
-      <w:pPr>
-        <w:pStyle w:val="BodyText"/>
-      </w:pPr>
-      <w:r>
-        <w:t xml:space="preserve">When scripture is first loaded from PT by opening the Choose Texts dialog </w:t>
-      </w:r>
-      <w:r>
-        <w:t xml:space="preserve">in </w:t>
+      <w:r>
+        <w:t xml:space="preserve"> skipped during S/</w:t>
+      </w:r>
+      <w:r>
+        <w:t>R</w:t>
+      </w:r>
+      <w:r>
+        <w:t>. A warning message will be given in the S/R log if files are greater than 1</w:t>
+      </w:r>
+      <w:r>
+        <w:t>0</w:t>
+      </w:r>
+      <w:r>
+        <w:t xml:space="preserve"> Mb. </w:t>
+      </w:r>
+      <w:r>
+        <w:t xml:space="preserve">Files with </w:t>
+      </w:r>
+      <w:r>
+        <w:t xml:space="preserve">doc and txt </w:t>
+      </w:r>
+      <w:r>
+        <w:t>extensions</w:t>
+      </w:r>
+      <w:r>
+        <w:t xml:space="preserve"> are included, but mp4 </w:t>
+      </w:r>
+      <w:r>
+        <w:t>files are not.</w:t>
+      </w:r>
+      <w:r>
+        <w:t xml:space="preserve"> For larger files, such as .wav, my recommendation is to keep the .wav files outside of FLEx if sound analysis is desired, but convert the files to .mp3 for linking to FLEx and including in S/R. Note that when you convert files from one form to another, both forms remain in the S/R repo until you reset the repo and do S/R for the first time using the new format.</w:t>
+      </w:r>
+    </w:p>
+    <w:p>
+      <w:pPr>
+        <w:pStyle w:val="Heading3"/>
+        <w:rPr>
+          <w:lang w:val="en-US"/>
+        </w:rPr>
+      </w:pPr>
+      <w:bookmarkStart w:id="171" w:name="_Toc197003741"/>
+      <w:r>
+        <w:t>3.</w:t>
+      </w:r>
+      <w:r>
+        <w:rPr>
+          <w:lang w:val="en-US"/>
+        </w:rPr>
+        <w:t>7</w:t>
+      </w:r>
+      <w:r>
+        <w:t xml:space="preserve"> </w:t>
+      </w:r>
+      <w:r>
+        <w:t xml:space="preserve">FieldWorks </w:t>
+      </w:r>
+      <w:r>
+        <w:rPr>
+          <w:lang w:val="en-US"/>
+        </w:rPr>
+        <w:t xml:space="preserve">and FLEx Bridge </w:t>
+      </w:r>
+      <w:r>
+        <w:t>version</w:t>
+      </w:r>
+      <w:r>
+        <w:rPr>
+          <w:lang w:val="en-US"/>
+        </w:rPr>
+        <w:t>s</w:t>
+      </w:r>
+      <w:bookmarkEnd w:id="171"/>
+    </w:p>
+    <w:p>
+      <w:pPr>
+        <w:pStyle w:val="BodyText"/>
+      </w:pPr>
+      <w:r>
+        <w:t xml:space="preserve">Each version of FLEx </w:t>
+      </w:r>
+      <w:r>
+        <w:t xml:space="preserve">works with a single underlying data model. Any version of FLEx can share projects </w:t>
+      </w:r>
+      <w:r>
+        <w:t>from</w:t>
+      </w:r>
+      <w:r>
+        <w:t xml:space="preserve"> other versions of FLEx as long as the data model is the same. When a user upgrades FLEx to a version that uses a different data model, </w:t>
+      </w:r>
+      <w:r>
+        <w:t xml:space="preserve">in any project </w:t>
+      </w:r>
+      <w:r>
+        <w:t xml:space="preserve">they </w:t>
+      </w:r>
+      <w:r>
+        <w:t>open,</w:t>
+      </w:r>
+      <w:r>
+        <w:t xml:space="preserve"> data will be migrated to the new model. At this point users with older versions of FLEx will no longer be able to open the project until they upgrade to a FLEx version that supports that data model.</w:t>
+      </w:r>
+    </w:p>
+    <w:p>
+      <w:pPr>
+        <w:pStyle w:val="BodyText"/>
+      </w:pPr>
+      <w:r>
+        <w:t xml:space="preserve">When using S/R for a </w:t>
       </w:r>
       <w:r>
         <w:t>FLEx</w:t>
       </w:r>
       <w:r>
+        <w:t xml:space="preserve"> project,</w:t>
+      </w:r>
+      <w:r>
         <w:t xml:space="preserve"> </w:t>
       </w:r>
       <w:r>
-        <w:t xml:space="preserve">and selecting scripture, for the books that are checked, it creates </w:t>
-      </w:r>
-      <w:proofErr w:type="spellStart"/>
-      <w:r>
-        <w:t>ScrBooks</w:t>
-      </w:r>
-      <w:proofErr w:type="spellEnd"/>
-      <w:r>
-        <w:t xml:space="preserve">, </w:t>
-      </w:r>
-      <w:proofErr w:type="spellStart"/>
-      <w:r>
-        <w:t>ScrSections</w:t>
-      </w:r>
-      <w:proofErr w:type="spellEnd"/>
-      <w:r>
-        <w:t xml:space="preserve">, </w:t>
-      </w:r>
-      <w:proofErr w:type="spellStart"/>
-      <w:r>
-        <w:t>ScrFootnotes</w:t>
-      </w:r>
-      <w:proofErr w:type="spellEnd"/>
-      <w:r>
-        <w:t xml:space="preserve">, </w:t>
-      </w:r>
-      <w:proofErr w:type="spellStart"/>
-      <w:r>
-        <w:t>StText</w:t>
-      </w:r>
-      <w:proofErr w:type="spellEnd"/>
-      <w:r>
-        <w:t xml:space="preserve"> (for titles and headings), </w:t>
-      </w:r>
-      <w:proofErr w:type="spellStart"/>
-      <w:r>
-        <w:t>ScrTxtParas</w:t>
-      </w:r>
-      <w:proofErr w:type="spellEnd"/>
-      <w:r>
-        <w:t xml:space="preserve"> with </w:t>
-      </w:r>
-      <w:proofErr w:type="spellStart"/>
-      <w:r>
-        <w:t>ParseIsCurrent</w:t>
-      </w:r>
-      <w:proofErr w:type="spellEnd"/>
-      <w:r>
-        <w:t xml:space="preserve"> set to False, and Segments without Analyses. As part of the import, a checksum is made of the PT file and stored in </w:t>
-      </w:r>
-      <w:proofErr w:type="spellStart"/>
-      <w:r>
-        <w:t>ImportedCheckSum</w:t>
-      </w:r>
-      <w:proofErr w:type="spellEnd"/>
-      <w:r>
-        <w:t xml:space="preserve"> of </w:t>
-      </w:r>
-      <w:proofErr w:type="spellStart"/>
-      <w:r>
-        <w:t>ScrBook</w:t>
-      </w:r>
-      <w:proofErr w:type="spellEnd"/>
-      <w:r>
-        <w:t xml:space="preserve">. Once loaded, when a user opens the Choose Texts dialog, if the stored checksum matches the current PT checksum, then </w:t>
+        <w:t xml:space="preserve">all collaborators should use the </w:t>
+      </w:r>
+      <w:r>
+        <w:t xml:space="preserve">same version of FLEx, or at least versions that use the </w:t>
+      </w:r>
+      <w:r>
+        <w:t xml:space="preserve">same </w:t>
+      </w:r>
+      <w:r>
+        <w:t xml:space="preserve">data </w:t>
+      </w:r>
+      <w:r>
+        <w:t>model</w:t>
+      </w:r>
+      <w:r>
+        <w:t>.</w:t>
+      </w:r>
+      <w:r>
+        <w:t xml:space="preserve"> You can see the model version </w:t>
+      </w:r>
+      <w:r>
+        <w:t xml:space="preserve">in a </w:t>
+      </w:r>
+      <w:r>
+        <w:t>FieldWorks project</w:t>
+      </w:r>
+      <w:r>
+        <w:t xml:space="preserve"> directory involved in S/R</w:t>
+      </w:r>
+      <w:r>
+        <w:t xml:space="preserve"> by opening the file, </w:t>
+      </w:r>
+      <w:proofErr w:type="spellStart"/>
+      <w:r>
+        <w:t>FLExProject.ModelVersion</w:t>
+      </w:r>
+      <w:proofErr w:type="spellEnd"/>
+      <w:r>
+        <w:t xml:space="preserve"> in a text editor. </w:t>
+      </w:r>
+      <w:r>
+        <w:t>It contains a version, such as 700007</w:t>
+      </w:r>
+      <w:r>
+        <w:t>2</w:t>
+      </w:r>
+      <w:r>
+        <w:t xml:space="preserve">). </w:t>
+      </w:r>
+      <w:r>
+        <w:t>For any project, the data model can also be seen in the second line of the fwdata XML file.</w:t>
+      </w:r>
+    </w:p>
+    <w:p>
+      <w:pPr>
+        <w:pStyle w:val="BodyText"/>
+      </w:pPr>
+      <w:r>
+        <w:t xml:space="preserve">FLEx currently installs a separate program for doing Send/Receive. This is FLEx Bridge </w:t>
+      </w:r>
+      <w:r>
+        <w:t xml:space="preserve">(FB) </w:t>
+      </w:r>
+      <w:r>
+        <w:t xml:space="preserve">which actually handles the S/R process. </w:t>
+      </w:r>
+      <w:r>
+        <w:t>Newer versions of FLEx Bridge should also work with older versions of</w:t>
+      </w:r>
+      <w:r>
+        <w:t xml:space="preserve"> </w:t>
       </w:r>
       <w:r>
         <w:t>FLEx</w:t>
       </w:r>
       <w:r>
-        <w:t xml:space="preserve"> will not reimport that book.</w:t>
-      </w:r>
-      <w:r>
-        <w:t xml:space="preserve"> </w:t>
-      </w:r>
-      <w:r>
-        <w:t>If the book is modified in PT, and a portion of that book is included in the current Text &amp; Words area, when the user goes to the Choose Texts dialog, FLEx will recognize that the PT book has changed, so it reimports the book, trying to maintain any interlinearization that has been done on that book.</w:t>
-      </w:r>
-      <w:r>
-        <w:t xml:space="preserve"> </w:t>
-      </w:r>
-      <w:r>
-        <w:t>These checksums are included in FLEx S/R.</w:t>
-      </w:r>
-    </w:p>
-    <w:p>
-      <w:pPr>
-        <w:pStyle w:val="BodyText"/>
-      </w:pPr>
-      <w:r>
-        <w:t xml:space="preserve">When you click a scripture text in the Texts pane (actually a </w:t>
-      </w:r>
-      <w:proofErr w:type="spellStart"/>
-      <w:r>
-        <w:t>ScrSection</w:t>
-      </w:r>
-      <w:proofErr w:type="spellEnd"/>
-      <w:r>
-        <w:t xml:space="preserve">, </w:t>
-      </w:r>
-      <w:proofErr w:type="spellStart"/>
-      <w:r>
-        <w:t>ScrFootnote</w:t>
-      </w:r>
-      <w:proofErr w:type="spellEnd"/>
-      <w:r>
-        <w:t xml:space="preserve">, or </w:t>
-      </w:r>
-      <w:proofErr w:type="spellStart"/>
-      <w:r>
-        <w:t>StText</w:t>
-      </w:r>
-      <w:proofErr w:type="spellEnd"/>
-      <w:r>
-        <w:t xml:space="preserve"> for titles and headings) that text is parsed creating </w:t>
-      </w:r>
-      <w:proofErr w:type="spellStart"/>
-      <w:r>
-        <w:t>WfiWordforms</w:t>
-      </w:r>
-      <w:proofErr w:type="spellEnd"/>
-      <w:r>
-        <w:t xml:space="preserve"> and </w:t>
-      </w:r>
-      <w:proofErr w:type="spellStart"/>
-      <w:r>
-        <w:t>PunctuationForms</w:t>
-      </w:r>
-      <w:proofErr w:type="spellEnd"/>
-      <w:r>
-        <w:t xml:space="preserve"> as needed, setting default Analyses on Segments, and setting </w:t>
-      </w:r>
-      <w:proofErr w:type="spellStart"/>
-      <w:r>
-        <w:t>ParseIsCurrent</w:t>
-      </w:r>
-      <w:proofErr w:type="spellEnd"/>
-      <w:r>
-        <w:t xml:space="preserve"> on </w:t>
-      </w:r>
-      <w:proofErr w:type="spellStart"/>
-      <w:r>
-        <w:t>ScrTxtParas</w:t>
-      </w:r>
-      <w:proofErr w:type="spellEnd"/>
-      <w:r>
-        <w:t xml:space="preserve"> to True.</w:t>
-      </w:r>
-    </w:p>
-    <w:p>
-      <w:pPr>
-        <w:pStyle w:val="BodyText"/>
-      </w:pPr>
-      <w:r>
-        <w:t>If you go to the Word Analyses (or Concordance)</w:t>
-      </w:r>
-      <w:r>
-        <w:t xml:space="preserve"> </w:t>
-      </w:r>
-      <w:r>
-        <w:t xml:space="preserve">tool, it will parse all texts and scripture that is currently imported, creating </w:t>
-      </w:r>
-      <w:proofErr w:type="spellStart"/>
-      <w:r>
-        <w:t>WfiWordforms</w:t>
-      </w:r>
-      <w:proofErr w:type="spellEnd"/>
-      <w:r>
-        <w:t xml:space="preserve"> and </w:t>
-      </w:r>
-      <w:proofErr w:type="spellStart"/>
-      <w:r>
-        <w:t>Punctuati</w:t>
-      </w:r>
-      <w:r>
-        <w:t>o</w:t>
-      </w:r>
-      <w:r>
-        <w:t>nForms</w:t>
-      </w:r>
-      <w:proofErr w:type="spellEnd"/>
-      <w:r>
-        <w:t xml:space="preserve"> as needed, setting default Analyses on all Segments used in those texts, and setting </w:t>
-      </w:r>
-      <w:proofErr w:type="spellStart"/>
-      <w:r>
-        <w:t>ParseIsCurrent</w:t>
-      </w:r>
-      <w:proofErr w:type="spellEnd"/>
-      <w:r>
-        <w:t xml:space="preserve"> on all </w:t>
-      </w:r>
-      <w:proofErr w:type="spellStart"/>
-      <w:r>
-        <w:t>ScrTxtParas</w:t>
-      </w:r>
-      <w:proofErr w:type="spellEnd"/>
-      <w:r>
-        <w:t xml:space="preserve"> to True.</w:t>
-      </w:r>
-    </w:p>
-    <w:p>
-      <w:pPr>
-        <w:pStyle w:val="BodyText"/>
-      </w:pPr>
-      <w:r>
-        <w:t xml:space="preserve">All of the objects above, except Analyses which are initially pointers to </w:t>
-      </w:r>
-      <w:proofErr w:type="spellStart"/>
-      <w:r>
-        <w:t>WfiWordforms</w:t>
-      </w:r>
-      <w:proofErr w:type="spellEnd"/>
-      <w:r>
-        <w:t xml:space="preserve"> or </w:t>
-      </w:r>
-      <w:proofErr w:type="spellStart"/>
-      <w:r>
-        <w:t>PunctuationForms</w:t>
-      </w:r>
-      <w:proofErr w:type="spellEnd"/>
-      <w:r>
-        <w:t xml:space="preserve">, have unique IDs. </w:t>
-      </w:r>
-      <w:proofErr w:type="gramStart"/>
-      <w:r>
-        <w:t>So</w:t>
-      </w:r>
-      <w:proofErr w:type="gramEnd"/>
-      <w:r>
-        <w:t xml:space="preserve"> if two </w:t>
-      </w:r>
-      <w:r>
-        <w:t>FLEx</w:t>
-      </w:r>
-      <w:r>
-        <w:t xml:space="preserve"> users import the same books in the same S/R cycle, there will be a lot of duplications that would be hard to clean up after a S/R merge. </w:t>
-      </w:r>
-      <w:r>
-        <w:t>FLEx</w:t>
-      </w:r>
-      <w:r>
-        <w:t xml:space="preserve"> does not provide a way to delete duplicate </w:t>
-      </w:r>
-      <w:r>
-        <w:t xml:space="preserve">scripture </w:t>
-      </w:r>
-      <w:r>
-        <w:t xml:space="preserve">books </w:t>
-      </w:r>
-      <w:r>
-        <w:t xml:space="preserve">or sections </w:t>
-      </w:r>
-      <w:r>
-        <w:t xml:space="preserve">that get imported in this way. </w:t>
-      </w:r>
-      <w:r>
-        <w:t>Although wordforms have unique IDs, they will actually merge during S/R if the form is the same, so that helps some.</w:t>
-      </w:r>
-    </w:p>
-    <w:p>
-      <w:pPr>
-        <w:pStyle w:val="BodyText"/>
-      </w:pPr>
-      <w:r>
-        <w:t>The duplicated portions can result in the load process failing. This will continue until the book is cleaned up enough for the import process to work.</w:t>
-      </w:r>
-    </w:p>
-    <w:p>
-      <w:pPr>
-        <w:pStyle w:val="BodyText"/>
-      </w:pPr>
-      <w:r>
-        <w:t xml:space="preserve">If something is messed up too badly, it may be necessary to delete a book entirely. This is best done using </w:t>
-      </w:r>
-      <w:proofErr w:type="spellStart"/>
-      <w:r>
-        <w:t>LCMBrowser</w:t>
-      </w:r>
-      <w:proofErr w:type="spellEnd"/>
-      <w:r>
-        <w:t xml:space="preserve">. </w:t>
-      </w:r>
-      <w:r>
-        <w:t xml:space="preserve">This is a low-level utility program that is in c:\Program Files\SIL\FieldWorks </w:t>
-      </w:r>
-      <w:r>
-        <w:t xml:space="preserve">9 </w:t>
-      </w:r>
-      <w:proofErr w:type="gramStart"/>
-      <w:r>
-        <w:t>directory</w:t>
-      </w:r>
-      <w:proofErr w:type="gramEnd"/>
-      <w:r>
-        <w:t xml:space="preserve">. </w:t>
-      </w:r>
-      <w:r>
-        <w:t>Yo</w:t>
-      </w:r>
-      <w:r>
-        <w:t>u should not have F</w:t>
-      </w:r>
-      <w:r>
-        <w:t>LEx</w:t>
-      </w:r>
-      <w:r>
-        <w:t xml:space="preserve"> or TE open when using this program. </w:t>
-      </w:r>
-      <w:r>
-        <w:t>To delete a book</w:t>
-      </w:r>
-      <w:r>
-        <w:t xml:space="preserve"> of scripture, </w:t>
-      </w:r>
-      <w:r>
-        <w:t>y</w:t>
-      </w:r>
-      <w:r>
-        <w:t xml:space="preserve">ou can type </w:t>
-      </w:r>
-      <w:proofErr w:type="spellStart"/>
-      <w:r>
-        <w:t>LCMBrowser</w:t>
-      </w:r>
-      <w:proofErr w:type="spellEnd"/>
-      <w:r>
-        <w:t xml:space="preserve"> at the Windows start command and it should find the program.</w:t>
-      </w:r>
-    </w:p>
-    <w:p>
-      <w:pPr>
-        <w:pStyle w:val="BodyText"/>
-      </w:pPr>
-      <w:r>
-        <w:t xml:space="preserve">Once </w:t>
-      </w:r>
-      <w:proofErr w:type="spellStart"/>
-      <w:r>
-        <w:t>LCMBrowser</w:t>
-      </w:r>
-      <w:proofErr w:type="spellEnd"/>
-      <w:r>
-        <w:t xml:space="preserve"> is open, go to File</w:t>
-      </w:r>
-      <w:r>
-        <w:t xml:space="preserve"> &gt; </w:t>
-      </w:r>
-      <w:r>
-        <w:t xml:space="preserve">Open Language Project. In the open dialog, you’ll have to navigate to your project </w:t>
-      </w:r>
-      <w:proofErr w:type="gramStart"/>
-      <w:r>
-        <w:t>*.</w:t>
-      </w:r>
-      <w:proofErr w:type="spellStart"/>
-      <w:r>
-        <w:t>fwdata</w:t>
-      </w:r>
-      <w:proofErr w:type="spellEnd"/>
-      <w:proofErr w:type="gramEnd"/>
-      <w:r>
-        <w:t xml:space="preserve"> file. Project directories are normally </w:t>
-      </w:r>
-      <w:r>
-        <w:t>under</w:t>
-      </w:r>
-      <w:r>
-        <w:t xml:space="preserve"> c:\ProgramData\SIL\FieldWorks\Projects\. After the project is open, you’ll see two other tabs. Click the </w:t>
-      </w:r>
-      <w:proofErr w:type="spellStart"/>
-      <w:r>
-        <w:t>LangProj</w:t>
-      </w:r>
-      <w:proofErr w:type="spellEnd"/>
-      <w:r>
-        <w:t xml:space="preserve"> tab then scroll down to </w:t>
-      </w:r>
-      <w:proofErr w:type="spellStart"/>
-      <w:r>
-        <w:t>TranslatedScriptureOA</w:t>
-      </w:r>
-      <w:proofErr w:type="spellEnd"/>
-      <w:r>
-        <w:t xml:space="preserve"> and click the + to the left to </w:t>
+        <w:t xml:space="preserve"> as long as the data model is the same</w:t>
+      </w:r>
+      <w:r>
+        <w:t>. So</w:t>
+      </w:r>
+      <w:r>
+        <w:t>,</w:t>
+      </w:r>
+      <w:r>
+        <w:t xml:space="preserve"> if desirable, a user can get the </w:t>
       </w:r>
       <w:r>
         <w:lastRenderedPageBreak/>
-        <w:t xml:space="preserve">expand the node. Under the </w:t>
-      </w:r>
-      <w:proofErr w:type="spellStart"/>
-      <w:r>
-        <w:t>TranslatedScriptureOA</w:t>
-      </w:r>
-      <w:proofErr w:type="spellEnd"/>
-      <w:r>
-        <w:t xml:space="preserve"> node, open the </w:t>
-      </w:r>
-      <w:proofErr w:type="spellStart"/>
-      <w:r>
-        <w:t>ScriptureBooksOS</w:t>
-      </w:r>
-      <w:proofErr w:type="spellEnd"/>
-      <w:r>
-        <w:t xml:space="preserve"> node. You’ll see a node for each book that has been imported from PT. To delete a book, right-click the book and choose Delete. When done, do File…Save Current Language Project and then close </w:t>
-      </w:r>
-      <w:proofErr w:type="spellStart"/>
-      <w:r>
-        <w:t>LCMBrowser</w:t>
-      </w:r>
-      <w:proofErr w:type="spellEnd"/>
-      <w:r>
-        <w:t xml:space="preserve">. </w:t>
-      </w:r>
-      <w:proofErr w:type="spellStart"/>
-      <w:r>
-        <w:t>LCMBrowser</w:t>
-      </w:r>
-      <w:proofErr w:type="spellEnd"/>
-      <w:r>
-        <w:t xml:space="preserve"> does autosaves the same as FLEx.</w:t>
-      </w:r>
-    </w:p>
-    <w:p>
-      <w:pPr>
-        <w:pStyle w:val="BodyText"/>
-      </w:pPr>
-      <w:r>
-        <w:t xml:space="preserve">Various things can go wrong when users sync </w:t>
-      </w:r>
-      <w:r>
-        <w:t>FLEx</w:t>
-      </w:r>
-      <w:r>
-        <w:t xml:space="preserve"> and PT at different times and the user goes to the Choose Texts dialog. For example, if user A imports scripture and then does </w:t>
-      </w:r>
-      <w:r>
-        <w:t>FLEx</w:t>
-      </w:r>
-      <w:r>
-        <w:t xml:space="preserve"> S/R, his import and checksum will go to user B. But if PT is not in sync with users A and B and user B does </w:t>
-      </w:r>
-      <w:r>
-        <w:t>FLEx</w:t>
-      </w:r>
-      <w:r>
-        <w:t xml:space="preserve"> S/R and opens the Choose Texts dialog, they will reimport the scripture from B's version of PT data, and conflicts will likely happen the next time they do </w:t>
-      </w:r>
-      <w:r>
-        <w:t>FLEx</w:t>
-      </w:r>
-      <w:r>
-        <w:t xml:space="preserve"> S/R with user A. </w:t>
-      </w:r>
-      <w:r>
-        <w:t>Currently, t</w:t>
-      </w:r>
-      <w:r>
-        <w:t xml:space="preserve">he </w:t>
-      </w:r>
-      <w:r>
-        <w:t>FLEx</w:t>
-      </w:r>
-      <w:r>
-        <w:t xml:space="preserve"> merge conflicts for scripture typically give information</w:t>
-      </w:r>
-      <w:r>
-        <w:t xml:space="preserve"> that is difficult even for technical people to understand</w:t>
-      </w:r>
-      <w:r>
-        <w:t xml:space="preserve">. Also, the merge conflict </w:t>
-      </w:r>
-      <w:r>
-        <w:t>hot</w:t>
-      </w:r>
-      <w:r>
-        <w:t xml:space="preserve">links into </w:t>
-      </w:r>
-      <w:r>
-        <w:t>FLEx</w:t>
-      </w:r>
-      <w:r>
-        <w:t xml:space="preserve"> do not work for scripture</w:t>
-      </w:r>
-      <w:r>
-        <w:t xml:space="preserve"> at this point</w:t>
-      </w:r>
-      <w:r>
-        <w:t xml:space="preserve">. </w:t>
-      </w:r>
-      <w:proofErr w:type="gramStart"/>
-      <w:r>
-        <w:t>So</w:t>
-      </w:r>
-      <w:proofErr w:type="gramEnd"/>
-      <w:r>
-        <w:t xml:space="preserve"> it's best if colleagues work in a way that reduce</w:t>
-      </w:r>
-      <w:r>
-        <w:t>s</w:t>
-      </w:r>
-      <w:r>
-        <w:t xml:space="preserve"> or eliminate</w:t>
-      </w:r>
-      <w:r>
-        <w:t>s</w:t>
-      </w:r>
-      <w:r>
-        <w:t xml:space="preserve"> scripture merge conflicts.</w:t>
-      </w:r>
-    </w:p>
-    <w:p>
-      <w:pPr>
-        <w:pStyle w:val="BodyText"/>
-      </w:pPr>
-      <w:r>
-        <w:t>By following the Important paragraph above, most conflicts will be avoided.</w:t>
-      </w:r>
-      <w:r>
-        <w:t xml:space="preserve"> </w:t>
-      </w:r>
-      <w:r>
-        <w:t>I</w:t>
-      </w:r>
-      <w:r>
-        <w:t xml:space="preserve">f one user imports books from PT and then does </w:t>
-      </w:r>
-      <w:r>
-        <w:t>FLEx</w:t>
-      </w:r>
-      <w:r>
-        <w:t xml:space="preserve"> S/R and PT S/R, and another colleague does </w:t>
-      </w:r>
-      <w:r>
-        <w:t>FLEx</w:t>
-      </w:r>
-      <w:r>
-        <w:t xml:space="preserve"> S/R and PT S/R, their </w:t>
-      </w:r>
-      <w:r>
-        <w:t>FLEx</w:t>
-      </w:r>
-      <w:r>
-        <w:t xml:space="preserve"> and PT projects will normally be in sync so that nothing will be reloaded by going to the Choose Texts dialog. However, if multiple users are importing scripture in one S/R cycle, the </w:t>
-      </w:r>
-      <w:r>
-        <w:t>FLEx</w:t>
-      </w:r>
-      <w:r>
-        <w:t xml:space="preserve"> S/R merging capability may </w:t>
-      </w:r>
-      <w:r>
-        <w:t>have trouble sorting everything out.</w:t>
-      </w:r>
-    </w:p>
-    <w:p>
-      <w:pPr>
-        <w:pStyle w:val="BodyText"/>
-      </w:pPr>
-      <w:r>
-        <w:t xml:space="preserve">FLEx </w:t>
-      </w:r>
-      <w:r>
-        <w:t xml:space="preserve">Interlinearization on Scripture is stored with each paragraph in a section. The entire section is loaded into </w:t>
-      </w:r>
-      <w:r>
-        <w:t xml:space="preserve">FLEx </w:t>
-      </w:r>
-      <w:r>
-        <w:t>as an interlinear text. When FLEx imports from PT, it will update the bas</w:t>
-      </w:r>
-      <w:r>
-        <w:t>e</w:t>
-      </w:r>
-      <w:r>
-        <w:t xml:space="preserve">line text and then try to maintain the interlinearization of the revised text. If you make a lot of changes to paragraphs, and add and remove sections heads in PT, there is a good possibility that FLEx will not be able to keep up with the changes which means interlinearization </w:t>
-      </w:r>
-      <w:r>
-        <w:t>may</w:t>
-      </w:r>
-      <w:r>
-        <w:t xml:space="preserve"> be lost. Also, if you delete a scripture book as described above to get past a </w:t>
-      </w:r>
-      <w:r>
-        <w:t xml:space="preserve">blocked </w:t>
-      </w:r>
-      <w:r>
-        <w:t>book</w:t>
-      </w:r>
-      <w:r>
-        <w:t xml:space="preserve"> import</w:t>
-      </w:r>
-      <w:r>
-        <w:t>, you’ll lose all interlinearization in that book.</w:t>
-      </w:r>
-    </w:p>
-    <w:p>
-      <w:pPr>
-        <w:pStyle w:val="BodyText"/>
-      </w:pPr>
-      <w:r>
-        <w:t>When we talk about interlinearization being lost, it doesn’t mean everything is lost. T</w:t>
-      </w:r>
-      <w:r>
-        <w:t xml:space="preserve">here are 3 places that are affected by interlinearization. First, you may create a wordform in the wordform inventory and add analyses to the wordform. Second, these analyses are connected to entries and senses in the lexicon, which may involve creating entries or senses in the lexicon. Third, in the interlinear text itself, for each wordform </w:t>
-      </w:r>
-      <w:r>
-        <w:t xml:space="preserve">in a paragraph </w:t>
-      </w:r>
-      <w:r>
-        <w:t xml:space="preserve">you are linking to one of the analyses in the wordform inventory. When we talk about losing interlinearization, what we are actually losing is the pointers to specific analysis in wordforms which means it will default to the wordform. </w:t>
-      </w:r>
-      <w:proofErr w:type="gramStart"/>
-      <w:r>
-        <w:t>So</w:t>
-      </w:r>
-      <w:proofErr w:type="gramEnd"/>
-      <w:r>
-        <w:t xml:space="preserve"> the actual work in creating wordforms, analyses, entries, and senses are not lost and are still available when doing future interlinearization. </w:t>
-      </w:r>
-      <w:r>
-        <w:t>So,</w:t>
-      </w:r>
-      <w:r>
-        <w:t xml:space="preserve"> although you do lose work by deleting a scripture book (or interlinear text), recovering should be much faster because everything you previously created in the lexicon and wo</w:t>
-      </w:r>
-      <w:r>
-        <w:t xml:space="preserve">rdform inventory is still there and you simply have to link the wordforms again. </w:t>
-      </w:r>
-      <w:r>
-        <w:t>FLEx</w:t>
-      </w:r>
-      <w:r>
-        <w:t xml:space="preserve"> will propose analyses for the entire text, so the proposals can either be approved immediately, or adjusted to get the correct analysis.</w:t>
-      </w:r>
-      <w:r>
-        <w:t xml:space="preserve"> In Interlinear Text Analyses tab</w:t>
-      </w:r>
-      <w:r>
-        <w:t>, there is an “Approve All” toolbar button that will approve all of the default analyses provided by text. This can be helpful restoring missing analyses.</w:t>
-      </w:r>
-    </w:p>
-    <w:p>
-      <w:pPr>
-        <w:pStyle w:val="BodyText"/>
-      </w:pPr>
-      <w:r>
-        <w:t xml:space="preserve">The process of associating a PT project with a FLEx project was designed for one FLEx project being associated with one PT project. If you happen to have multiple PT projects for a single FLEx project, you should stick to associating a single PT project to the FLEx project. If you </w:t>
-      </w:r>
-      <w:r>
-        <w:lastRenderedPageBreak/>
-        <w:t>switch the associations around between different PT projects, it will likely confuse the process resulting in corrupted Scripture and loss of interlinear</w:t>
-      </w:r>
-      <w:r>
-        <w:t>i</w:t>
-      </w:r>
-      <w:r>
-        <w:t>zation.</w:t>
-      </w:r>
-    </w:p>
-    <w:p>
-      <w:pPr>
-        <w:pStyle w:val="Heading3"/>
-        <w:rPr>
-          <w:lang w:val="en-US"/>
-        </w:rPr>
-      </w:pPr>
-      <w:bookmarkStart w:id="169" w:name="_Toc158903881"/>
-      <w:r>
-        <w:t>3.</w:t>
-      </w:r>
-      <w:r>
-        <w:rPr>
-          <w:lang w:val="en-US"/>
-        </w:rPr>
-        <w:t>6</w:t>
-      </w:r>
-      <w:r>
-        <w:t xml:space="preserve"> </w:t>
-      </w:r>
-      <w:r>
-        <w:t>Linked files</w:t>
-      </w:r>
-      <w:bookmarkEnd w:id="169"/>
-    </w:p>
-    <w:p>
-      <w:pPr>
-        <w:pStyle w:val="BodyText"/>
-      </w:pPr>
-      <w:r>
-        <w:t xml:space="preserve">Pictures, sound files, and other linked files are included in the S/R process as long as they are stored under the default </w:t>
-      </w:r>
-      <w:proofErr w:type="spellStart"/>
-      <w:r>
-        <w:t>LinkedFiles</w:t>
-      </w:r>
-      <w:proofErr w:type="spellEnd"/>
-      <w:r>
-        <w:t xml:space="preserve"> directory inside the FieldWorks project directory. </w:t>
-      </w:r>
-      <w:r>
-        <w:t>FLEx</w:t>
-      </w:r>
-      <w:r>
-        <w:t xml:space="preserve"> allows you to use an external directory for linked files which is advantageous if you have multiple projects that refer to a master set of pictures and sound files. But if you have chosen this approach, they will not be included in S/R. Also, because repo size and time for S/R, especially to the Internet, can become too great if you use high resolution pictures, sound files, movies, etc., the S/R process currently limits files to 1</w:t>
-      </w:r>
-      <w:r>
-        <w:t>0</w:t>
-      </w:r>
-      <w:r>
-        <w:t xml:space="preserve"> Mb, and only accepts certain file extensions. </w:t>
-      </w:r>
-      <w:r>
-        <w:t xml:space="preserve">For images, it accepts these extensions: </w:t>
-      </w:r>
-      <w:r>
-        <w:t xml:space="preserve">bmp, jpg, jpeg, gif, </w:t>
-      </w:r>
-      <w:proofErr w:type="spellStart"/>
-      <w:r>
-        <w:t>png</w:t>
-      </w:r>
-      <w:proofErr w:type="spellEnd"/>
-      <w:r>
-        <w:t xml:space="preserve">, </w:t>
-      </w:r>
-      <w:proofErr w:type="spellStart"/>
-      <w:r>
-        <w:t>tif</w:t>
-      </w:r>
-      <w:proofErr w:type="spellEnd"/>
-      <w:r>
-        <w:t>, ti</w:t>
-      </w:r>
-      <w:r>
-        <w:t xml:space="preserve">ff, </w:t>
-      </w:r>
-      <w:proofErr w:type="spellStart"/>
-      <w:r>
-        <w:t>ico</w:t>
-      </w:r>
-      <w:proofErr w:type="spellEnd"/>
-      <w:r>
-        <w:t xml:space="preserve">, </w:t>
-      </w:r>
-      <w:proofErr w:type="spellStart"/>
-      <w:r>
-        <w:t>wmf</w:t>
-      </w:r>
-      <w:proofErr w:type="spellEnd"/>
-      <w:r>
-        <w:t xml:space="preserve">, </w:t>
-      </w:r>
-      <w:proofErr w:type="spellStart"/>
-      <w:r>
-        <w:t>pcx</w:t>
-      </w:r>
-      <w:proofErr w:type="spellEnd"/>
-      <w:r>
-        <w:t xml:space="preserve">, and </w:t>
-      </w:r>
-      <w:proofErr w:type="spellStart"/>
-      <w:r>
-        <w:t>cgm</w:t>
-      </w:r>
-      <w:proofErr w:type="spellEnd"/>
-      <w:r>
-        <w:t xml:space="preserve">. For audio, it accepts these extensions: </w:t>
-      </w:r>
-      <w:r>
-        <w:t xml:space="preserve">wav, </w:t>
-      </w:r>
-      <w:proofErr w:type="spellStart"/>
-      <w:r>
-        <w:t>snd</w:t>
-      </w:r>
-      <w:proofErr w:type="spellEnd"/>
-      <w:r>
-        <w:t xml:space="preserve">, au, </w:t>
-      </w:r>
-      <w:proofErr w:type="spellStart"/>
-      <w:r>
-        <w:t>aif</w:t>
-      </w:r>
-      <w:proofErr w:type="spellEnd"/>
-      <w:r>
-        <w:t xml:space="preserve">, </w:t>
-      </w:r>
-      <w:proofErr w:type="spellStart"/>
-      <w:r>
-        <w:t>aifc</w:t>
-      </w:r>
-      <w:proofErr w:type="spellEnd"/>
-      <w:r>
-        <w:t xml:space="preserve">, </w:t>
-      </w:r>
-      <w:proofErr w:type="spellStart"/>
-      <w:r>
-        <w:t>aiff</w:t>
-      </w:r>
-      <w:proofErr w:type="spellEnd"/>
-      <w:r>
-        <w:t xml:space="preserve">, </w:t>
-      </w:r>
-      <w:proofErr w:type="spellStart"/>
-      <w:r>
-        <w:t>wma</w:t>
-      </w:r>
-      <w:proofErr w:type="spellEnd"/>
-      <w:r>
-        <w:t>, mp3</w:t>
-      </w:r>
-      <w:r>
-        <w:t xml:space="preserve">, and </w:t>
-      </w:r>
-      <w:proofErr w:type="spellStart"/>
-      <w:r>
-        <w:t>webm</w:t>
-      </w:r>
-      <w:proofErr w:type="spellEnd"/>
-      <w:r>
-        <w:t xml:space="preserve">. </w:t>
-      </w:r>
-      <w:r>
-        <w:t xml:space="preserve">Anything that doesn’t meet these requirements </w:t>
-      </w:r>
-      <w:r>
-        <w:t>is</w:t>
-      </w:r>
-      <w:r>
-        <w:t xml:space="preserve"> skipped during S/</w:t>
-      </w:r>
-      <w:r>
-        <w:t>R</w:t>
-      </w:r>
-      <w:r>
-        <w:t>. A warning message will be given in the S/R log if files are greater than 1</w:t>
-      </w:r>
-      <w:r>
-        <w:t>0</w:t>
-      </w:r>
-      <w:r>
-        <w:t xml:space="preserve"> Mb. </w:t>
-      </w:r>
-      <w:r>
-        <w:t xml:space="preserve">Files with </w:t>
-      </w:r>
-      <w:r>
-        <w:t xml:space="preserve">doc and txt </w:t>
-      </w:r>
-      <w:r>
-        <w:t>extensions</w:t>
-      </w:r>
-      <w:r>
-        <w:t xml:space="preserve"> are included, but mp4 </w:t>
-      </w:r>
-      <w:r>
-        <w:t>files are not.</w:t>
-      </w:r>
-      <w:r>
-        <w:t xml:space="preserve"> For larger files, such as .wav, my recommendation is to keep the .wav files outside of FLEx if sound analysis is desired, but convert the files to .mp3 for linking to FLEx and including in S/R. Note that when you convert files from one form to another, both forms remain in the S/R repo until you reset the repo and do S/R for the first time using the new format.</w:t>
-      </w:r>
-    </w:p>
-    <w:p>
-      <w:pPr>
-        <w:pStyle w:val="Heading3"/>
-        <w:rPr>
-          <w:lang w:val="en-US"/>
-        </w:rPr>
-      </w:pPr>
-      <w:bookmarkStart w:id="170" w:name="_Toc158903882"/>
-      <w:r>
-        <w:t>3.</w:t>
-      </w:r>
-      <w:r>
-        <w:rPr>
-          <w:lang w:val="en-US"/>
-        </w:rPr>
-        <w:t>7</w:t>
-      </w:r>
-      <w:r>
-        <w:t xml:space="preserve"> </w:t>
-      </w:r>
-      <w:r>
-        <w:t xml:space="preserve">FieldWorks </w:t>
-      </w:r>
-      <w:r>
-        <w:rPr>
-          <w:lang w:val="en-US"/>
-        </w:rPr>
-        <w:t xml:space="preserve">and FLEx Bridge </w:t>
-      </w:r>
-      <w:r>
-        <w:t>version</w:t>
-      </w:r>
-      <w:r>
-        <w:rPr>
-          <w:lang w:val="en-US"/>
-        </w:rPr>
-        <w:t>s</w:t>
-      </w:r>
-      <w:bookmarkEnd w:id="170"/>
-    </w:p>
-    <w:p>
-      <w:pPr>
-        <w:pStyle w:val="BodyText"/>
-      </w:pPr>
-      <w:r>
-        <w:t xml:space="preserve">Each version of FLEx </w:t>
-      </w:r>
-      <w:r>
-        <w:t xml:space="preserve">works with a single underlying data model. Any version of FLEx can share projects </w:t>
-      </w:r>
-      <w:r>
-        <w:t>from</w:t>
-      </w:r>
-      <w:r>
-        <w:t xml:space="preserve"> other versions of FLEx as long as the data model is the same. When a user upgrades FLEx to a version that uses a different data model, </w:t>
-      </w:r>
-      <w:r>
-        <w:t xml:space="preserve">in any project </w:t>
-      </w:r>
-      <w:r>
-        <w:t xml:space="preserve">they </w:t>
-      </w:r>
-      <w:r>
-        <w:t>open,</w:t>
-      </w:r>
-      <w:r>
-        <w:t xml:space="preserve"> data will be migrated to the new model. At this point users with older versions of FLEx will no longer be able to open the project until they upgrade to a FLEx version that supports that data model.</w:t>
-      </w:r>
-    </w:p>
-    <w:p>
-      <w:pPr>
-        <w:pStyle w:val="BodyText"/>
-      </w:pPr>
-      <w:r>
-        <w:t xml:space="preserve">When using S/R for a </w:t>
-      </w:r>
-      <w:r>
-        <w:t>FLEx</w:t>
-      </w:r>
-      <w:r>
-        <w:t xml:space="preserve"> project,</w:t>
-      </w:r>
-      <w:r>
-        <w:t xml:space="preserve"> </w:t>
-      </w:r>
-      <w:r>
-        <w:t xml:space="preserve">all collaborators should use the </w:t>
-      </w:r>
-      <w:r>
-        <w:t xml:space="preserve">same version of FLEx, or at least versions that use the </w:t>
-      </w:r>
-      <w:r>
-        <w:t xml:space="preserve">same </w:t>
-      </w:r>
-      <w:r>
-        <w:t xml:space="preserve">data </w:t>
-      </w:r>
-      <w:r>
-        <w:t>model</w:t>
-      </w:r>
-      <w:r>
-        <w:t>.</w:t>
-      </w:r>
-      <w:r>
-        <w:t xml:space="preserve"> You can see the model version </w:t>
-      </w:r>
-      <w:r>
-        <w:t xml:space="preserve">in a </w:t>
-      </w:r>
-      <w:r>
-        <w:t>FieldWorks project</w:t>
-      </w:r>
-      <w:r>
-        <w:t xml:space="preserve"> directory involved in S/R</w:t>
-      </w:r>
-      <w:r>
-        <w:t xml:space="preserve"> by opening the file, </w:t>
-      </w:r>
-      <w:proofErr w:type="spellStart"/>
-      <w:r>
-        <w:t>FLExProject.ModelVersion</w:t>
-      </w:r>
-      <w:proofErr w:type="spellEnd"/>
-      <w:r>
-        <w:t xml:space="preserve"> in a text editor. </w:t>
-      </w:r>
-      <w:r>
-        <w:t>It contains a version, such as 700007</w:t>
-      </w:r>
-      <w:r>
-        <w:t>2</w:t>
-      </w:r>
-      <w:r>
-        <w:t xml:space="preserve">). </w:t>
-      </w:r>
-      <w:r>
-        <w:t xml:space="preserve">For any project, the data model can also be seen in the second line of the </w:t>
-      </w:r>
-      <w:proofErr w:type="spellStart"/>
-      <w:r>
-        <w:t>fwdata</w:t>
-      </w:r>
-      <w:proofErr w:type="spellEnd"/>
-      <w:r>
-        <w:t xml:space="preserve"> XML file.</w:t>
-      </w:r>
-    </w:p>
-    <w:p>
-      <w:pPr>
-        <w:pStyle w:val="BodyText"/>
-      </w:pPr>
-      <w:r>
-        <w:t xml:space="preserve">FLEx currently installs a separate program for doing Send/Receive. This is FLEx Bridge </w:t>
-      </w:r>
-      <w:r>
-        <w:t xml:space="preserve">(FB) </w:t>
-      </w:r>
-      <w:r>
-        <w:t xml:space="preserve">which actually handles the S/R process. </w:t>
-      </w:r>
-      <w:r>
-        <w:t>Newer versions of FLEx Bridge should also work with older versions of</w:t>
-      </w:r>
-      <w:r>
-        <w:t xml:space="preserve"> </w:t>
-      </w:r>
-      <w:r>
-        <w:t>FLEx</w:t>
-      </w:r>
-      <w:r>
-        <w:t xml:space="preserve"> as long as the data model is the same</w:t>
-      </w:r>
-      <w:r>
-        <w:t>. So</w:t>
-      </w:r>
-      <w:r>
-        <w:t>,</w:t>
-      </w:r>
-      <w:r>
-        <w:t xml:space="preserve"> if desirable, a user can get the latest version of FLEx Bridge from </w:t>
-      </w:r>
-      <w:hyperlink r:id="rId19" w:history="1">
+        <w:t xml:space="preserve">latest version of FLEx Bridge from </w:t>
+      </w:r>
+      <w:hyperlink r:id="rId20" w:history="1">
         <w:r>
           <w:rPr>
             <w:rStyle w:val="Hyperlink"/>
@@ -7978,9 +8887,6 @@
       </w:r>
       <w:r>
         <w:br/>
-      </w:r>
-      <w:r>
-        <w:lastRenderedPageBreak/>
         <w:t xml:space="preserve">FLEx ver.: </w:t>
       </w:r>
       <w:r>
@@ -8032,6 +8938,27 @@
         <w:pStyle w:val="BodyText"/>
       </w:pPr>
       <w:r>
+        <w:t>Although still classified Beta, this version is very close to stable:</w:t>
+      </w:r>
+      <w:r>
+        <w:br/>
+        <w:t xml:space="preserve">FLEx ver.: 9.2.7.1758, FB ver.: 4.2.0-beta.41 mercurial branch: </w:t>
+      </w:r>
+      <w:r>
+        <w:t>7500002</w:t>
+      </w:r>
+      <w:r>
+        <w:t>.</w:t>
+      </w:r>
+      <w:r>
+        <w:t xml:space="preserve"> 7000072</w:t>
+      </w:r>
+    </w:p>
+    <w:p>
+      <w:pPr>
+        <w:pStyle w:val="BodyText"/>
+      </w:pPr>
+      <w:r>
         <w:t xml:space="preserve">Since the branch is the same for FW9.1.24 and 9.0.17, S/R will work between these two versions. Also, a user can upgrade to a later FLEx Bridge as long as it uses the same branch. Note that FW8.3.12 uses an older branch number without the FLEx Bridge data model. </w:t>
       </w:r>
       <w:proofErr w:type="gramStart"/>
@@ -8149,12 +9076,221 @@
     </w:p>
     <w:p>
       <w:pPr>
+        <w:pStyle w:val="Heading4"/>
+      </w:pPr>
+      <w:bookmarkStart w:id="172" w:name="_Toc197003742"/>
+      <w:r>
+        <w:rPr>
+          <w:lang w:val="en-US"/>
+        </w:rPr>
+        <w:t xml:space="preserve">3.7.1 </w:t>
+      </w:r>
+      <w:r>
+        <w:t>FLEx Bridge mercurial compatibility</w:t>
+      </w:r>
+      <w:bookmarkEnd w:id="172"/>
+    </w:p>
+    <w:p>
+      <w:pPr>
+        <w:pStyle w:val="BodyText"/>
+      </w:pPr>
+      <w:r>
+        <w:t xml:space="preserve">FLEx Bridge </w:t>
+      </w:r>
+      <w:r>
+        <w:t xml:space="preserve">(FB) </w:t>
+      </w:r>
+      <w:r>
+        <w:t>uses a mercurial repository for storing S/R revisions and merg</w:t>
+      </w:r>
+      <w:r>
+        <w:t>ing data</w:t>
+      </w:r>
+      <w:r>
+        <w:t xml:space="preserve">. A significant change took place between FB4.1 and FB4.2. The version of mercurial changed from 5.0.2 to 6.5.1. For the most part, this transition is seamless. But there are a few complications that can happen, especially if you </w:t>
+      </w:r>
+      <w:r>
+        <w:t>downgrade from FB4.2 to FB4.1.</w:t>
+      </w:r>
+    </w:p>
+    <w:p>
+      <w:pPr>
+        <w:pStyle w:val="BodyText"/>
+      </w:pPr>
+      <w:r>
+        <w:t xml:space="preserve">Each FLEx project involved in S/R has a local mercurial repository in </w:t>
+      </w:r>
+      <w:proofErr w:type="gramStart"/>
+      <w:r>
+        <w:t>the .hg</w:t>
+      </w:r>
+      <w:proofErr w:type="gramEnd"/>
+      <w:r>
+        <w:t xml:space="preserve"> directory under your project folder. When you do “Send this Project for the first time”, or “Get Project from Colleague” FB will create </w:t>
+      </w:r>
+      <w:proofErr w:type="gramStart"/>
+      <w:r>
+        <w:t>a .hg</w:t>
+      </w:r>
+      <w:proofErr w:type="gramEnd"/>
+      <w:r>
+        <w:t xml:space="preserve"> mercurial repository based on the installed version of FB. </w:t>
+      </w:r>
+      <w:r>
+        <w:t xml:space="preserve">Most </w:t>
+      </w:r>
+      <w:r>
+        <w:lastRenderedPageBreak/>
+        <w:t>mercurial processes will work seamlessly between the two versions. But there are some mercurial commands that fail, especially if you go back to an older version of mercurial.</w:t>
+      </w:r>
+    </w:p>
+    <w:p>
+      <w:pPr>
+        <w:pStyle w:val="BodyText"/>
+      </w:pPr>
+      <w:r>
+        <w:t>If your FieldWorks\Projects directory has some older and newer repos, if you try to do Get Project from Colleague, FLEx will fail with a “Cannot get project” dialog that starts with “You can’t get a project from a colleague at present, because some required information about the projects you already have is unavailable.” The problem is that FB4.1 or older cannot read the info</w:t>
+      </w:r>
+      <w:r>
+        <w:t xml:space="preserve">rmation it needs from the older projects. The workaround is to move existing 4.2 S/R projects outside the Projects directory, or delete the </w:t>
+      </w:r>
+      <w:r>
+        <w:t xml:space="preserve">4.2 </w:t>
+      </w:r>
+      <w:r>
+        <w:t>project</w:t>
+      </w:r>
+      <w:r>
+        <w:t>(s)</w:t>
+      </w:r>
+      <w:r>
+        <w:t xml:space="preserve"> and do Get Project </w:t>
+      </w:r>
+      <w:proofErr w:type="gramStart"/>
+      <w:r>
+        <w:t>From</w:t>
+      </w:r>
+      <w:proofErr w:type="gramEnd"/>
+      <w:r>
+        <w:t xml:space="preserve"> Colleague to get a</w:t>
+      </w:r>
+      <w:r>
+        <w:t>n older version of the repo that matches FB4.1</w:t>
+      </w:r>
+      <w:r>
+        <w:t>.</w:t>
+      </w:r>
+      <w:r>
+        <w:t xml:space="preserve"> The actual data is unaffected, but some mercurial commands can’t access it.</w:t>
+      </w:r>
+    </w:p>
+    <w:p>
+      <w:pPr>
+        <w:pStyle w:val="BodyText"/>
+      </w:pPr>
+      <w:r>
+        <w:t xml:space="preserve">It's possible to tell whether a repo is a FB4.1 or older repo, or whether it's a FB4.2 or newer repo. Inside the </w:t>
+      </w:r>
+      <w:proofErr w:type="gramStart"/>
+      <w:r>
+        <w:t>project</w:t>
+      </w:r>
+      <w:r>
+        <w:t xml:space="preserve"> </w:t>
+      </w:r>
+      <w:r>
+        <w:t>.hg</w:t>
+      </w:r>
+      <w:proofErr w:type="gramEnd"/>
+      <w:r>
+        <w:t xml:space="preserve"> directory, there is a "requires" file. If it is an old repo, it will contain</w:t>
+      </w:r>
+      <w:r>
+        <w:br/>
+        <w:t xml:space="preserve">  </w:t>
+      </w:r>
+      <w:proofErr w:type="spellStart"/>
+      <w:r>
+        <w:t>dotencode</w:t>
+      </w:r>
+      <w:proofErr w:type="spellEnd"/>
+      <w:r>
+        <w:br/>
+        <w:t xml:space="preserve">  </w:t>
+      </w:r>
+      <w:proofErr w:type="spellStart"/>
+      <w:r>
+        <w:t>fncache</w:t>
+      </w:r>
+      <w:proofErr w:type="spellEnd"/>
+      <w:r>
+        <w:br/>
+        <w:t xml:space="preserve">  revlogv1</w:t>
+      </w:r>
+      <w:r>
+        <w:br/>
+        <w:t xml:space="preserve">  store</w:t>
+      </w:r>
+    </w:p>
+    <w:p>
+      <w:pPr>
+        <w:pStyle w:val="BodyText"/>
+      </w:pPr>
+      <w:r>
+        <w:t>If it is a newer repo, it will contain</w:t>
+      </w:r>
+      <w:r>
+        <w:br/>
+        <w:t xml:space="preserve">  share-safe</w:t>
+      </w:r>
+    </w:p>
+    <w:p>
+      <w:pPr>
+        <w:pStyle w:val="BodyText"/>
+      </w:pPr>
+      <w:r>
+        <w:t xml:space="preserve">If you try to run mercurial commands from a CMD window, you may also experience some of these problems. The Repository Utility program currently does not work when using FB4.2 repos. </w:t>
+      </w:r>
+      <w:r>
+        <w:t xml:space="preserve">We expect to solve this with the next version of FB. </w:t>
+      </w:r>
+      <w:r>
+        <w:t xml:space="preserve">Also, </w:t>
+      </w:r>
+      <w:proofErr w:type="spellStart"/>
+      <w:r>
+        <w:t>ChorusHub</w:t>
+      </w:r>
+      <w:proofErr w:type="spellEnd"/>
+      <w:r>
+        <w:t xml:space="preserve"> </w:t>
+      </w:r>
+      <w:r>
+        <w:t xml:space="preserve">2.6.26 </w:t>
+      </w:r>
+      <w:r>
+        <w:t>will not work when you try to use a FB4.2 repo.</w:t>
+      </w:r>
+      <w:r>
+        <w:t xml:space="preserve"> This should also get fixed with the next version of </w:t>
+      </w:r>
+      <w:proofErr w:type="spellStart"/>
+      <w:r>
+        <w:t>ChorusHub</w:t>
+      </w:r>
+      <w:proofErr w:type="spellEnd"/>
+      <w:r>
+        <w:t>.</w:t>
+      </w:r>
+    </w:p>
+    <w:p>
+      <w:pPr>
         <w:pStyle w:val="Heading3"/>
         <w:rPr>
           <w:lang w:val="en-US"/>
         </w:rPr>
       </w:pPr>
-      <w:bookmarkStart w:id="171" w:name="_Toc158903883"/>
+      <w:bookmarkStart w:id="173" w:name="_Toc197003743"/>
       <w:r>
         <w:t>3.</w:t>
       </w:r>
@@ -8167,7 +9303,7 @@
       <w:r>
         <w:t xml:space="preserve"> FieldWorks project name</w:t>
       </w:r>
-      <w:bookmarkEnd w:id="171"/>
+      <w:bookmarkEnd w:id="173"/>
     </w:p>
     <w:p>
       <w:pPr>
@@ -8224,7 +9360,7 @@
       <w:pPr>
         <w:pStyle w:val="Heading2"/>
       </w:pPr>
-      <w:bookmarkStart w:id="172" w:name="_Toc158903884"/>
+      <w:bookmarkStart w:id="174" w:name="_Toc197003744"/>
       <w:r>
         <w:lastRenderedPageBreak/>
         <w:t xml:space="preserve">4 </w:t>
@@ -8232,7 +9368,7 @@
       <w:r>
         <w:t>Technical details</w:t>
       </w:r>
-      <w:bookmarkEnd w:id="172"/>
+      <w:bookmarkEnd w:id="174"/>
     </w:p>
     <w:p>
       <w:pPr>
@@ -8241,21 +9377,21 @@
           <w:lang w:val="en-US"/>
         </w:rPr>
       </w:pPr>
-      <w:bookmarkStart w:id="173" w:name="_Ref157153852"/>
-      <w:bookmarkStart w:id="174" w:name="_Ref157154542"/>
-      <w:bookmarkStart w:id="175" w:name="_Toc158903885"/>
+      <w:bookmarkStart w:id="175" w:name="_Ref157153852"/>
+      <w:bookmarkStart w:id="176" w:name="_Ref157154542"/>
+      <w:bookmarkStart w:id="177" w:name="_Toc197003745"/>
       <w:r>
         <w:t xml:space="preserve">4.1 Chorus Hub </w:t>
       </w:r>
-      <w:bookmarkEnd w:id="173"/>
+      <w:bookmarkEnd w:id="175"/>
       <w:r>
         <w:rPr>
           <w:lang w:val="en-US"/>
         </w:rPr>
         <w:t>issues</w:t>
       </w:r>
-      <w:bookmarkEnd w:id="174"/>
-      <w:bookmarkEnd w:id="175"/>
+      <w:bookmarkEnd w:id="176"/>
+      <w:bookmarkEnd w:id="177"/>
     </w:p>
     <w:p>
       <w:pPr>
@@ -8485,7 +9621,7 @@
           <w:lang w:val="en-US"/>
         </w:rPr>
       </w:pPr>
-      <w:bookmarkStart w:id="176" w:name="_Toc158903886"/>
+      <w:bookmarkStart w:id="178" w:name="_Toc197003746"/>
       <w:r>
         <w:t>4.</w:t>
       </w:r>
@@ -8516,7 +9652,7 @@
         </w:rPr>
         <w:t xml:space="preserve"> backups and Send/Receive</w:t>
       </w:r>
-      <w:bookmarkEnd w:id="176"/>
+      <w:bookmarkEnd w:id="178"/>
     </w:p>
     <w:p>
       <w:pPr>
@@ -8642,7 +9778,7 @@
           <w:lang w:val="en-US"/>
         </w:rPr>
       </w:pPr>
-      <w:bookmarkStart w:id="177" w:name="_Toc158903887"/>
+      <w:bookmarkStart w:id="179" w:name="_Toc197003747"/>
       <w:r>
         <w:t>4.</w:t>
       </w:r>
@@ -8661,7 +9797,7 @@
         </w:rPr>
         <w:t>Restoring a FieldWorks backup</w:t>
       </w:r>
-      <w:bookmarkEnd w:id="177"/>
+      <w:bookmarkEnd w:id="179"/>
     </w:p>
     <w:p>
       <w:pPr>
@@ -8785,7 +9921,7 @@
           <w:lang w:val="en-US"/>
         </w:rPr>
       </w:pPr>
-      <w:bookmarkStart w:id="178" w:name="_Toc158903888"/>
+      <w:bookmarkStart w:id="180" w:name="_Toc197003748"/>
       <w:r>
         <w:rPr>
           <w:lang w:val="en-US"/>
@@ -8816,7 +9952,7 @@
         </w:rPr>
         <w:t xml:space="preserve"> history</w:t>
       </w:r>
-      <w:bookmarkEnd w:id="178"/>
+      <w:bookmarkEnd w:id="180"/>
     </w:p>
     <w:p>
       <w:pPr>
@@ -8878,7 +10014,7 @@
       <w:r>
         <w:t xml:space="preserve"> </w:t>
       </w:r>
-      <w:hyperlink r:id="rId20" w:history="1">
+      <w:hyperlink r:id="rId21" w:history="1">
         <w:r>
           <w:rPr>
             <w:rStyle w:val="Hyperlink"/>
@@ -8949,13 +10085,8 @@
         <w:t xml:space="preserve">single </w:t>
       </w:r>
       <w:r>
-        <w:t>.</w:t>
-      </w:r>
-      <w:proofErr w:type="spellStart"/>
-      <w:r>
-        <w:t>fwdata</w:t>
-      </w:r>
-      <w:proofErr w:type="spellEnd"/>
+        <w:t>.fwdata</w:t>
+      </w:r>
       <w:proofErr w:type="gramEnd"/>
       <w:r>
         <w:t xml:space="preserve"> file directly under the project directory with the same file name as the project directory. The data is actually XML data, but in a form that is made for ease in loading and saving the project. It has a separate rt element for every object in the project that identifies the class of the object</w:t>
@@ -8972,7 +10103,7 @@
       <w:r>
         <w:t xml:space="preserve"> </w:t>
       </w:r>
-      <w:hyperlink r:id="rId21" w:history="1">
+      <w:hyperlink r:id="rId22" w:history="1">
         <w:r>
           <w:rPr>
             <w:rStyle w:val="Hyperlink"/>
@@ -8984,15 +10115,7 @@
         <w:t xml:space="preserve">. </w:t>
       </w:r>
       <w:r>
-        <w:t xml:space="preserve">Here’s a short example showing how a simple entry is stored in </w:t>
-      </w:r>
-      <w:proofErr w:type="spellStart"/>
-      <w:r>
-        <w:t>fwdata</w:t>
-      </w:r>
-      <w:proofErr w:type="spellEnd"/>
-      <w:r>
-        <w:t xml:space="preserve"> for this entry:</w:t>
+        <w:t>Here’s a short example showing how a simple entry is stored in fwdata for this entry:</w:t>
       </w:r>
       <w:r>
         <w:br/>
@@ -11403,13 +12526,8 @@
       </w:pPr>
       <w:proofErr w:type="gramStart"/>
       <w:r>
-        <w:t>The .</w:t>
-      </w:r>
-      <w:proofErr w:type="spellStart"/>
-      <w:r>
-        <w:t>fwdata</w:t>
-      </w:r>
-      <w:proofErr w:type="spellEnd"/>
+        <w:t>The .fwdata</w:t>
+      </w:r>
       <w:proofErr w:type="gramEnd"/>
       <w:r>
         <w:t xml:space="preserve"> file is much too large</w:t>
@@ -11427,15 +12545,7 @@
         <w:t xml:space="preserve"> in S/R. </w:t>
       </w:r>
       <w:r>
-        <w:t xml:space="preserve">To keep it smaller and more manageable in merging, the </w:t>
-      </w:r>
-      <w:proofErr w:type="spellStart"/>
-      <w:r>
-        <w:t>fwdata</w:t>
-      </w:r>
-      <w:proofErr w:type="spellEnd"/>
-      <w:r>
-        <w:t xml:space="preserve"> file is split into 70 or more individual files. In these files, the data is stored in a hierarchical form of XML that keeps objects together rather than breaking it down into individual class elements. Some parts, such as the lexicon and wordform </w:t>
+        <w:t xml:space="preserve">To keep it smaller and more manageable in merging, the fwdata file is split into 70 or more individual files. In these files, the data is stored in a hierarchical form of XML that keeps objects together rather than breaking it down into individual class elements. Some parts, such as the lexicon and wordform </w:t>
       </w:r>
       <w:r>
         <w:lastRenderedPageBreak/>
@@ -13597,8 +14707,8 @@
           <w:numId w:val="10"/>
         </w:numPr>
       </w:pPr>
-      <w:bookmarkStart w:id="179" w:name="_Toc528055576"/>
-      <w:bookmarkStart w:id="180" w:name="_Toc528055850"/>
+      <w:bookmarkStart w:id="181" w:name="_Toc528055576"/>
+      <w:bookmarkStart w:id="182" w:name="_Toc528055850"/>
       <w:r>
         <w:t>S</w:t>
       </w:r>
@@ -13620,8 +14730,8 @@
       <w:r>
         <w:t xml:space="preserve"> project directory.</w:t>
       </w:r>
-      <w:bookmarkEnd w:id="179"/>
-      <w:bookmarkEnd w:id="180"/>
+      <w:bookmarkEnd w:id="181"/>
+      <w:bookmarkEnd w:id="182"/>
       <w:r>
         <w:t xml:space="preserve"> </w:t>
       </w:r>
@@ -13674,8 +14784,8 @@
           <w:numId w:val="10"/>
         </w:numPr>
       </w:pPr>
-      <w:bookmarkStart w:id="181" w:name="_Toc528055577"/>
-      <w:bookmarkStart w:id="182" w:name="_Toc528055851"/>
+      <w:bookmarkStart w:id="183" w:name="_Toc528055577"/>
+      <w:bookmarkStart w:id="184" w:name="_Toc528055851"/>
       <w:r>
         <w:t>C</w:t>
       </w:r>
@@ -13699,8 +14809,8 @@
       <w:r>
         <w:t>ory under your project folder)</w:t>
       </w:r>
-      <w:bookmarkEnd w:id="181"/>
-      <w:bookmarkEnd w:id="182"/>
+      <w:bookmarkEnd w:id="183"/>
+      <w:bookmarkEnd w:id="184"/>
     </w:p>
     <w:p>
       <w:pPr>
@@ -13710,8 +14820,8 @@
           <w:numId w:val="10"/>
         </w:numPr>
       </w:pPr>
-      <w:bookmarkStart w:id="183" w:name="_Toc528055578"/>
-      <w:bookmarkStart w:id="184" w:name="_Toc528055852"/>
+      <w:bookmarkStart w:id="185" w:name="_Toc528055578"/>
+      <w:bookmarkStart w:id="186" w:name="_Toc528055852"/>
       <w:r>
         <w:t xml:space="preserve">Get outstanding </w:t>
       </w:r>
@@ -13719,10 +14829,16 @@
         <w:t xml:space="preserve">changes from </w:t>
       </w:r>
       <w:r>
-        <w:t>Language Depot</w:t>
-      </w:r>
-      <w:r>
-        <w:t xml:space="preserve"> (LD)</w:t>
+        <w:t>Lexbox</w:t>
+      </w:r>
+      <w:r>
+        <w:t xml:space="preserve"> (</w:t>
+      </w:r>
+      <w:r>
+        <w:t>LB</w:t>
+      </w:r>
+      <w:r>
+        <w:t>)</w:t>
       </w:r>
       <w:r>
         <w:t xml:space="preserve">, </w:t>
@@ -13745,8 +14861,8 @@
       <w:r>
         <w:t>.</w:t>
       </w:r>
-      <w:bookmarkEnd w:id="183"/>
-      <w:bookmarkEnd w:id="184"/>
+      <w:bookmarkEnd w:id="185"/>
+      <w:bookmarkEnd w:id="186"/>
     </w:p>
     <w:p>
       <w:pPr>
@@ -13756,8 +14872,8 @@
           <w:numId w:val="10"/>
         </w:numPr>
       </w:pPr>
-      <w:bookmarkStart w:id="185" w:name="_Toc528055579"/>
-      <w:bookmarkStart w:id="186" w:name="_Toc528055853"/>
+      <w:bookmarkStart w:id="187" w:name="_Toc528055579"/>
+      <w:bookmarkStart w:id="188" w:name="_Toc528055853"/>
       <w:r>
         <w:t>If the same file is changed by both users, we call a special merge process that understands the XML data in that type of file and merge</w:t>
       </w:r>
@@ -13776,8 +14892,8 @@
       <w:r>
         <w:t xml:space="preserve"> changes.</w:t>
       </w:r>
-      <w:bookmarkEnd w:id="185"/>
-      <w:bookmarkEnd w:id="186"/>
+      <w:bookmarkEnd w:id="187"/>
+      <w:bookmarkEnd w:id="188"/>
     </w:p>
     <w:p>
       <w:pPr>
@@ -13787,26 +14903,21 @@
           <w:numId w:val="10"/>
         </w:numPr>
       </w:pPr>
-      <w:bookmarkStart w:id="187" w:name="_Toc528055580"/>
-      <w:bookmarkStart w:id="188" w:name="_Toc528055854"/>
+      <w:bookmarkStart w:id="189" w:name="_Toc528055580"/>
+      <w:bookmarkStart w:id="190" w:name="_Toc528055854"/>
       <w:r>
         <w:t xml:space="preserve">Merge all of the individual files back into a </w:t>
       </w:r>
       <w:proofErr w:type="gramStart"/>
       <w:r>
-        <w:t>single .</w:t>
-      </w:r>
-      <w:proofErr w:type="spellStart"/>
-      <w:r>
-        <w:t>fwdata</w:t>
-      </w:r>
-      <w:proofErr w:type="spellEnd"/>
+        <w:t>single .fwdata</w:t>
+      </w:r>
       <w:proofErr w:type="gramEnd"/>
       <w:r>
         <w:t xml:space="preserve"> file.</w:t>
       </w:r>
-      <w:bookmarkEnd w:id="187"/>
-      <w:bookmarkEnd w:id="188"/>
+      <w:bookmarkEnd w:id="189"/>
+      <w:bookmarkEnd w:id="190"/>
     </w:p>
     <w:p>
       <w:pPr>
@@ -13816,13 +14927,13 @@
           <w:numId w:val="10"/>
         </w:numPr>
       </w:pPr>
-      <w:bookmarkStart w:id="189" w:name="_Toc528055581"/>
-      <w:bookmarkStart w:id="190" w:name="_Toc528055855"/>
+      <w:bookmarkStart w:id="191" w:name="_Toc528055581"/>
+      <w:bookmarkStart w:id="192" w:name="_Toc528055855"/>
       <w:r>
         <w:t>Run validation code to fix any resulting problems.</w:t>
       </w:r>
-      <w:bookmarkEnd w:id="189"/>
-      <w:bookmarkEnd w:id="190"/>
+      <w:bookmarkEnd w:id="191"/>
+      <w:bookmarkEnd w:id="192"/>
       <w:r>
         <w:t xml:space="preserve"> (repeat split and merge if changes are made)</w:t>
       </w:r>
@@ -13835,13 +14946,13 @@
           <w:numId w:val="10"/>
         </w:numPr>
       </w:pPr>
-      <w:bookmarkStart w:id="191" w:name="_Toc528055582"/>
-      <w:bookmarkStart w:id="192" w:name="_Toc528055856"/>
+      <w:bookmarkStart w:id="193" w:name="_Toc528055582"/>
+      <w:bookmarkStart w:id="194" w:name="_Toc528055856"/>
       <w:r>
         <w:t>Commit changes to the local repo.</w:t>
       </w:r>
-      <w:bookmarkEnd w:id="191"/>
-      <w:bookmarkEnd w:id="192"/>
+      <w:bookmarkEnd w:id="193"/>
+      <w:bookmarkEnd w:id="194"/>
     </w:p>
     <w:p>
       <w:pPr>
@@ -13851,8 +14962,8 @@
           <w:numId w:val="10"/>
         </w:numPr>
       </w:pPr>
-      <w:bookmarkStart w:id="193" w:name="_Toc528055583"/>
-      <w:bookmarkStart w:id="194" w:name="_Toc528055857"/>
+      <w:bookmarkStart w:id="195" w:name="_Toc528055583"/>
+      <w:bookmarkStart w:id="196" w:name="_Toc528055857"/>
       <w:r>
         <w:t>S</w:t>
       </w:r>
@@ -13880,8 +14991,8 @@
       <w:r>
         <w:t xml:space="preserve"> to the remote repo.</w:t>
       </w:r>
-      <w:bookmarkEnd w:id="193"/>
-      <w:bookmarkEnd w:id="194"/>
+      <w:bookmarkEnd w:id="195"/>
+      <w:bookmarkEnd w:id="196"/>
     </w:p>
     <w:p>
       <w:pPr>
@@ -13891,8 +15002,8 @@
           <w:numId w:val="10"/>
         </w:numPr>
       </w:pPr>
-      <w:bookmarkStart w:id="195" w:name="_Toc528055584"/>
-      <w:bookmarkStart w:id="196" w:name="_Toc528055858"/>
+      <w:bookmarkStart w:id="197" w:name="_Toc528055584"/>
+      <w:bookmarkStart w:id="198" w:name="_Toc528055858"/>
       <w:r>
         <w:t xml:space="preserve">Reopen </w:t>
       </w:r>
@@ -13902,8 +15013,8 @@
       <w:r>
         <w:t xml:space="preserve"> with the new data.</w:t>
       </w:r>
-      <w:bookmarkEnd w:id="195"/>
-      <w:bookmarkEnd w:id="196"/>
+      <w:bookmarkEnd w:id="197"/>
+      <w:bookmarkEnd w:id="198"/>
     </w:p>
     <w:p>
       <w:pPr>
@@ -13978,7 +15089,7 @@
       <w:r>
         <w:t xml:space="preserve"> which you can download from </w:t>
       </w:r>
-      <w:hyperlink r:id="rId22" w:history="1">
+      <w:hyperlink r:id="rId23" w:history="1">
         <w:r>
           <w:rPr>
             <w:rStyle w:val="Hyperlink"/>
@@ -14001,7 +15112,7 @@
       <w:r>
         <w:t xml:space="preserve"> an excellent program is KDiff3, freely available from </w:t>
       </w:r>
-      <w:hyperlink r:id="rId23" w:history="1">
+      <w:hyperlink r:id="rId24" w:history="1">
         <w:r>
           <w:rPr>
             <w:rStyle w:val="Hyperlink"/>
@@ -14023,7 +15134,7 @@
       <w:r>
         <w:t xml:space="preserve"> You can also set the default editor to use to open a file. Notepad++ is an excellent program that is freely available from </w:t>
       </w:r>
-      <w:hyperlink r:id="rId24" w:history="1">
+      <w:hyperlink r:id="rId25" w:history="1">
         <w:r>
           <w:rPr>
             <w:rStyle w:val="Hyperlink"/>
@@ -14070,270 +15181,6 @@
             <wp:extent cx="5943600" cy="3202305"/>
             <wp:effectExtent l="0" t="0" r="0" b="0"/>
             <wp:docPr id="15" name="Picture 15"/>
-            <wp:cNvGraphicFramePr>
-              <a:graphicFrameLocks xmlns:a="http://schemas.openxmlformats.org/drawingml/2006/main" noChangeAspect="1"/>
-            </wp:cNvGraphicFramePr>
-            <a:graphic xmlns:a="http://schemas.openxmlformats.org/drawingml/2006/main">
-              <a:graphicData uri="http://schemas.openxmlformats.org/drawingml/2006/picture">
-                <pic:pic xmlns:pic="http://schemas.openxmlformats.org/drawingml/2006/picture">
-                  <pic:nvPicPr>
-                    <pic:cNvPr id="1" name=""/>
-                    <pic:cNvPicPr/>
-                  </pic:nvPicPr>
-                  <pic:blipFill>
-                    <a:blip r:embed="rId25"/>
-                    <a:stretch>
-                      <a:fillRect/>
-                    </a:stretch>
-                  </pic:blipFill>
-                  <pic:spPr>
-                    <a:xfrm>
-                      <a:off x="0" y="0"/>
-                      <a:ext cx="5943600" cy="3202305"/>
-                    </a:xfrm>
-                    <a:prstGeom prst="rect">
-                      <a:avLst/>
-                    </a:prstGeom>
-                  </pic:spPr>
-                </pic:pic>
-              </a:graphicData>
-            </a:graphic>
-          </wp:inline>
-        </w:drawing>
-      </w:r>
-    </w:p>
-    <w:p>
-      <w:pPr>
-        <w:pStyle w:val="BodyText"/>
-      </w:pPr>
-      <w:r>
-        <w:t xml:space="preserve">A revision contains all of the changes made in this particular S/R. </w:t>
-      </w:r>
-      <w:r>
-        <w:t xml:space="preserve">Keep in mind that the Rev column gives consecutive numbers for a given instance of the repo. When revisions are merged with other </w:t>
-      </w:r>
-      <w:r>
-        <w:t>repos</w:t>
-      </w:r>
-      <w:r>
-        <w:t xml:space="preserve"> the result may have different rev numbers. </w:t>
-      </w:r>
-      <w:r>
-        <w:t>E</w:t>
-      </w:r>
-      <w:r>
-        <w:t>ach rev has a unique number that is shown in the Node column. This number will always be the same for each set of changes regardless of which repo you are observing.</w:t>
-      </w:r>
-      <w:r>
-        <w:t xml:space="preserve"> </w:t>
-      </w:r>
-      <w:r>
-        <w:t>This is important when comparing several repos of the same project.</w:t>
-      </w:r>
-      <w:r>
-        <w:t xml:space="preserve"> Rev 10 in this case is the second half of a sync that merges. In this case, rev 7 is the commit with changes made since the last sync, and rev 10 is the result of merging this with rev 9 which came from another user. The common ancestor for this merge is rev 6.</w:t>
-      </w:r>
-    </w:p>
-    <w:p>
-      <w:pPr>
-        <w:pStyle w:val="BodyText"/>
-        <w:rPr>
-          <w:noProof/>
-        </w:rPr>
-      </w:pPr>
-      <w:r>
-        <w:t>The files on the lower</w:t>
-      </w:r>
-      <w:r>
-        <w:rPr>
-          <w:noProof/>
-        </w:rPr>
-        <w:t xml:space="preserve"> left are individual files that were modified in this revision. </w:t>
-      </w:r>
-      <w:r>
-        <w:rPr>
-          <w:noProof/>
-        </w:rPr>
-        <w:t>There are various options in the right click menu</w:t>
-      </w:r>
-      <w:r>
-        <w:rPr>
-          <w:noProof/>
-        </w:rPr>
-        <w:t xml:space="preserve"> for a selected file</w:t>
-      </w:r>
-      <w:r>
-        <w:rPr>
-          <w:noProof/>
-        </w:rPr>
-        <w:t xml:space="preserve">. If you want to see the file in an editor, you can choose View at Revision. This will open the file in the specified editor. </w:t>
-      </w:r>
-      <w:r>
-        <w:rPr>
-          <w:noProof/>
-        </w:rPr>
-        <w:t xml:space="preserve">Note the file opened in the editor is actually a copy in the %Temp% directory.  </w:t>
-      </w:r>
-      <w:r>
-        <w:rPr>
-          <w:noProof/>
-        </w:rPr>
-        <w:t>If you choose Save at Revision, it save</w:t>
-      </w:r>
-      <w:r>
-        <w:rPr>
-          <w:noProof/>
-        </w:rPr>
-        <w:t>s</w:t>
-      </w:r>
-      <w:r>
-        <w:rPr>
-          <w:noProof/>
-        </w:rPr>
-        <w:t xml:space="preserve"> the file with a revision number appended. </w:t>
-      </w:r>
-      <w:r>
-        <w:rPr>
-          <w:noProof/>
-        </w:rPr>
-        <w:t>If you want to see what changed, you can right-click the file and choose Diff to Parent.</w:t>
-      </w:r>
-    </w:p>
-    <w:p>
-      <w:pPr>
-        <w:pStyle w:val="BodyText"/>
-        <w:rPr>
-          <w:noProof/>
-        </w:rPr>
-      </w:pPr>
-      <w:r>
-        <w:rPr>
-          <w:noProof/>
-        </w:rPr>
-        <w:lastRenderedPageBreak/>
-        <w:t xml:space="preserve">Here’s an example using KDiff3 that shows a merge between rev </w:t>
-      </w:r>
-      <w:r>
-        <w:rPr>
-          <w:noProof/>
-        </w:rPr>
-        <w:t>7 (left)</w:t>
-      </w:r>
-      <w:r>
-        <w:rPr>
-          <w:noProof/>
-        </w:rPr>
-        <w:t xml:space="preserve"> and </w:t>
-      </w:r>
-      <w:r>
-        <w:rPr>
-          <w:noProof/>
-        </w:rPr>
-        <w:t xml:space="preserve">rev </w:t>
-      </w:r>
-      <w:r>
-        <w:rPr>
-          <w:noProof/>
-        </w:rPr>
-        <w:t>9</w:t>
-      </w:r>
-      <w:r>
-        <w:rPr>
-          <w:noProof/>
-        </w:rPr>
-        <w:t xml:space="preserve"> </w:t>
-      </w:r>
-      <w:r>
-        <w:rPr>
-          <w:noProof/>
-        </w:rPr>
-        <w:t>(</w:t>
-      </w:r>
-      <w:r>
-        <w:rPr>
-          <w:noProof/>
-        </w:rPr>
-        <w:t>right</w:t>
-      </w:r>
-      <w:r>
-        <w:rPr>
-          <w:noProof/>
-        </w:rPr>
-        <w:t xml:space="preserve">) resulting in </w:t>
-      </w:r>
-      <w:r>
-        <w:rPr>
-          <w:noProof/>
-        </w:rPr>
-        <w:t xml:space="preserve">the merge in </w:t>
-      </w:r>
-      <w:r>
-        <w:rPr>
-          <w:noProof/>
-        </w:rPr>
-        <w:t xml:space="preserve">rev </w:t>
-      </w:r>
-      <w:r>
-        <w:rPr>
-          <w:noProof/>
-        </w:rPr>
-        <w:t>10</w:t>
-      </w:r>
-      <w:r>
-        <w:rPr>
-          <w:noProof/>
-        </w:rPr>
-        <w:t xml:space="preserve"> </w:t>
-      </w:r>
-      <w:r>
-        <w:rPr>
-          <w:noProof/>
-        </w:rPr>
-        <w:t xml:space="preserve">(center). The </w:t>
-      </w:r>
-      <w:r>
-        <w:rPr>
-          <w:noProof/>
-        </w:rPr>
-        <w:t>two users both modified the same definition</w:t>
-      </w:r>
-      <w:r>
-        <w:rPr>
-          <w:noProof/>
-        </w:rPr>
-        <w:t>.</w:t>
-      </w:r>
-      <w:r>
-        <w:rPr>
-          <w:noProof/>
-        </w:rPr>
-        <w:t xml:space="preserve"> In this case, </w:t>
-      </w:r>
-      <w:r>
-        <w:rPr>
-          <w:noProof/>
-        </w:rPr>
-        <w:t>the merge chose the change from rev 7, and generates a merge conflict.</w:t>
-      </w:r>
-    </w:p>
-    <w:p>
-      <w:pPr>
-        <w:pStyle w:val="BodyText"/>
-        <w:rPr>
-          <w:noProof/>
-          <w:lang w:bidi="lo-LA"/>
-        </w:rPr>
-      </w:pPr>
-      <w:r>
-        <w:rPr>
-          <w:noProof/>
-          <w:lang w:bidi="lo-LA"/>
-        </w:rPr>
-        <w:drawing>
-          <wp:inline distT="0" distB="0" distL="0" distR="0" wp14:anchorId="42F8A267" wp14:editId="5EAD6BAB">
-            <wp:extent cx="5943600" cy="2889250"/>
-            <wp:effectExtent l="0" t="0" r="0" b="6350"/>
-            <wp:docPr id="13" name="Picture 13"/>
             <wp:cNvGraphicFramePr>
               <a:graphicFrameLocks xmlns:a="http://schemas.openxmlformats.org/drawingml/2006/main" noChangeAspect="1"/>
             </wp:cNvGraphicFramePr>
@@ -14353,7 +15200,7 @@
                   <pic:spPr>
                     <a:xfrm>
                       <a:off x="0" y="0"/>
-                      <a:ext cx="5943600" cy="2889250"/>
+                      <a:ext cx="5943600" cy="3202305"/>
                     </a:xfrm>
                     <a:prstGeom prst="rect">
                       <a:avLst/>
@@ -14371,180 +15218,233 @@
         <w:pStyle w:val="BodyText"/>
       </w:pPr>
       <w:r>
+        <w:t xml:space="preserve">A revision contains all of the changes made in this particular S/R. </w:t>
+      </w:r>
+      <w:r>
+        <w:t xml:space="preserve">Keep in mind that the Rev column gives consecutive numbers for a given instance of the repo. When revisions are merged with other </w:t>
+      </w:r>
+      <w:r>
+        <w:t>repos</w:t>
+      </w:r>
+      <w:r>
+        <w:t xml:space="preserve"> the result may have different rev numbers. </w:t>
+      </w:r>
+      <w:r>
+        <w:t>E</w:t>
+      </w:r>
+      <w:r>
+        <w:t>ach rev has a unique number that is shown in the Node column. This number will always be the same for each set of changes regardless of which repo you are observing.</w:t>
+      </w:r>
+      <w:r>
+        <w:t xml:space="preserve"> </w:t>
+      </w:r>
+      <w:r>
+        <w:t>This is important when comparing several repos of the same project.</w:t>
+      </w:r>
+      <w:r>
+        <w:t xml:space="preserve"> Rev 10 in this case is the second half of a sync that merges. In this case, rev 7 is the commit with changes made since the last sync, and rev 10 is the result of merging this with rev 9 which came from another user. The common ancestor for this merge is rev 6.</w:t>
+      </w:r>
+    </w:p>
+    <w:p>
+      <w:pPr>
+        <w:pStyle w:val="BodyText"/>
+        <w:rPr>
+          <w:noProof/>
+        </w:rPr>
+      </w:pPr>
+      <w:r>
+        <w:t>The files on the lower</w:t>
+      </w:r>
+      <w:r>
+        <w:rPr>
+          <w:noProof/>
+        </w:rPr>
+        <w:t xml:space="preserve"> left are individual files that were modified in this revision. </w:t>
+      </w:r>
+      <w:r>
+        <w:rPr>
+          <w:noProof/>
+        </w:rPr>
+        <w:t>There are various options in the right click menu</w:t>
+      </w:r>
+      <w:r>
+        <w:rPr>
+          <w:noProof/>
+        </w:rPr>
+        <w:t xml:space="preserve"> for a selected file</w:t>
+      </w:r>
+      <w:r>
+        <w:rPr>
+          <w:noProof/>
+        </w:rPr>
+        <w:t xml:space="preserve">. If you want to see the file in an editor, you can choose View at Revision. This will open the file in the specified editor. </w:t>
+      </w:r>
+      <w:r>
+        <w:rPr>
+          <w:noProof/>
+        </w:rPr>
+        <w:t xml:space="preserve">Note the file opened in the editor is actually a copy in the %Temp% directory.  </w:t>
+      </w:r>
+      <w:r>
+        <w:rPr>
+          <w:noProof/>
+        </w:rPr>
+        <w:t>If you choose Save at Revision, it save</w:t>
+      </w:r>
+      <w:r>
+        <w:rPr>
+          <w:noProof/>
+        </w:rPr>
+        <w:t>s</w:t>
+      </w:r>
+      <w:r>
+        <w:rPr>
+          <w:noProof/>
+        </w:rPr>
+        <w:t xml:space="preserve"> the file with a revision number appended. </w:t>
+      </w:r>
+      <w:r>
+        <w:rPr>
+          <w:noProof/>
+        </w:rPr>
+        <w:t>If you want to see what changed, you can right-click the file and choose Diff to Parent.</w:t>
+      </w:r>
+    </w:p>
+    <w:p>
+      <w:pPr>
+        <w:pStyle w:val="BodyText"/>
+        <w:rPr>
+          <w:noProof/>
+        </w:rPr>
+      </w:pPr>
+      <w:r>
+        <w:rPr>
+          <w:noProof/>
+        </w:rPr>
+        <w:lastRenderedPageBreak/>
+        <w:t xml:space="preserve">Here’s an example using KDiff3 that shows a merge between rev </w:t>
+      </w:r>
+      <w:r>
+        <w:rPr>
+          <w:noProof/>
+        </w:rPr>
+        <w:t>7 (left)</w:t>
+      </w:r>
+      <w:r>
+        <w:rPr>
+          <w:noProof/>
+        </w:rPr>
+        <w:t xml:space="preserve"> and </w:t>
+      </w:r>
+      <w:r>
+        <w:rPr>
+          <w:noProof/>
+        </w:rPr>
+        <w:t xml:space="preserve">rev </w:t>
+      </w:r>
+      <w:r>
+        <w:rPr>
+          <w:noProof/>
+        </w:rPr>
+        <w:t>9</w:t>
+      </w:r>
+      <w:r>
+        <w:rPr>
+          <w:noProof/>
+        </w:rPr>
+        <w:t xml:space="preserve"> </w:t>
+      </w:r>
+      <w:r>
+        <w:rPr>
+          <w:noProof/>
+        </w:rPr>
+        <w:t>(</w:t>
+      </w:r>
+      <w:r>
+        <w:rPr>
+          <w:noProof/>
+        </w:rPr>
+        <w:t>right</w:t>
+      </w:r>
+      <w:r>
+        <w:rPr>
+          <w:noProof/>
+        </w:rPr>
+        <w:t xml:space="preserve">) resulting in </w:t>
+      </w:r>
+      <w:r>
+        <w:rPr>
+          <w:noProof/>
+        </w:rPr>
+        <w:t xml:space="preserve">the merge in </w:t>
+      </w:r>
+      <w:r>
+        <w:rPr>
+          <w:noProof/>
+        </w:rPr>
+        <w:t xml:space="preserve">rev </w:t>
+      </w:r>
+      <w:r>
+        <w:rPr>
+          <w:noProof/>
+        </w:rPr>
+        <w:t>10</w:t>
+      </w:r>
+      <w:r>
+        <w:rPr>
+          <w:noProof/>
+        </w:rPr>
+        <w:t xml:space="preserve"> </w:t>
+      </w:r>
+      <w:r>
+        <w:rPr>
+          <w:noProof/>
+        </w:rPr>
+        <w:t xml:space="preserve">(center). The </w:t>
+      </w:r>
+      <w:r>
+        <w:rPr>
+          <w:noProof/>
+        </w:rPr>
+        <w:t>two users both modified the same definition</w:t>
+      </w:r>
+      <w:r>
+        <w:rPr>
+          <w:noProof/>
+        </w:rPr>
+        <w:t>.</w:t>
+      </w:r>
+      <w:r>
+        <w:rPr>
+          <w:noProof/>
+        </w:rPr>
+        <w:t xml:space="preserve"> In this case, </w:t>
+      </w:r>
+      <w:r>
+        <w:rPr>
+          <w:noProof/>
+        </w:rPr>
+        <w:t>the merge chose the change from rev 7, and generates a merge conflict.</w:t>
+      </w:r>
+    </w:p>
+    <w:p>
+      <w:pPr>
+        <w:pStyle w:val="BodyText"/>
         <w:rPr>
           <w:noProof/>
           <w:lang w:bidi="lo-LA"/>
         </w:rPr>
-        <w:t xml:space="preserve">Mercurial uses a 3-way merge. It keeps track of the common ancestor between two revs being merged so that it can determine who actually made a change since the common ancestor, and it tries to maintain that change in the merged results. </w:t>
-      </w:r>
+      </w:pPr>
       <w:r>
         <w:rPr>
           <w:noProof/>
           <w:lang w:bidi="lo-LA"/>
         </w:rPr>
-        <w:t xml:space="preserve">If both users modify the same string, FLEx chooses one of the changes and adds a merge conflict report to notify the user what it did. If one user makes a change to an object while another user deletes that object, FLEx will always ignore the deletion, </w:t>
-      </w:r>
-      <w:r>
-        <w:rPr>
-          <w:noProof/>
-          <w:lang w:bidi="lo-LA"/>
-        </w:rPr>
-        <w:t>and</w:t>
-      </w:r>
-      <w:r>
-        <w:rPr>
-          <w:noProof/>
-          <w:lang w:bidi="lo-LA"/>
-        </w:rPr>
-        <w:t xml:space="preserve"> it will add a merge conflict.</w:t>
-      </w:r>
-      <w:r>
-        <w:rPr>
-          <w:noProof/>
-          <w:lang w:bidi="lo-LA"/>
-        </w:rPr>
-        <w:t xml:space="preserve"> Usually you can see the common ancestor from the Graph column in Hg Workbench</w:t>
-      </w:r>
-      <w:r>
-        <w:rPr>
-          <w:noProof/>
-          <w:lang w:bidi="lo-LA"/>
-        </w:rPr>
-        <w:t>, but</w:t>
-      </w:r>
-      <w:r>
-        <w:rPr>
-          <w:noProof/>
-          <w:lang w:bidi="lo-LA"/>
-        </w:rPr>
-        <w:t xml:space="preserve"> a guaranteed way to find it is to use the following mercurial command from a Cmd window on the project folder.</w:t>
-      </w:r>
-      <w:r>
-        <w:rPr>
-          <w:noProof/>
-          <w:lang w:bidi="lo-LA"/>
-        </w:rPr>
-        <w:br/>
-      </w:r>
-      <w:r>
-        <w:t>“c:\Program Files (x</w:t>
-      </w:r>
-      <w:proofErr w:type="gramStart"/>
-      <w:r>
-        <w:t>86)\SIL\FLExBridge</w:t>
-      </w:r>
-      <w:r>
-        <w:t>4</w:t>
-      </w:r>
-      <w:r>
-        <w:t>\mercurial\hg</w:t>
-      </w:r>
-      <w:proofErr w:type="gramEnd"/>
-      <w:r>
-        <w:t xml:space="preserve">” </w:t>
-      </w:r>
-      <w:proofErr w:type="spellStart"/>
-      <w:r>
-        <w:t>debugancestor</w:t>
-      </w:r>
-      <w:proofErr w:type="spellEnd"/>
-      <w:r>
-        <w:t xml:space="preserve"> </w:t>
-      </w:r>
-      <w:r>
-        <w:t>7 9</w:t>
-      </w:r>
-      <w:r>
-        <w:br/>
-        <w:t>where the two numbers are the revision numbers being merged</w:t>
-      </w:r>
-      <w:r>
-        <w:t>, and the result in this case would be rev 6</w:t>
-      </w:r>
-      <w:r>
-        <w:t>.</w:t>
-      </w:r>
-    </w:p>
-    <w:p>
-      <w:pPr>
-        <w:pStyle w:val="BodyText"/>
-        <w:rPr>
-          <w:noProof/>
-          <w:lang w:bidi="lo-LA"/>
-        </w:rPr>
-      </w:pPr>
-      <w:r>
-        <w:rPr>
-          <w:noProof/>
-          <w:lang w:bidi="lo-LA"/>
-        </w:rPr>
-        <w:t>As you can see, this is not</w:t>
-      </w:r>
-      <w:r>
-        <w:rPr>
-          <w:noProof/>
-          <w:lang w:bidi="lo-LA"/>
-        </w:rPr>
-        <w:t xml:space="preserve"> a</w:t>
-      </w:r>
-      <w:r>
-        <w:rPr>
-          <w:noProof/>
-          <w:lang w:bidi="lo-LA"/>
-        </w:rPr>
-        <w:t xml:space="preserve"> </w:t>
-      </w:r>
-      <w:r>
-        <w:rPr>
-          <w:noProof/>
-          <w:lang w:bidi="lo-LA"/>
-        </w:rPr>
-        <w:t>very</w:t>
-      </w:r>
-      <w:r>
-        <w:rPr>
-          <w:noProof/>
-          <w:lang w:bidi="lo-LA"/>
-        </w:rPr>
-        <w:t xml:space="preserve"> user-friendly way to see changes </w:t>
-      </w:r>
-      <w:r>
-        <w:rPr>
-          <w:noProof/>
-          <w:lang w:bidi="lo-LA"/>
-        </w:rPr>
-        <w:t>that were</w:t>
-      </w:r>
-      <w:r>
-        <w:rPr>
-          <w:noProof/>
-          <w:lang w:bidi="lo-LA"/>
-        </w:rPr>
-        <w:t xml:space="preserve"> made and who made them, but it’s the best that is currently available.</w:t>
-      </w:r>
-      <w:r>
-        <w:rPr>
-          <w:noProof/>
-          <w:lang w:bidi="lo-LA"/>
-        </w:rPr>
-        <w:t xml:space="preserve"> Here’s the merge conflict shown from the above example.</w:t>
-      </w:r>
-    </w:p>
-    <w:p>
-      <w:pPr>
-        <w:pStyle w:val="BodyText"/>
-      </w:pPr>
-      <w:r>
-        <w:rPr>
-          <w:noProof/>
-          <w:lang w:bidi="lo-LA"/>
-        </w:rPr>
-        <w:lastRenderedPageBreak/>
         <w:drawing>
-          <wp:inline distT="0" distB="0" distL="0" distR="0" wp14:anchorId="6158AD7F" wp14:editId="2204D2BB">
-            <wp:extent cx="5029200" cy="2887893"/>
-            <wp:effectExtent l="0" t="0" r="0" b="8255"/>
-            <wp:docPr id="11" name="Picture 11"/>
+          <wp:inline distT="0" distB="0" distL="0" distR="0" wp14:anchorId="42F8A267" wp14:editId="5EAD6BAB">
+            <wp:extent cx="5943600" cy="2889250"/>
+            <wp:effectExtent l="0" t="0" r="0" b="6350"/>
+            <wp:docPr id="13" name="Picture 13"/>
             <wp:cNvGraphicFramePr>
               <a:graphicFrameLocks xmlns:a="http://schemas.openxmlformats.org/drawingml/2006/main" noChangeAspect="1"/>
             </wp:cNvGraphicFramePr>
@@ -14564,7 +15464,7 @@
                   <pic:spPr>
                     <a:xfrm>
                       <a:off x="0" y="0"/>
-                      <a:ext cx="5087230" cy="2921215"/>
+                      <a:ext cx="5943600" cy="2889250"/>
                     </a:xfrm>
                     <a:prstGeom prst="rect">
                       <a:avLst/>
@@ -14582,40 +15482,180 @@
         <w:pStyle w:val="BodyText"/>
       </w:pPr>
       <w:r>
-        <w:t>If you click the ‘Entry “</w:t>
-      </w:r>
-      <w:proofErr w:type="gramStart"/>
-      <w:r>
-        <w:t>horse”…</w:t>
-      </w:r>
-      <w:proofErr w:type="gramEnd"/>
-      <w:r>
-        <w:t xml:space="preserve"> link, FLEx will jump to show the reported entry. If you click “Conflict Details” it gives</w:t>
-      </w:r>
-      <w:r>
-        <w:t xml:space="preserve"> this</w:t>
-      </w:r>
-      <w:r>
-        <w:t xml:space="preserve"> additional information</w:t>
-      </w:r>
-      <w:r>
-        <w:t>:</w:t>
-      </w:r>
-    </w:p>
-    <w:p>
-      <w:pPr>
-        <w:pStyle w:val="BodyText"/>
-      </w:pPr>
-      <w:r>
         <w:rPr>
           <w:noProof/>
           <w:lang w:bidi="lo-LA"/>
         </w:rPr>
+        <w:t xml:space="preserve">Mercurial uses a 3-way merge. It keeps track of the common ancestor between two revs being merged so that it can determine who actually made a change since the common ancestor, and it tries to maintain that change in the merged results. </w:t>
+      </w:r>
+      <w:r>
+        <w:rPr>
+          <w:noProof/>
+          <w:lang w:bidi="lo-LA"/>
+        </w:rPr>
+        <w:t xml:space="preserve">If both users modify the same string, FLEx chooses one of the changes and adds a merge conflict report to notify the user what it did. If one user makes a change to an object while another user deletes that object, FLEx will always ignore the deletion, </w:t>
+      </w:r>
+      <w:r>
+        <w:rPr>
+          <w:noProof/>
+          <w:lang w:bidi="lo-LA"/>
+        </w:rPr>
+        <w:t>and</w:t>
+      </w:r>
+      <w:r>
+        <w:rPr>
+          <w:noProof/>
+          <w:lang w:bidi="lo-LA"/>
+        </w:rPr>
+        <w:t xml:space="preserve"> it will add a merge conflict.</w:t>
+      </w:r>
+      <w:r>
+        <w:rPr>
+          <w:noProof/>
+          <w:lang w:bidi="lo-LA"/>
+        </w:rPr>
+        <w:t xml:space="preserve"> Usually you can see the common ancestor from the Graph column in Hg Workbench</w:t>
+      </w:r>
+      <w:r>
+        <w:rPr>
+          <w:noProof/>
+          <w:lang w:bidi="lo-LA"/>
+        </w:rPr>
+        <w:t>, but</w:t>
+      </w:r>
+      <w:r>
+        <w:rPr>
+          <w:noProof/>
+          <w:lang w:bidi="lo-LA"/>
+        </w:rPr>
+        <w:t xml:space="preserve"> a guaranteed way to find it is to use the following mercurial command from a Cmd window on the project folder.</w:t>
+      </w:r>
+      <w:r>
+        <w:rPr>
+          <w:noProof/>
+          <w:lang w:bidi="lo-LA"/>
+        </w:rPr>
+        <w:br/>
+      </w:r>
+      <w:r>
+        <w:t>“c:\Program Files (x</w:t>
+      </w:r>
+      <w:proofErr w:type="gramStart"/>
+      <w:r>
+        <w:t>86)\SIL\FLExBridge</w:t>
+      </w:r>
+      <w:r>
+        <w:t>4</w:t>
+      </w:r>
+      <w:r>
+        <w:t>\mercurial\hg</w:t>
+      </w:r>
+      <w:proofErr w:type="gramEnd"/>
+      <w:r>
+        <w:t xml:space="preserve">” </w:t>
+      </w:r>
+      <w:proofErr w:type="spellStart"/>
+      <w:r>
+        <w:t>debugancestor</w:t>
+      </w:r>
+      <w:proofErr w:type="spellEnd"/>
+      <w:r>
+        <w:t xml:space="preserve"> </w:t>
+      </w:r>
+      <w:r>
+        <w:t>7 9</w:t>
+      </w:r>
+      <w:r>
+        <w:br/>
+        <w:t>where the two numbers are the revision numbers being merged</w:t>
+      </w:r>
+      <w:r>
+        <w:t>, and the result in this case would be rev 6</w:t>
+      </w:r>
+      <w:r>
+        <w:t>.</w:t>
+      </w:r>
+    </w:p>
+    <w:p>
+      <w:pPr>
+        <w:pStyle w:val="BodyText"/>
+        <w:rPr>
+          <w:noProof/>
+          <w:lang w:bidi="lo-LA"/>
+        </w:rPr>
+      </w:pPr>
+      <w:r>
+        <w:rPr>
+          <w:noProof/>
+          <w:lang w:bidi="lo-LA"/>
+        </w:rPr>
+        <w:t>As you can see, this is not</w:t>
+      </w:r>
+      <w:r>
+        <w:rPr>
+          <w:noProof/>
+          <w:lang w:bidi="lo-LA"/>
+        </w:rPr>
+        <w:t xml:space="preserve"> a</w:t>
+      </w:r>
+      <w:r>
+        <w:rPr>
+          <w:noProof/>
+          <w:lang w:bidi="lo-LA"/>
+        </w:rPr>
+        <w:t xml:space="preserve"> </w:t>
+      </w:r>
+      <w:r>
+        <w:rPr>
+          <w:noProof/>
+          <w:lang w:bidi="lo-LA"/>
+        </w:rPr>
+        <w:t>very</w:t>
+      </w:r>
+      <w:r>
+        <w:rPr>
+          <w:noProof/>
+          <w:lang w:bidi="lo-LA"/>
+        </w:rPr>
+        <w:t xml:space="preserve"> user-friendly way to see changes </w:t>
+      </w:r>
+      <w:r>
+        <w:rPr>
+          <w:noProof/>
+          <w:lang w:bidi="lo-LA"/>
+        </w:rPr>
+        <w:t>that were</w:t>
+      </w:r>
+      <w:r>
+        <w:rPr>
+          <w:noProof/>
+          <w:lang w:bidi="lo-LA"/>
+        </w:rPr>
+        <w:t xml:space="preserve"> made and who made them, but it’s the best that is currently available.</w:t>
+      </w:r>
+      <w:r>
+        <w:rPr>
+          <w:noProof/>
+          <w:lang w:bidi="lo-LA"/>
+        </w:rPr>
+        <w:t xml:space="preserve"> Here’s the merge conflict shown from the above example.</w:t>
+      </w:r>
+    </w:p>
+    <w:p>
+      <w:pPr>
+        <w:pStyle w:val="BodyText"/>
+      </w:pPr>
+      <w:r>
+        <w:rPr>
+          <w:noProof/>
+          <w:lang w:bidi="lo-LA"/>
+        </w:rPr>
+        <w:lastRenderedPageBreak/>
         <w:drawing>
-          <wp:inline distT="0" distB="0" distL="0" distR="0" wp14:anchorId="1BE582C3" wp14:editId="4ED63AD8">
-            <wp:extent cx="4486275" cy="1315086"/>
-            <wp:effectExtent l="0" t="0" r="0" b="0"/>
-            <wp:docPr id="12" name="Picture 12"/>
+          <wp:inline distT="0" distB="0" distL="0" distR="0" wp14:anchorId="6158AD7F" wp14:editId="2204D2BB">
+            <wp:extent cx="5029200" cy="2887893"/>
+            <wp:effectExtent l="0" t="0" r="0" b="8255"/>
+            <wp:docPr id="11" name="Picture 11"/>
             <wp:cNvGraphicFramePr>
               <a:graphicFrameLocks xmlns:a="http://schemas.openxmlformats.org/drawingml/2006/main" noChangeAspect="1"/>
             </wp:cNvGraphicFramePr>
@@ -14635,6 +15675,77 @@
                   <pic:spPr>
                     <a:xfrm>
                       <a:off x="0" y="0"/>
+                      <a:ext cx="5087230" cy="2921215"/>
+                    </a:xfrm>
+                    <a:prstGeom prst="rect">
+                      <a:avLst/>
+                    </a:prstGeom>
+                  </pic:spPr>
+                </pic:pic>
+              </a:graphicData>
+            </a:graphic>
+          </wp:inline>
+        </w:drawing>
+      </w:r>
+    </w:p>
+    <w:p>
+      <w:pPr>
+        <w:pStyle w:val="BodyText"/>
+      </w:pPr>
+      <w:r>
+        <w:t>If you click the ‘Entry “</w:t>
+      </w:r>
+      <w:proofErr w:type="gramStart"/>
+      <w:r>
+        <w:t>horse”…</w:t>
+      </w:r>
+      <w:proofErr w:type="gramEnd"/>
+      <w:r>
+        <w:t xml:space="preserve"> link, FLEx will jump to show the reported entry. If you click “Conflict Details” it gives</w:t>
+      </w:r>
+      <w:r>
+        <w:t xml:space="preserve"> this</w:t>
+      </w:r>
+      <w:r>
+        <w:t xml:space="preserve"> additional information</w:t>
+      </w:r>
+      <w:r>
+        <w:t>:</w:t>
+      </w:r>
+    </w:p>
+    <w:p>
+      <w:pPr>
+        <w:pStyle w:val="BodyText"/>
+      </w:pPr>
+      <w:r>
+        <w:rPr>
+          <w:noProof/>
+          <w:lang w:bidi="lo-LA"/>
+        </w:rPr>
+        <w:drawing>
+          <wp:inline distT="0" distB="0" distL="0" distR="0" wp14:anchorId="1BE582C3" wp14:editId="4ED63AD8">
+            <wp:extent cx="4486275" cy="1315086"/>
+            <wp:effectExtent l="0" t="0" r="0" b="0"/>
+            <wp:docPr id="12" name="Picture 12"/>
+            <wp:cNvGraphicFramePr>
+              <a:graphicFrameLocks xmlns:a="http://schemas.openxmlformats.org/drawingml/2006/main" noChangeAspect="1"/>
+            </wp:cNvGraphicFramePr>
+            <a:graphic xmlns:a="http://schemas.openxmlformats.org/drawingml/2006/main">
+              <a:graphicData uri="http://schemas.openxmlformats.org/drawingml/2006/picture">
+                <pic:pic xmlns:pic="http://schemas.openxmlformats.org/drawingml/2006/picture">
+                  <pic:nvPicPr>
+                    <pic:cNvPr id="1" name=""/>
+                    <pic:cNvPicPr/>
+                  </pic:nvPicPr>
+                  <pic:blipFill>
+                    <a:blip r:embed="rId29"/>
+                    <a:stretch>
+                      <a:fillRect/>
+                    </a:stretch>
+                  </pic:blipFill>
+                  <pic:spPr>
+                    <a:xfrm>
+                      <a:off x="0" y="0"/>
                       <a:ext cx="4573405" cy="1340627"/>
                     </a:xfrm>
                     <a:prstGeom prst="rect">
@@ -14663,7 +15774,7 @@
           <w:lang w:val="en-US"/>
         </w:rPr>
       </w:pPr>
-      <w:bookmarkStart w:id="197" w:name="_Toc158903889"/>
+      <w:bookmarkStart w:id="199" w:name="_Toc197003749"/>
       <w:r>
         <w:rPr>
           <w:lang w:val="en-US"/>
@@ -14688,7 +15799,7 @@
         </w:rPr>
         <w:t xml:space="preserve"> S/R</w:t>
       </w:r>
-      <w:bookmarkEnd w:id="197"/>
+      <w:bookmarkEnd w:id="199"/>
     </w:p>
     <w:p>
       <w:pPr>
@@ -14712,7 +15823,7 @@
       <w:r>
         <w:t xml:space="preserve">At this point you should normally contact </w:t>
       </w:r>
-      <w:hyperlink r:id="rId29" w:history="1">
+      <w:hyperlink r:id="rId30" w:history="1">
         <w:r>
           <w:rPr>
             <w:rStyle w:val="Hyperlink"/>
@@ -14815,10 +15926,16 @@
         <w:t xml:space="preserve">copies of the repo on </w:t>
       </w:r>
       <w:r>
-        <w:t>Language Depot</w:t>
-      </w:r>
-      <w:r>
-        <w:t xml:space="preserve"> (LD), Chorus Hub (CH), and/or one or more USB drives. With USB drives, it’s easy to delete a repo directory to start over. With CH it’s also </w:t>
+        <w:t>Lexbox</w:t>
+      </w:r>
+      <w:r>
+        <w:t xml:space="preserve"> (</w:t>
+      </w:r>
+      <w:r>
+        <w:t>LB</w:t>
+      </w:r>
+      <w:r>
+        <w:t xml:space="preserve">), Chorus Hub (CH), and/or one or more USB drives. With USB drives, it’s easy to delete a repo directory to start over. With CH it’s also </w:t>
       </w:r>
       <w:r>
         <w:t xml:space="preserve">fairly </w:t>
@@ -14836,9 +15953,15 @@
         <w:t xml:space="preserve">However, when deleting or changing a folder name under c:\ChorusHub, you should go to Start…Services and stop the Chorus Hub Sharing Service, then after making the change, start the service again. </w:t>
       </w:r>
       <w:r>
-        <w:t xml:space="preserve">With LD, in order to reset the repo, you need to contact </w:t>
-      </w:r>
-      <w:hyperlink r:id="rId30" w:history="1">
+        <w:t xml:space="preserve">With </w:t>
+      </w:r>
+      <w:r>
+        <w:t>LB</w:t>
+      </w:r>
+      <w:r>
+        <w:t xml:space="preserve">, in order to reset the repo, you need to contact </w:t>
+      </w:r>
+      <w:hyperlink r:id="rId31" w:history="1">
         <w:r>
           <w:rPr>
             <w:rStyle w:val="Hyperlink"/>
@@ -14853,7 +15976,13 @@
         <w:t>n</w:t>
       </w:r>
       <w:r>
-        <w:t xml:space="preserve"> LD administrator to do this for you.</w:t>
+        <w:t xml:space="preserve"> </w:t>
+      </w:r>
+      <w:r>
+        <w:t>LB</w:t>
+      </w:r>
+      <w:r>
+        <w:t xml:space="preserve"> administrator to do this for you.</w:t>
       </w:r>
     </w:p>
     <w:p>
@@ -15069,7 +16198,8 @@
       <w:pPr>
         <w:pStyle w:val="Heading4"/>
       </w:pPr>
-      <w:bookmarkStart w:id="198" w:name="_Ref158901824"/>
+      <w:bookmarkStart w:id="200" w:name="_Ref158901824"/>
+      <w:bookmarkStart w:id="201" w:name="_Toc197003750"/>
       <w:r>
         <w:rPr>
           <w:lang w:val="en-US"/>
@@ -15079,7 +16209,8 @@
       <w:r>
         <w:t>Repairing lost or damaged local repo</w:t>
       </w:r>
-      <w:bookmarkEnd w:id="198"/>
+      <w:bookmarkEnd w:id="200"/>
+      <w:bookmarkEnd w:id="201"/>
     </w:p>
     <w:p>
       <w:pPr>
@@ -15101,15 +16232,7 @@
         <w:t>that</w:t>
       </w:r>
       <w:r>
-        <w:t xml:space="preserve"> point in time. As the user works in FieldWorks, changes are being stored in the </w:t>
-      </w:r>
-      <w:proofErr w:type="spellStart"/>
-      <w:r>
-        <w:t>fwdata</w:t>
-      </w:r>
-      <w:proofErr w:type="spellEnd"/>
-      <w:r>
-        <w:t xml:space="preserve"> file</w:t>
+        <w:t xml:space="preserve"> point in time. As the user works in FieldWorks, changes are being stored in the fwdata file</w:t>
       </w:r>
       <w:r>
         <w:t xml:space="preserve"> and related files</w:t>
@@ -15406,6 +16529,7 @@
       <w:pPr>
         <w:pStyle w:val="Heading4"/>
       </w:pPr>
+      <w:bookmarkStart w:id="202" w:name="_Toc197003751"/>
       <w:r>
         <w:rPr>
           <w:lang w:val="en-US"/>
@@ -15415,6 +16539,7 @@
       <w:r>
         <w:t>Using Repository Utility</w:t>
       </w:r>
+      <w:bookmarkEnd w:id="202"/>
     </w:p>
     <w:p>
       <w:pPr>
@@ -15475,7 +16600,13 @@
         <w:t>Many times, when you S/R, you will be modifying your current project directory as well as the remote repo directory</w:t>
       </w:r>
       <w:r>
-        <w:t xml:space="preserve"> (LD, CH, USB)</w:t>
+        <w:t xml:space="preserve"> (</w:t>
+      </w:r>
+      <w:r>
+        <w:t>LB</w:t>
+      </w:r>
+      <w:r>
+        <w:t>, CH, USB)</w:t>
       </w:r>
       <w:r>
         <w:t>. Having a zipped copy of both directories allows you to get back to the same starting point if you need to try something different.</w:t>
@@ -15492,10 +16623,19 @@
         <w:t xml:space="preserve">of project folders </w:t>
       </w:r>
       <w:r>
-        <w:t>from each user with outstanding work, and make a zipped copy of the project as downloaded from Language Depot</w:t>
-      </w:r>
-      <w:r>
-        <w:t xml:space="preserve"> (LD)</w:t>
+        <w:t xml:space="preserve">from each user with outstanding work, and make a zipped copy of the project as downloaded from </w:t>
+      </w:r>
+      <w:r>
+        <w:t>Lexbox</w:t>
+      </w:r>
+      <w:r>
+        <w:t xml:space="preserve"> (</w:t>
+      </w:r>
+      <w:r>
+        <w:t>LB</w:t>
+      </w:r>
+      <w:r>
+        <w:t>)</w:t>
       </w:r>
       <w:r>
         <w:t xml:space="preserve">. </w:t>
@@ -15516,7 +16656,7 @@
         <w:t xml:space="preserve"> files to restore all repos back to their original state. </w:t>
       </w:r>
       <w:r>
-        <w:t>LD</w:t>
+        <w:t>LB</w:t>
       </w:r>
       <w:r>
         <w:t xml:space="preserve"> is more difficult to restore as it requires help from a </w:t>
@@ -15546,7 +16686,13 @@
         <w:t>is</w:t>
       </w:r>
       <w:r>
-        <w:t xml:space="preserve"> fixed as desired, then you can S/R with LD to get your changes online.</w:t>
+        <w:t xml:space="preserve"> fixed as desired, then you can S/R with </w:t>
+      </w:r>
+      <w:r>
+        <w:t>LB</w:t>
+      </w:r>
+      <w:r>
+        <w:t xml:space="preserve"> to get your changes online.</w:t>
       </w:r>
     </w:p>
     <w:p>
@@ -15594,7 +16740,7 @@
       <w:r>
         <w:t xml:space="preserve">personnel. To get the program, you should contact </w:t>
       </w:r>
-      <w:hyperlink r:id="rId31" w:history="1">
+      <w:hyperlink r:id="rId32" w:history="1">
         <w:r>
           <w:rPr>
             <w:rStyle w:val="Hyperlink"/>
@@ -15648,7 +16794,7 @@
                     </pic:cNvPicPr>
                   </pic:nvPicPr>
                   <pic:blipFill>
-                    <a:blip r:embed="rId32">
+                    <a:blip r:embed="rId33">
                       <a:extLst>
                         <a:ext uri="{28A0092B-C50C-407E-A947-70E740481C1C}">
                           <a14:useLocalDpi xmlns:a14="http://schemas.microsoft.com/office/drawing/2010/main" val="0"/>
@@ -15692,15 +16838,7 @@
         <w:t xml:space="preserve">outside of FLEx </w:t>
       </w:r>
       <w:r>
-        <w:t xml:space="preserve">only changes the split version of the project files. You still need some way to rebuild the </w:t>
-      </w:r>
-      <w:proofErr w:type="spellStart"/>
-      <w:r>
-        <w:t>fwdata</w:t>
-      </w:r>
-      <w:proofErr w:type="spellEnd"/>
-      <w:r>
-        <w:t xml:space="preserve"> file from these split file</w:t>
+        <w:t>only changes the split version of the project files. You still need some way to rebuild the fwdata file from these split file</w:t>
       </w:r>
       <w:r>
         <w:t>s</w:t>
@@ -15741,7 +16879,7 @@
         <w:t xml:space="preserve"> FieldWorks repo from </w:t>
       </w:r>
       <w:r>
-        <w:t>Language Depot</w:t>
+        <w:t>Lexbox</w:t>
       </w:r>
       <w:r>
         <w:t xml:space="preserve">, </w:t>
@@ -15816,15 +16954,7 @@
         <w:t>It</w:t>
       </w:r>
       <w:r>
-        <w:t xml:space="preserve"> updates the split files to the selected revision, and then builds the </w:t>
-      </w:r>
-      <w:proofErr w:type="spellStart"/>
-      <w:r>
-        <w:t>fwdata</w:t>
-      </w:r>
-      <w:proofErr w:type="spellEnd"/>
-      <w:r>
-        <w:t xml:space="preserve"> file at that level. This can be very helpful for going back to earlier revisions to see the data in </w:t>
+        <w:t xml:space="preserve"> updates the split files to the selected revision, and then builds the fwdata file at that level. This can be very helpful for going back to earlier revisions to see the data in </w:t>
       </w:r>
       <w:r>
         <w:t>FLEx</w:t>
@@ -15865,15 +16995,7 @@
         <w:t>.</w:t>
       </w:r>
       <w:r>
-        <w:t xml:space="preserve"> This option can be useful in getting a version of the </w:t>
-      </w:r>
-      <w:proofErr w:type="spellStart"/>
-      <w:r>
-        <w:t>fwdata</w:t>
-      </w:r>
-      <w:proofErr w:type="spellEnd"/>
-      <w:r>
-        <w:t xml:space="preserve"> file or any of the split files at an earlier revision level, which can be useful in certain situations.</w:t>
+        <w:t xml:space="preserve"> This option can be useful in getting a version of the fwdata file or any of the split files at an earlier revision level, which can be useful in certain situations.</w:t>
       </w:r>
     </w:p>
     <w:p>
@@ -15897,15 +17019,7 @@
         <w:t xml:space="preserve"> a repo back to </w:t>
       </w:r>
       <w:r>
-        <w:t xml:space="preserve">the selected revision and rebuilds the </w:t>
-      </w:r>
-      <w:proofErr w:type="spellStart"/>
-      <w:r>
-        <w:t>fwdata</w:t>
-      </w:r>
-      <w:proofErr w:type="spellEnd"/>
-      <w:r>
-        <w:t xml:space="preserve"> file at that point</w:t>
+        <w:t>the selected revision and rebuilds the fwdata file at that point</w:t>
       </w:r>
       <w:r>
         <w:t xml:space="preserve">. The way it does this is it adds a couple new revisions that undo the changes made since the </w:t>
@@ -15947,7 +17061,19 @@
         <w:t>F</w:t>
       </w:r>
       <w:r>
-        <w:t>or instance, you can clone from LD, make a change, then send the changes back to LD.</w:t>
+        <w:t xml:space="preserve">or instance, you can clone from </w:t>
+      </w:r>
+      <w:r>
+        <w:t>LB</w:t>
+      </w:r>
+      <w:r>
+        <w:t xml:space="preserve">, make a change, then send the changes back to </w:t>
+      </w:r>
+      <w:r>
+        <w:t>LB</w:t>
+      </w:r>
+      <w:r>
+        <w:t>.</w:t>
       </w:r>
     </w:p>
     <w:p>
@@ -16026,6 +17152,7 @@
       <w:pPr>
         <w:pStyle w:val="Heading4"/>
       </w:pPr>
+      <w:bookmarkStart w:id="203" w:name="_Toc197003752"/>
       <w:r>
         <w:rPr>
           <w:lang w:val="en-US"/>
@@ -16044,6 +17171,7 @@
       <w:r>
         <w:t>data</w:t>
       </w:r>
+      <w:bookmarkEnd w:id="203"/>
     </w:p>
     <w:p>
       <w:pPr>
@@ -16224,8 +17352,8 @@
           <w:numId w:val="11"/>
         </w:numPr>
       </w:pPr>
-      <w:bookmarkStart w:id="199" w:name="_Toc528055589"/>
-      <w:bookmarkStart w:id="200" w:name="_Toc528055863"/>
+      <w:bookmarkStart w:id="204" w:name="_Toc528055589"/>
+      <w:bookmarkStart w:id="205" w:name="_Toc528055863"/>
       <w:r>
         <w:t xml:space="preserve">In your current project, do an S/R to USB or CH where the </w:t>
       </w:r>
@@ -16235,15 +17363,15 @@
       <w:r>
         <w:t xml:space="preserve"> location does not have the current project.</w:t>
       </w:r>
-      <w:bookmarkEnd w:id="199"/>
-      <w:bookmarkEnd w:id="200"/>
+      <w:bookmarkEnd w:id="204"/>
+      <w:bookmarkEnd w:id="205"/>
     </w:p>
     <w:p>
       <w:pPr>
         <w:pStyle w:val="ListNumber"/>
       </w:pPr>
-      <w:bookmarkStart w:id="201" w:name="_Toc528055590"/>
-      <w:bookmarkStart w:id="202" w:name="_Toc528055864"/>
+      <w:bookmarkStart w:id="206" w:name="_Toc528055590"/>
+      <w:bookmarkStart w:id="207" w:name="_Toc528055864"/>
       <w:r>
         <w:t xml:space="preserve">Open a </w:t>
       </w:r>
@@ -16295,10 +17423,10 @@
       <w:pPr>
         <w:pStyle w:val="ListNumber"/>
       </w:pPr>
-      <w:bookmarkStart w:id="203" w:name="_Toc528055591"/>
-      <w:bookmarkStart w:id="204" w:name="_Toc528055865"/>
-      <w:bookmarkEnd w:id="201"/>
-      <w:bookmarkEnd w:id="202"/>
+      <w:bookmarkStart w:id="208" w:name="_Toc528055591"/>
+      <w:bookmarkStart w:id="209" w:name="_Toc528055865"/>
+      <w:bookmarkEnd w:id="206"/>
+      <w:bookmarkEnd w:id="207"/>
       <w:r>
         <w:t>Now modify/replace the file</w:t>
       </w:r>
@@ -16314,15 +17442,15 @@
       <w:r>
         <w:t xml:space="preserve"> files (e.g., “Linguistics\TextCorpus\Text_73d2051c-9800-4eec-a333-2b2a6c6ad7aa.textincorpus” for an interlinear text)</w:t>
       </w:r>
-      <w:bookmarkEnd w:id="203"/>
-      <w:bookmarkEnd w:id="204"/>
+      <w:bookmarkEnd w:id="208"/>
+      <w:bookmarkEnd w:id="209"/>
     </w:p>
     <w:p>
       <w:pPr>
         <w:pStyle w:val="ListNumber"/>
       </w:pPr>
-      <w:bookmarkStart w:id="205" w:name="_Toc528055592"/>
-      <w:bookmarkStart w:id="206" w:name="_Toc528055866"/>
+      <w:bookmarkStart w:id="210" w:name="_Toc528055592"/>
+      <w:bookmarkStart w:id="211" w:name="_Toc528055866"/>
       <w:r>
         <w:t>Add the modified file</w:t>
       </w:r>
@@ -16371,16 +17499,16 @@
       <w:r>
         <w:t>addremove</w:t>
       </w:r>
-      <w:bookmarkEnd w:id="205"/>
-      <w:bookmarkEnd w:id="206"/>
+      <w:bookmarkEnd w:id="210"/>
+      <w:bookmarkEnd w:id="211"/>
       <w:proofErr w:type="spellEnd"/>
     </w:p>
     <w:p>
       <w:pPr>
         <w:pStyle w:val="ListNumber"/>
       </w:pPr>
-      <w:bookmarkStart w:id="207" w:name="_Toc528055593"/>
-      <w:bookmarkStart w:id="208" w:name="_Toc528055867"/>
+      <w:bookmarkStart w:id="212" w:name="_Toc528055593"/>
+      <w:bookmarkStart w:id="213" w:name="_Toc528055867"/>
       <w:r>
         <w:t>Commit the changes to the remote repo.</w:t>
       </w:r>
@@ -16423,15 +17551,15 @@
       <w:r>
         <w:t>u username</w:t>
       </w:r>
-      <w:bookmarkEnd w:id="207"/>
-      <w:bookmarkEnd w:id="208"/>
+      <w:bookmarkEnd w:id="212"/>
+      <w:bookmarkEnd w:id="213"/>
     </w:p>
     <w:p>
       <w:pPr>
         <w:pStyle w:val="ListNumber"/>
       </w:pPr>
-      <w:bookmarkStart w:id="209" w:name="_Toc528055594"/>
-      <w:bookmarkStart w:id="210" w:name="_Toc528055868"/>
+      <w:bookmarkStart w:id="214" w:name="_Toc528055594"/>
+      <w:bookmarkStart w:id="215" w:name="_Toc528055868"/>
       <w:r>
         <w:t>Now do S/R from your current project</w:t>
       </w:r>
@@ -16447,8 +17575,8 @@
       <w:r>
         <w:t>. This will pick up the file(s) you committed to the remote repo</w:t>
       </w:r>
-      <w:bookmarkEnd w:id="209"/>
-      <w:bookmarkEnd w:id="210"/>
+      <w:bookmarkEnd w:id="214"/>
+      <w:bookmarkEnd w:id="215"/>
       <w:r>
         <w:t xml:space="preserve"> and you should see those changes in FLEx.</w:t>
       </w:r>
@@ -16457,13 +17585,13 @@
       <w:pPr>
         <w:pStyle w:val="ListNumber"/>
       </w:pPr>
-      <w:bookmarkStart w:id="211" w:name="_Toc528055595"/>
-      <w:bookmarkStart w:id="212" w:name="_Toc528055869"/>
+      <w:bookmarkStart w:id="216" w:name="_Toc528055595"/>
+      <w:bookmarkStart w:id="217" w:name="_Toc528055869"/>
       <w:r>
         <w:t>You can then delete the remote repo directory since this was just a temporary repo.</w:t>
       </w:r>
-      <w:bookmarkEnd w:id="211"/>
-      <w:bookmarkEnd w:id="212"/>
+      <w:bookmarkEnd w:id="216"/>
+      <w:bookmarkEnd w:id="217"/>
     </w:p>
     <w:p>
       <w:pPr>
@@ -16472,6 +17600,7 @@
           <w:lang w:val="en-US"/>
         </w:rPr>
       </w:pPr>
+      <w:bookmarkStart w:id="218" w:name="_Toc197003753"/>
       <w:r>
         <w:rPr>
           <w:lang w:val="en-US"/>
@@ -16493,6 +17622,7 @@
         </w:rPr>
         <w:t>s</w:t>
       </w:r>
+      <w:bookmarkEnd w:id="218"/>
     </w:p>
     <w:p>
       <w:pPr>
@@ -16620,6 +17750,7 @@
       <w:pPr>
         <w:pStyle w:val="Heading4"/>
       </w:pPr>
+      <w:bookmarkStart w:id="219" w:name="_Toc197003754"/>
       <w:r>
         <w:rPr>
           <w:lang w:val="en-US"/>
@@ -16629,6 +17760,7 @@
       <w:r>
         <w:t>Recovering data in difficult situations</w:t>
       </w:r>
+      <w:bookmarkEnd w:id="219"/>
     </w:p>
     <w:p>
       <w:pPr>
@@ -16641,7 +17773,13 @@
         <w:t>lete their projects and do Get f</w:t>
       </w:r>
       <w:r>
-        <w:t>rom Colleague to get started from the repaired repo. This guarantees that the changes you made will remain unaltered, but it also means that any outstanding work the colleagues had done will be lost. If you don’t do this, and things go awry when colleagues sync, then you have yet another mess to try to fix which often involves needing to have someone reset the LD repo, etc.</w:t>
+        <w:t xml:space="preserve">rom Colleague to get started from the repaired repo. This guarantees that the changes you made will remain unaltered, but it also means that any outstanding work the colleagues had done will be lost. If you don’t do this, and things go awry when colleagues sync, then you have yet another mess to try to fix which often involves needing to have someone reset the </w:t>
+      </w:r>
+      <w:r>
+        <w:t>LB</w:t>
+      </w:r>
+      <w:r>
+        <w:t xml:space="preserve"> repo, etc.</w:t>
       </w:r>
     </w:p>
     <w:p>
@@ -16701,8 +17839,8 @@
           <w:numId w:val="12"/>
         </w:numPr>
       </w:pPr>
-      <w:bookmarkStart w:id="213" w:name="_Toc528055598"/>
-      <w:bookmarkStart w:id="214" w:name="_Toc528055872"/>
+      <w:bookmarkStart w:id="220" w:name="_Toc528055598"/>
+      <w:bookmarkStart w:id="221" w:name="_Toc528055872"/>
       <w:r>
         <w:t xml:space="preserve">Have all </w:t>
       </w:r>
@@ -16732,15 +17870,15 @@
       <w:r>
         <w:t>continue working.</w:t>
       </w:r>
-      <w:bookmarkEnd w:id="213"/>
-      <w:bookmarkEnd w:id="214"/>
+      <w:bookmarkEnd w:id="220"/>
+      <w:bookmarkEnd w:id="221"/>
     </w:p>
     <w:p>
       <w:pPr>
         <w:pStyle w:val="ListNumber"/>
       </w:pPr>
-      <w:bookmarkStart w:id="215" w:name="_Toc528055599"/>
-      <w:bookmarkStart w:id="216" w:name="_Toc528055873"/>
+      <w:bookmarkStart w:id="222" w:name="_Toc528055599"/>
+      <w:bookmarkStart w:id="223" w:name="_Toc528055873"/>
       <w:r>
         <w:t>If having all colleagues do an S/R is not possible for some reason, the best approach is to get a zipped copy of project directories from all colleagues</w:t>
       </w:r>
@@ -16748,10 +17886,22 @@
         <w:t xml:space="preserve"> with outstanding work</w:t>
       </w:r>
       <w:r>
-        <w:t xml:space="preserve"> and they stop working. Get a clone of the LD repo</w:t>
-      </w:r>
-      <w:r>
-        <w:t xml:space="preserve"> copied to CH or a USB that you can use as a temporary LD repo</w:t>
+        <w:t xml:space="preserve"> and they stop working. Get a clone of the </w:t>
+      </w:r>
+      <w:r>
+        <w:t>LB</w:t>
+      </w:r>
+      <w:r>
+        <w:t xml:space="preserve"> repo</w:t>
+      </w:r>
+      <w:r>
+        <w:t xml:space="preserve"> copied to CH or a USB that you can use as a temporary </w:t>
+      </w:r>
+      <w:r>
+        <w:t>LB</w:t>
+      </w:r>
+      <w:r>
+        <w:t xml:space="preserve"> repo</w:t>
       </w:r>
       <w:r>
         <w:t xml:space="preserve">. </w:t>
@@ -16769,16 +17919,28 @@
         <w:t>.</w:t>
       </w:r>
       <w:r>
-        <w:t xml:space="preserve"> When you have merged the data as best as possible to CH or USB, then do a S/R to LD. Now have all colleagues delete their directories and do Get </w:t>
+        <w:t xml:space="preserve"> When you have merged the data as best as possible to CH or USB, then do a S/R to </w:t>
+      </w:r>
+      <w:r>
+        <w:t>LB</w:t>
+      </w:r>
+      <w:r>
+        <w:t xml:space="preserve">. Now have all colleagues delete their directories and do Get </w:t>
       </w:r>
       <w:r>
         <w:t xml:space="preserve">Project </w:t>
       </w:r>
       <w:r>
-        <w:t>from Colleague and then get back to work. This way they should have their data merged as well as possible without damaging the LD repo in the process.</w:t>
-      </w:r>
-      <w:bookmarkEnd w:id="215"/>
-      <w:bookmarkEnd w:id="216"/>
+        <w:t xml:space="preserve">from Colleague and then get back to work. This way they should have their data merged as well as possible without damaging the </w:t>
+      </w:r>
+      <w:r>
+        <w:t>LB</w:t>
+      </w:r>
+      <w:r>
+        <w:t xml:space="preserve"> repo in the process.</w:t>
+      </w:r>
+      <w:bookmarkEnd w:id="222"/>
+      <w:bookmarkEnd w:id="223"/>
     </w:p>
     <w:p>
       <w:pPr>
@@ -16907,7 +18069,7 @@
           <w:lang w:val="en-US"/>
         </w:rPr>
       </w:pPr>
-      <w:bookmarkStart w:id="217" w:name="_Toc158903890"/>
+      <w:bookmarkStart w:id="224" w:name="_Toc197003755"/>
       <w:r>
         <w:t>4.</w:t>
       </w:r>
@@ -16938,7 +18100,7 @@
         </w:rPr>
         <w:t xml:space="preserve"> user</w:t>
       </w:r>
-      <w:bookmarkEnd w:id="217"/>
+      <w:bookmarkEnd w:id="224"/>
     </w:p>
     <w:p>
       <w:pPr>
@@ -17124,10 +18286,10 @@
           <w:lang w:val="en-US"/>
         </w:rPr>
       </w:pPr>
-      <w:bookmarkStart w:id="218" w:name="_Ref157093057"/>
-      <w:bookmarkStart w:id="219" w:name="_Ref157149823"/>
-      <w:bookmarkStart w:id="220" w:name="_Toc158903891"/>
-      <w:bookmarkStart w:id="221" w:name="_Hlk157697905"/>
+      <w:bookmarkStart w:id="225" w:name="_Ref157093057"/>
+      <w:bookmarkStart w:id="226" w:name="_Ref157149823"/>
+      <w:bookmarkStart w:id="227" w:name="_Hlk157697905"/>
+      <w:bookmarkStart w:id="228" w:name="_Toc197003756"/>
       <w:r>
         <w:t>4.</w:t>
       </w:r>
@@ -17152,11 +18314,11 @@
         </w:rPr>
         <w:t>and WeSay compatibility issues</w:t>
       </w:r>
-      <w:bookmarkEnd w:id="218"/>
-      <w:bookmarkEnd w:id="219"/>
-      <w:bookmarkEnd w:id="220"/>
-    </w:p>
-    <w:bookmarkEnd w:id="221"/>
+      <w:bookmarkEnd w:id="225"/>
+      <w:bookmarkEnd w:id="226"/>
+      <w:bookmarkEnd w:id="228"/>
+    </w:p>
+    <w:bookmarkEnd w:id="227"/>
     <w:p>
       <w:pPr>
         <w:pStyle w:val="BodyText"/>
@@ -17230,7 +18392,7 @@
           <w:lang w:val="en-US"/>
         </w:rPr>
       </w:pPr>
-      <w:bookmarkStart w:id="222" w:name="_Toc158903892"/>
+      <w:bookmarkStart w:id="229" w:name="_Toc197003757"/>
       <w:r>
         <w:t>4.</w:t>
       </w:r>
@@ -17249,7 +18411,7 @@
         </w:rPr>
         <w:t>Modifying FLEx lists outside of FLEx</w:t>
       </w:r>
-      <w:bookmarkEnd w:id="222"/>
+      <w:bookmarkEnd w:id="229"/>
     </w:p>
     <w:p>
       <w:pPr>
@@ -17665,15 +18827,7 @@
         <w:t xml:space="preserve">required </w:t>
       </w:r>
       <w:r>
-        <w:t xml:space="preserve">attributes in your new items will be added to the </w:t>
-      </w:r>
-      <w:proofErr w:type="spellStart"/>
-      <w:r>
-        <w:t>fwdata</w:t>
-      </w:r>
-      <w:proofErr w:type="spellEnd"/>
-      <w:r>
-        <w:t xml:space="preserve"> file.</w:t>
+        <w:t>attributes in your new items will be added to the fwdata file.</w:t>
       </w:r>
     </w:p>
     <w:p>
@@ -17685,8 +18839,6 @@
       <w:pPr>
         <w:pStyle w:val="BodyText"/>
       </w:pPr>
-      <w:bookmarkStart w:id="223" w:name="_GoBack"/>
-      <w:bookmarkEnd w:id="223"/>
       <w:r>
         <w:lastRenderedPageBreak/>
         <w:t>***********</w:t>
@@ -18096,7 +19248,7 @@
                     </pic:cNvPicPr>
                   </pic:nvPicPr>
                   <pic:blipFill>
-                    <a:blip r:embed="rId33">
+                    <a:blip r:embed="rId34">
                       <a:extLst>
                         <a:ext uri="{28A0092B-C50C-407E-A947-70E740481C1C}">
                           <a14:useLocalDpi xmlns:a14="http://schemas.microsoft.com/office/drawing/2010/main" val="0"/>
@@ -18140,16 +19292,16 @@
           <w:rStyle w:val="Boldphrase"/>
         </w:rPr>
       </w:pPr>
-      <w:bookmarkStart w:id="224" w:name="_Toc372396201"/>
-      <w:bookmarkStart w:id="225" w:name="_Toc423530141"/>
+      <w:bookmarkStart w:id="230" w:name="_Toc372396201"/>
+      <w:bookmarkStart w:id="231" w:name="_Toc423530141"/>
       <w:r>
         <w:rPr>
           <w:rStyle w:val="Boldphrase"/>
         </w:rPr>
         <w:t>4.? Unfinished notes</w:t>
       </w:r>
-      <w:bookmarkEnd w:id="224"/>
-      <w:bookmarkEnd w:id="225"/>
+      <w:bookmarkEnd w:id="230"/>
+      <w:bookmarkEnd w:id="231"/>
     </w:p>
     <w:p>
       <w:pPr>
@@ -18244,15 +19396,7 @@
       </w:r>
       <w:proofErr w:type="spellEnd"/>
       <w:r>
-        <w:t xml:space="preserve"> Send/Receive process includes all of the data in your FieldWorks </w:t>
-      </w:r>
-      <w:proofErr w:type="spellStart"/>
-      <w:r>
-        <w:t>fwdata</w:t>
-      </w:r>
-      <w:proofErr w:type="spellEnd"/>
-      <w:r>
-        <w:t xml:space="preserve"> file and your writing systems. Pictures and sound files are included if they are stored in the </w:t>
+        <w:t xml:space="preserve"> Send/Receive process includes all of the data in your FieldWorks fwdata file and your writing systems. Pictures and sound files are included if they are stored in the </w:t>
       </w:r>
       <w:proofErr w:type="spellStart"/>
       <w:r>
@@ -18417,8 +19561,8 @@
       </w:r>
     </w:p>
     <w:sectPr>
-      <w:headerReference w:type="default" r:id="rId34"/>
-      <w:footerReference w:type="default" r:id="rId35"/>
+      <w:headerReference w:type="default" r:id="rId35"/>
+      <w:footerReference w:type="default" r:id="rId36"/>
       <w:pgSz w:w="12240" w:h="15840" w:code="1"/>
       <w:pgMar w:top="1440" w:right="1440" w:bottom="1440" w:left="1440" w:header="720" w:footer="720" w:gutter="0"/>
       <w:cols w:space="720"/>
@@ -18479,7 +19623,7 @@
       <w:rPr>
         <w:noProof/>
       </w:rPr>
-      <w:t>2/15/2024</w:t>
+      <w:t>4/29/2025</w:t>
     </w:r>
     <w:r>
       <w:fldChar w:fldCharType="end"/>
@@ -18513,27 +19657,14 @@
     <w:pPr>
       <w:pStyle w:val="Header"/>
     </w:pPr>
-    <w:r>
-      <w:fldChar w:fldCharType="begin"/>
-    </w:r>
-    <w:r>
-      <w:instrText xml:space="preserve"> STYLEREF "Heading 2" \* MERGEFORMAT </w:instrText>
-    </w:r>
-    <w:r>
-      <w:fldChar w:fldCharType="separate"/>
-    </w:r>
-    <w:r>
-      <w:rPr>
-        <w:noProof/>
-      </w:rPr>
-      <w:t>4 Technical details</w:t>
-    </w:r>
-    <w:r>
-      <w:rPr>
-        <w:noProof/>
-      </w:rPr>
-      <w:fldChar w:fldCharType="end"/>
-    </w:r>
+    <w:fldSimple w:instr=" STYLEREF &quot;Heading 2&quot; \* MERGEFORMAT ">
+      <w:r>
+        <w:rPr>
+          <w:noProof/>
+        </w:rPr>
+        <w:t>3 How it works, or why it doesn’t</w:t>
+      </w:r>
+    </w:fldSimple>
     <w:r>
       <w:tab/>
     </w:r>
@@ -18564,7 +19695,7 @@
   <w:abstractNum w:abstractNumId="0" w15:restartNumberingAfterBreak="0">
     <w:nsid w:val="FFFFFF7C"/>
     <w:multiLevelType w:val="singleLevel"/>
-    <w:tmpl w:val="FCD62CF8"/>
+    <w:tmpl w:val="217C113E"/>
     <w:lvl w:ilvl="0">
       <w:start w:val="1"/>
       <w:numFmt w:val="decimal"/>
@@ -18581,7 +19712,7 @@
   <w:abstractNum w:abstractNumId="1" w15:restartNumberingAfterBreak="0">
     <w:nsid w:val="FFFFFF7D"/>
     <w:multiLevelType w:val="singleLevel"/>
-    <w:tmpl w:val="CF267304"/>
+    <w:tmpl w:val="2334FFFC"/>
     <w:lvl w:ilvl="0">
       <w:start w:val="1"/>
       <w:numFmt w:val="decimal"/>
@@ -18658,7 +19789,7 @@
   <w:abstractNum w:abstractNumId="5" w15:restartNumberingAfterBreak="0">
     <w:nsid w:val="FFFFFF81"/>
     <w:multiLevelType w:val="singleLevel"/>
-    <w:tmpl w:val="84FE74CA"/>
+    <w:tmpl w:val="C03E8B4A"/>
     <w:lvl w:ilvl="0">
       <w:start w:val="1"/>
       <w:numFmt w:val="bullet"/>
@@ -19068,6 +20199,119 @@
     </w:lvl>
   </w:abstractNum>
   <w:abstractNum w:abstractNumId="13" w15:restartNumberingAfterBreak="0">
+    <w:nsid w:val="4601477D"/>
+    <w:multiLevelType w:val="hybridMultilevel"/>
+    <w:tmpl w:val="76449CEC"/>
+    <w:lvl w:ilvl="0" w:tplc="04090001">
+      <w:start w:val="1"/>
+      <w:numFmt w:val="bullet"/>
+      <w:lvlText w:val=""/>
+      <w:lvlJc w:val="left"/>
+      <w:pPr>
+        <w:ind w:left="720" w:hanging="360"/>
+      </w:pPr>
+      <w:rPr>
+        <w:rFonts w:ascii="Symbol" w:hAnsi="Symbol" w:hint="default"/>
+      </w:rPr>
+    </w:lvl>
+    <w:lvl w:ilvl="1" w:tplc="04090003" w:tentative="1">
+      <w:start w:val="1"/>
+      <w:numFmt w:val="bullet"/>
+      <w:lvlText w:val="o"/>
+      <w:lvlJc w:val="left"/>
+      <w:pPr>
+        <w:ind w:left="1440" w:hanging="360"/>
+      </w:pPr>
+      <w:rPr>
+        <w:rFonts w:ascii="Courier New" w:hAnsi="Courier New" w:cs="Courier New" w:hint="default"/>
+      </w:rPr>
+    </w:lvl>
+    <w:lvl w:ilvl="2" w:tplc="04090005" w:tentative="1">
+      <w:start w:val="1"/>
+      <w:numFmt w:val="bullet"/>
+      <w:lvlText w:val=""/>
+      <w:lvlJc w:val="left"/>
+      <w:pPr>
+        <w:ind w:left="2160" w:hanging="360"/>
+      </w:pPr>
+      <w:rPr>
+        <w:rFonts w:ascii="Wingdings" w:hAnsi="Wingdings" w:hint="default"/>
+      </w:rPr>
+    </w:lvl>
+    <w:lvl w:ilvl="3" w:tplc="04090001" w:tentative="1">
+      <w:start w:val="1"/>
+      <w:numFmt w:val="bullet"/>
+      <w:lvlText w:val=""/>
+      <w:lvlJc w:val="left"/>
+      <w:pPr>
+        <w:ind w:left="2880" w:hanging="360"/>
+      </w:pPr>
+      <w:rPr>
+        <w:rFonts w:ascii="Symbol" w:hAnsi="Symbol" w:hint="default"/>
+      </w:rPr>
+    </w:lvl>
+    <w:lvl w:ilvl="4" w:tplc="04090003" w:tentative="1">
+      <w:start w:val="1"/>
+      <w:numFmt w:val="bullet"/>
+      <w:lvlText w:val="o"/>
+      <w:lvlJc w:val="left"/>
+      <w:pPr>
+        <w:ind w:left="3600" w:hanging="360"/>
+      </w:pPr>
+      <w:rPr>
+        <w:rFonts w:ascii="Courier New" w:hAnsi="Courier New" w:cs="Courier New" w:hint="default"/>
+      </w:rPr>
+    </w:lvl>
+    <w:lvl w:ilvl="5" w:tplc="04090005" w:tentative="1">
+      <w:start w:val="1"/>
+      <w:numFmt w:val="bullet"/>
+      <w:lvlText w:val=""/>
+      <w:lvlJc w:val="left"/>
+      <w:pPr>
+        <w:ind w:left="4320" w:hanging="360"/>
+      </w:pPr>
+      <w:rPr>
+        <w:rFonts w:ascii="Wingdings" w:hAnsi="Wingdings" w:hint="default"/>
+      </w:rPr>
+    </w:lvl>
+    <w:lvl w:ilvl="6" w:tplc="04090001" w:tentative="1">
+      <w:start w:val="1"/>
+      <w:numFmt w:val="bullet"/>
+      <w:lvlText w:val=""/>
+      <w:lvlJc w:val="left"/>
+      <w:pPr>
+        <w:ind w:left="5040" w:hanging="360"/>
+      </w:pPr>
+      <w:rPr>
+        <w:rFonts w:ascii="Symbol" w:hAnsi="Symbol" w:hint="default"/>
+      </w:rPr>
+    </w:lvl>
+    <w:lvl w:ilvl="7" w:tplc="04090003" w:tentative="1">
+      <w:start w:val="1"/>
+      <w:numFmt w:val="bullet"/>
+      <w:lvlText w:val="o"/>
+      <w:lvlJc w:val="left"/>
+      <w:pPr>
+        <w:ind w:left="5760" w:hanging="360"/>
+      </w:pPr>
+      <w:rPr>
+        <w:rFonts w:ascii="Courier New" w:hAnsi="Courier New" w:cs="Courier New" w:hint="default"/>
+      </w:rPr>
+    </w:lvl>
+    <w:lvl w:ilvl="8" w:tplc="04090005" w:tentative="1">
+      <w:start w:val="1"/>
+      <w:numFmt w:val="bullet"/>
+      <w:lvlText w:val=""/>
+      <w:lvlJc w:val="left"/>
+      <w:pPr>
+        <w:ind w:left="6480" w:hanging="360"/>
+      </w:pPr>
+      <w:rPr>
+        <w:rFonts w:ascii="Wingdings" w:hAnsi="Wingdings" w:hint="default"/>
+      </w:rPr>
+    </w:lvl>
+  </w:abstractNum>
+  <w:abstractNum w:abstractNumId="14" w15:restartNumberingAfterBreak="0">
     <w:nsid w:val="6918177A"/>
     <w:multiLevelType w:val="hybridMultilevel"/>
     <w:tmpl w:val="D1BCD954"/>
@@ -19153,7 +20397,7 @@
       </w:pPr>
     </w:lvl>
   </w:abstractNum>
-  <w:abstractNum w:abstractNumId="14" w15:restartNumberingAfterBreak="0">
+  <w:abstractNum w:abstractNumId="15" w15:restartNumberingAfterBreak="0">
     <w:nsid w:val="741403AA"/>
     <w:multiLevelType w:val="hybridMultilevel"/>
     <w:tmpl w:val="ABB02730"/>
@@ -19240,7 +20484,7 @@
       </w:pPr>
     </w:lvl>
   </w:abstractNum>
-  <w:abstractNum w:abstractNumId="15" w15:restartNumberingAfterBreak="0">
+  <w:abstractNum w:abstractNumId="16" w15:restartNumberingAfterBreak="0">
     <w:nsid w:val="75557E10"/>
     <w:multiLevelType w:val="hybridMultilevel"/>
     <w:tmpl w:val="F8B265CE"/>
@@ -19349,37 +20593,37 @@
     <w:abstractNumId w:val="2"/>
   </w:num>
   <w:num w:numId="6">
-    <w:abstractNumId w:val="14"/>
+    <w:abstractNumId w:val="15"/>
   </w:num>
   <w:num w:numId="7">
     <w:abstractNumId w:val="11"/>
   </w:num>
   <w:num w:numId="8">
-    <w:abstractNumId w:val="13"/>
+    <w:abstractNumId w:val="14"/>
   </w:num>
   <w:num w:numId="9">
-    <w:abstractNumId w:val="15"/>
+    <w:abstractNumId w:val="16"/>
   </w:num>
   <w:num w:numId="10">
-    <w:abstractNumId w:val="15"/>
+    <w:abstractNumId w:val="16"/>
     <w:lvlOverride w:ilvl="0">
       <w:startOverride w:val="1"/>
     </w:lvlOverride>
   </w:num>
   <w:num w:numId="11">
-    <w:abstractNumId w:val="15"/>
+    <w:abstractNumId w:val="16"/>
     <w:lvlOverride w:ilvl="0">
       <w:startOverride w:val="1"/>
     </w:lvlOverride>
   </w:num>
   <w:num w:numId="12">
-    <w:abstractNumId w:val="15"/>
+    <w:abstractNumId w:val="16"/>
     <w:lvlOverride w:ilvl="0">
       <w:startOverride w:val="1"/>
     </w:lvlOverride>
   </w:num>
   <w:num w:numId="13">
-    <w:abstractNumId w:val="15"/>
+    <w:abstractNumId w:val="16"/>
     <w:lvlOverride w:ilvl="0">
       <w:startOverride w:val="1"/>
     </w:lvlOverride>
@@ -19409,13 +20653,13 @@
     <w:abstractNumId w:val="8"/>
   </w:num>
   <w:num w:numId="21">
-    <w:abstractNumId w:val="15"/>
+    <w:abstractNumId w:val="16"/>
     <w:lvlOverride w:ilvl="0">
       <w:startOverride w:val="1"/>
     </w:lvlOverride>
   </w:num>
   <w:num w:numId="22">
-    <w:abstractNumId w:val="15"/>
+    <w:abstractNumId w:val="16"/>
     <w:lvlOverride w:ilvl="0">
       <w:startOverride w:val="1"/>
     </w:lvlOverride>
@@ -19428,6 +20672,9 @@
   </w:num>
   <w:num w:numId="24">
     <w:abstractNumId w:val="10"/>
+  </w:num>
+  <w:num w:numId="25">
+    <w:abstractNumId w:val="13"/>
   </w:num>
   <w:numIdMacAtCleanup w:val="14"/>
 </w:numbering>
@@ -19830,7 +21077,6 @@
   <w:style w:type="character" w:default="1" w:styleId="DefaultParagraphFont">
     <w:name w:val="Default Paragraph Font"/>
     <w:uiPriority w:val="1"/>
-    <w:semiHidden/>
     <w:unhideWhenUsed/>
   </w:style>
   <w:style w:type="table" w:default="1" w:styleId="TableNormal">
@@ -20697,7 +21943,7 @@
 </file>
 
 <file path=customXml/itemProps1.xml><?xml version="1.0" encoding="utf-8"?>
-<ds:datastoreItem xmlns:ds="http://schemas.openxmlformats.org/officeDocument/2006/customXml" ds:itemID="{CCD800D2-1B77-4CF0-9615-217C46F319E0}">
+<ds:datastoreItem xmlns:ds="http://schemas.openxmlformats.org/officeDocument/2006/customXml" ds:itemID="{E07B26F9-9686-4946-904C-FFD6FE566EA3}">
   <ds:schemaRefs>
     <ds:schemaRef ds:uri="http://schemas.openxmlformats.org/officeDocument/2006/bibliography"/>
   </ds:schemaRefs>

--- a/HelpResourcesSources/TechnicalNotes/Technical Notes on FieldWorks Send-Receive.docx
+++ b/HelpResourcesSources/TechnicalNotes/Technical Notes on FieldWorks Send-Receive.docx
@@ -40,14 +40,10 @@
         <w:br/>
       </w:r>
       <w:r>
-        <w:t>May 1</w:t>
-      </w:r>
-      <w:r>
-        <w:t>, 202</w:t>
-      </w:r>
-      <w:r>
-        <w:t>5</w:t>
-      </w:r>
+        <w:t>February 9, 2026</w:t>
+      </w:r>
+      <w:bookmarkStart w:id="0" w:name="_GoBack"/>
+      <w:bookmarkEnd w:id="0"/>
     </w:p>
     <w:p>
       <w:pPr>
@@ -2291,15 +2287,13 @@
       <w:pPr>
         <w:pStyle w:val="Heading2"/>
       </w:pPr>
-      <w:bookmarkStart w:id="0" w:name="_Toc197003727"/>
+      <w:bookmarkStart w:id="1" w:name="_Toc197003727"/>
       <w:r>
         <w:t xml:space="preserve">1 </w:t>
       </w:r>
       <w:r>
         <w:t>Send/Receive Introduction</w:t>
       </w:r>
-      <w:bookmarkStart w:id="1" w:name="_GoBack"/>
-      <w:bookmarkEnd w:id="0"/>
       <w:bookmarkEnd w:id="1"/>
     </w:p>
     <w:p>
@@ -2622,7 +2616,7 @@
           <w:noProof/>
         </w:rPr>
         <w:drawing>
-          <wp:inline distT="0" distB="0" distL="0" distR="0">
+          <wp:inline distT="0" distB="0" distL="0" distR="0" wp14:anchorId="387FCC1F" wp14:editId="19C68FDD">
             <wp:extent cx="1981200" cy="2009775"/>
             <wp:effectExtent l="0" t="0" r="0" b="0"/>
             <wp:docPr id="1" name="Picture 1"/>
@@ -2704,7 +2698,7 @@
           <w:noProof/>
         </w:rPr>
         <w:drawing>
-          <wp:inline distT="0" distB="0" distL="0" distR="0">
+          <wp:inline distT="0" distB="0" distL="0" distR="0" wp14:anchorId="7189D983" wp14:editId="506A7AB0">
             <wp:extent cx="2095500" cy="1752600"/>
             <wp:effectExtent l="0" t="0" r="0" b="0"/>
             <wp:docPr id="2" name="Picture 2"/>
@@ -2757,7 +2751,7 @@
           <w:noProof/>
         </w:rPr>
         <w:drawing>
-          <wp:inline distT="0" distB="0" distL="0" distR="0">
+          <wp:inline distT="0" distB="0" distL="0" distR="0" wp14:anchorId="1FF194C5" wp14:editId="11E51373">
             <wp:extent cx="2438400" cy="1809750"/>
             <wp:effectExtent l="0" t="0" r="0" b="0"/>
             <wp:docPr id="3" name="Picture 3"/>
@@ -2921,7 +2915,7 @@
           <w:noProof/>
         </w:rPr>
         <w:drawing>
-          <wp:inline distT="0" distB="0" distL="0" distR="0">
+          <wp:inline distT="0" distB="0" distL="0" distR="0" wp14:anchorId="1C27DA01" wp14:editId="3FE306D2">
             <wp:extent cx="2781300" cy="2438400"/>
             <wp:effectExtent l="0" t="0" r="0" b="0"/>
             <wp:docPr id="4" name="Picture 4"/>
@@ -3178,7 +3172,19 @@
         <w:t xml:space="preserve">Root-based </w:t>
       </w:r>
       <w:r>
-        <w:t>dictionary configuration, you will need to select your desired view. You also need to check to make sure that all writing systems are set to the desired font and keyboard. There is a way you can avoid losing all of this except your dictionary view, by saving a few files prior to deleting your project (or move your project folder to some location other than the Projects folder), then copying these files back into the original project directories while FLEx is stopped. The three files are</w:t>
+        <w:t xml:space="preserve">dictionary configuration, you will need to select your desired </w:t>
+      </w:r>
+      <w:r>
+        <w:t>layout</w:t>
+      </w:r>
+      <w:r>
+        <w:t xml:space="preserve">. You also need to check to make sure that all writing systems are set to the desired font and keyboard. There is a way you can avoid losing all of this except your dictionary </w:t>
+      </w:r>
+      <w:r>
+        <w:t>layout</w:t>
+      </w:r>
+      <w:r>
+        <w:t>, by saving a few files prior to deleting your project (or move your project folder to some location other than the Projects folder), then copying these files back into the original project directories while FLEx is stopped. The three files are</w:t>
       </w:r>
       <w:r>
         <w:br/>
@@ -3223,7 +3229,13 @@
       </w:r>
       <w:r>
         <w:br/>
-        <w:t>These files, and your default dictionary view are not included in S/R because they are just local to your machine.</w:t>
+        <w:t xml:space="preserve">These files, and your default dictionary </w:t>
+      </w:r>
+      <w:r>
+        <w:t>layout</w:t>
+      </w:r>
+      <w:r>
+        <w:t xml:space="preserve"> are not included in S/R because they are just local to your machine.</w:t>
       </w:r>
     </w:p>
     <w:p>
@@ -3421,13 +3433,7 @@
         <w:fldChar w:fldCharType="separate"/>
       </w:r>
       <w:r>
-        <w:t xml:space="preserve">2.5 </w:t>
-      </w:r>
-      <w:r>
-        <w:t>Lexbox</w:t>
-      </w:r>
-      <w:r>
-        <w:t xml:space="preserve"> Internet startup</w:t>
+        <w:t xml:space="preserve">2.5 Lexbox Internet </w:t>
       </w:r>
       <w:r>
         <w:fldChar w:fldCharType="end"/>
@@ -4525,7 +4531,7 @@
         <w:fldChar w:fldCharType="separate"/>
       </w:r>
       <w:r>
-        <w:t>4.7 FLEx and WeSay compatibility issues</w:t>
+        <w:t>4.7 FieldWorks and WeSay compatibility issues</w:t>
       </w:r>
       <w:r>
         <w:fldChar w:fldCharType="end"/>
@@ -4839,7 +4845,7 @@
         <w:fldChar w:fldCharType="separate"/>
       </w:r>
       <w:r>
-        <w:t>4.7 FLEx and WeSay compatibility issues</w:t>
+        <w:t>4.7 FieldWorks and WeSay compatibility issues</w:t>
       </w:r>
       <w:r>
         <w:fldChar w:fldCharType="end"/>
@@ -15177,7 +15183,7 @@
           <w:noProof/>
         </w:rPr>
         <w:drawing>
-          <wp:inline distT="0" distB="0" distL="0" distR="0" wp14:anchorId="6698E7BE" wp14:editId="01724E17">
+          <wp:inline distT="0" distB="0" distL="0" distR="0" wp14:anchorId="03897172" wp14:editId="4AD1DD02">
             <wp:extent cx="5943600" cy="3202305"/>
             <wp:effectExtent l="0" t="0" r="0" b="0"/>
             <wp:docPr id="15" name="Picture 15"/>
@@ -15441,7 +15447,7 @@
           <w:lang w:bidi="lo-LA"/>
         </w:rPr>
         <w:drawing>
-          <wp:inline distT="0" distB="0" distL="0" distR="0" wp14:anchorId="42F8A267" wp14:editId="5EAD6BAB">
+          <wp:inline distT="0" distB="0" distL="0" distR="0" wp14:anchorId="70187136" wp14:editId="74BC1C80">
             <wp:extent cx="5943600" cy="2889250"/>
             <wp:effectExtent l="0" t="0" r="0" b="6350"/>
             <wp:docPr id="13" name="Picture 13"/>
@@ -15652,7 +15658,7 @@
         </w:rPr>
         <w:lastRenderedPageBreak/>
         <w:drawing>
-          <wp:inline distT="0" distB="0" distL="0" distR="0" wp14:anchorId="6158AD7F" wp14:editId="2204D2BB">
+          <wp:inline distT="0" distB="0" distL="0" distR="0" wp14:anchorId="6F9E4C50" wp14:editId="26E295F8">
             <wp:extent cx="5029200" cy="2887893"/>
             <wp:effectExtent l="0" t="0" r="0" b="8255"/>
             <wp:docPr id="11" name="Picture 11"/>
@@ -15723,7 +15729,7 @@
           <w:lang w:bidi="lo-LA"/>
         </w:rPr>
         <w:drawing>
-          <wp:inline distT="0" distB="0" distL="0" distR="0" wp14:anchorId="1BE582C3" wp14:editId="4ED63AD8">
+          <wp:inline distT="0" distB="0" distL="0" distR="0" wp14:anchorId="5DA01D24" wp14:editId="628AC3F2">
             <wp:extent cx="4486275" cy="1315086"/>
             <wp:effectExtent l="0" t="0" r="0" b="0"/>
             <wp:docPr id="12" name="Picture 12"/>
@@ -16777,7 +16783,7 @@
           <w:lang w:bidi="lo-LA"/>
         </w:rPr>
         <w:drawing>
-          <wp:inline distT="0" distB="0" distL="0" distR="0">
+          <wp:inline distT="0" distB="0" distL="0" distR="0" wp14:anchorId="008BFAE7" wp14:editId="1525172F">
             <wp:extent cx="5705475" cy="3885941"/>
             <wp:effectExtent l="0" t="0" r="0" b="635"/>
             <wp:docPr id="7" name="Picture 1"/>
@@ -17223,38 +17229,14 @@
         <w:t xml:space="preserve"> (e.g., Update to revision)</w:t>
       </w:r>
       <w:r>
-        <w:t xml:space="preserve">, then export the text to </w:t>
-      </w:r>
-      <w:proofErr w:type="spellStart"/>
-      <w:r>
-        <w:t>flextext</w:t>
-      </w:r>
-      <w:proofErr w:type="spellEnd"/>
-      <w:r>
-        <w:t xml:space="preserve">. Then in a </w:t>
+        <w:t xml:space="preserve">, then export the text to flextext. Then in a </w:t>
       </w:r>
       <w:r>
         <w:lastRenderedPageBreak/>
-        <w:t xml:space="preserve">current project, import that </w:t>
-      </w:r>
-      <w:proofErr w:type="spellStart"/>
-      <w:r>
-        <w:t>flextext</w:t>
-      </w:r>
-      <w:proofErr w:type="spellEnd"/>
-      <w:r>
-        <w:t xml:space="preserve"> file, choosing the option to overwrite the existing text. </w:t>
-      </w:r>
-      <w:r>
-        <w:t xml:space="preserve">This would restore the baseline and segment annotations, while trying to keep the current analyses. If you import a </w:t>
-      </w:r>
-      <w:proofErr w:type="spellStart"/>
-      <w:r>
-        <w:t>flextext</w:t>
-      </w:r>
-      <w:proofErr w:type="spellEnd"/>
-      <w:r>
-        <w:t xml:space="preserve"> file without overwriting an existing text, it will import the baseline with segment annotations, but it will not include any morph analys</w:t>
+        <w:t xml:space="preserve">current project, import that flextext file, choosing the option to overwrite the existing text. </w:t>
+      </w:r>
+      <w:r>
+        <w:t>This would restore the baseline and segment annotations, while trying to keep the current analyses. If you import a flextext file without overwriting an existing text, it will import the baseline with segment annotations, but it will not include any morph analys</w:t>
       </w:r>
       <w:r>
         <w:t>e</w:t>
@@ -18288,8 +18270,8 @@
       </w:pPr>
       <w:bookmarkStart w:id="225" w:name="_Ref157093057"/>
       <w:bookmarkStart w:id="226" w:name="_Ref157149823"/>
-      <w:bookmarkStart w:id="227" w:name="_Hlk157697905"/>
-      <w:bookmarkStart w:id="228" w:name="_Toc197003756"/>
+      <w:bookmarkStart w:id="227" w:name="_Toc197003756"/>
+      <w:bookmarkStart w:id="228" w:name="_Hlk157697905"/>
       <w:r>
         <w:t>4.</w:t>
       </w:r>
@@ -18316,9 +18298,9 @@
       </w:r>
       <w:bookmarkEnd w:id="225"/>
       <w:bookmarkEnd w:id="226"/>
-      <w:bookmarkEnd w:id="228"/>
-    </w:p>
-    <w:bookmarkEnd w:id="227"/>
+      <w:bookmarkEnd w:id="227"/>
+    </w:p>
+    <w:bookmarkEnd w:id="228"/>
     <w:p>
       <w:pPr>
         <w:pStyle w:val="BodyText"/>
@@ -18382,7 +18364,13 @@
         <w:pStyle w:val="BodyText"/>
       </w:pPr>
       <w:r>
-        <w:t>If you plan to use FLEx and WeSay with Send/Receive during a rapid word collection process, you need to use lexeme form and definition in both programs. If you want to do anything else, then you should only use FLEx during the process and configure it for a simple view that only shows what you want.</w:t>
+        <w:t xml:space="preserve">If you plan to use FLEx and WeSay with Send/Receive during a rapid word collection process, you need to use lexeme form and definition in both programs. If you want to do anything else, then you should only use FLEx during the process and configure it for a simple </w:t>
+      </w:r>
+      <w:r>
+        <w:t>layout</w:t>
+      </w:r>
+      <w:r>
+        <w:t xml:space="preserve"> that only shows what you want.</w:t>
       </w:r>
     </w:p>
     <w:p>
@@ -19231,7 +19219,7 @@
           <w:noProof/>
         </w:rPr>
         <w:drawing>
-          <wp:inline distT="0" distB="0" distL="0" distR="0">
+          <wp:inline distT="0" distB="0" distL="0" distR="0" wp14:anchorId="4AF72072" wp14:editId="05A48780">
             <wp:extent cx="2895600" cy="2695575"/>
             <wp:effectExtent l="0" t="0" r="0" b="0"/>
             <wp:docPr id="8" name="Picture 8"/>
@@ -19623,7 +19611,7 @@
       <w:rPr>
         <w:noProof/>
       </w:rPr>
-      <w:t>4/29/2025</w:t>
+      <w:t>2/9/2026</w:t>
     </w:r>
     <w:r>
       <w:fldChar w:fldCharType="end"/>
@@ -19657,14 +19645,27 @@
     <w:pPr>
       <w:pStyle w:val="Header"/>
     </w:pPr>
-    <w:fldSimple w:instr=" STYLEREF &quot;Heading 2&quot; \* MERGEFORMAT ">
-      <w:r>
-        <w:rPr>
-          <w:noProof/>
-        </w:rPr>
-        <w:t>3 How it works, or why it doesn’t</w:t>
-      </w:r>
-    </w:fldSimple>
+    <w:r>
+      <w:fldChar w:fldCharType="begin"/>
+    </w:r>
+    <w:r>
+      <w:instrText xml:space="preserve"> STYLEREF "Heading 2" \* MERGEFORMAT </w:instrText>
+    </w:r>
+    <w:r>
+      <w:fldChar w:fldCharType="separate"/>
+    </w:r>
+    <w:r>
+      <w:rPr>
+        <w:noProof/>
+      </w:rPr>
+      <w:t>4 Technical details</w:t>
+    </w:r>
+    <w:r>
+      <w:rPr>
+        <w:noProof/>
+      </w:rPr>
+      <w:fldChar w:fldCharType="end"/>
+    </w:r>
     <w:r>
       <w:tab/>
     </w:r>
@@ -21077,6 +21078,7 @@
   <w:style w:type="character" w:default="1" w:styleId="DefaultParagraphFont">
     <w:name w:val="Default Paragraph Font"/>
     <w:uiPriority w:val="1"/>
+    <w:semiHidden/>
     <w:unhideWhenUsed/>
   </w:style>
   <w:style w:type="table" w:default="1" w:styleId="TableNormal">
@@ -21943,7 +21945,7 @@
 </file>
 
 <file path=customXml/itemProps1.xml><?xml version="1.0" encoding="utf-8"?>
-<ds:datastoreItem xmlns:ds="http://schemas.openxmlformats.org/officeDocument/2006/customXml" ds:itemID="{E07B26F9-9686-4946-904C-FFD6FE566EA3}">
+<ds:datastoreItem xmlns:ds="http://schemas.openxmlformats.org/officeDocument/2006/customXml" ds:itemID="{FDEBD40A-9CC9-4A58-BFFE-D349BC228939}">
   <ds:schemaRefs>
     <ds:schemaRef ds:uri="http://schemas.openxmlformats.org/officeDocument/2006/bibliography"/>
   </ds:schemaRefs>
